--- a/docs/dissertation/Диссертация-черновик.docx
+++ b/docs/dissertation/Диссертация-черновик.docx
@@ -256,36 +256,18 @@
     </w:sdt>
     <w:p>
       <w:pPr>
-        <w:spacing w:after="0" w:line="360"/>
-        <w:jc w:val="both"/>
-      </w:pPr>
-      <w:r>
-        <w:rPr>
-          <w:rFonts w:ascii="Times New Roman" w:cs="Times New Roman" w:eastAsia="Times New Roman" w:hAnsi="Times New Roman"/>
-          <w:b w:val="false"/>
-          <w:bCs w:val="false"/>
-          <w:i/>
-          <w:iCs/>
-          <w:sz w:val="24"/>
-          <w:szCs w:val="24"/>
-        </w:rPr>
-        <w:t xml:space="preserve">Поле содержания обновляется в Word: правая кнопка по оглавлению, «Обновить поле».</w:t>
-      </w:r>
-    </w:p>
-    <w:p>
-      <w:pPr>
         <w:pStyle w:val="Heading1"/>
         <w:pageBreakBefore/>
         <w:spacing w:after="240" w:line="360"/>
-        <w:jc w:val="left"/>
+        <w:jc w:val="center"/>
       </w:pPr>
       <w:r>
         <w:rPr>
           <w:rFonts w:ascii="Times New Roman" w:cs="Times New Roman" w:eastAsia="Times New Roman" w:hAnsi="Times New Roman"/>
           <w:b/>
           <w:bCs/>
-          <w:sz w:val="32"/>
-          <w:szCs w:val="32"/>
+          <w:sz w:val="28"/>
+          <w:szCs w:val="28"/>
         </w:rPr>
         <w:t xml:space="preserve">ОПРЕДЕЛЕНИЯ, ОБОЗНАЧЕНИЯ И СОКРАЩЕНИЯ</w:t>
       </w:r>
@@ -589,7 +571,7 @@
           <w:sz w:val="24"/>
           <w:szCs w:val="24"/>
         </w:rPr>
-        <w:t xml:space="preserve"/>
+        <w:t xml:space="preserve">Таблица 1 — Принятые сокращения</w:t>
       </w:r>
     </w:p>
     <w:tbl>
@@ -708,74 +690,6 @@
                 <w:sz w:val="24"/>
                 <w:szCs w:val="24"/>
               </w:rPr>
-              <w:t xml:space="preserve">ЯМ</w:t>
-            </w:r>
-          </w:p>
-        </w:tc>
-        <w:tc>
-          <w:tcPr>
-            <w:tcW w:type="dxa" w:w="6838"/>
-            <w:tcBorders>
-              <w:top w:val="single" w:color="808080" w:sz="1"/>
-              <w:left w:val="single" w:color="808080" w:sz="1"/>
-              <w:bottom w:val="single" w:color="808080" w:sz="1"/>
-              <w:right w:val="single" w:color="808080" w:sz="1"/>
-            </w:tcBorders>
-            <w:tcMar>
-              <w:top w:type="dxa" w:w="60"/>
-              <w:left w:type="dxa" w:w="100"/>
-              <w:bottom w:type="dxa" w:w="60"/>
-              <w:right w:type="dxa" w:w="100"/>
-            </w:tcMar>
-          </w:tcPr>
-          <w:p>
-            <w:pPr>
-              <w:spacing w:line="240"/>
-              <w:jc w:val="center"/>
-            </w:pPr>
-            <w:r>
-              <w:rPr>
-                <w:rFonts w:ascii="Times New Roman" w:cs="Times New Roman" w:eastAsia="Times New Roman" w:hAnsi="Times New Roman"/>
-                <w:b w:val="false"/>
-                <w:bCs w:val="false"/>
-                <w:sz w:val="24"/>
-                <w:szCs w:val="24"/>
-              </w:rPr>
-              <w:t xml:space="preserve">языковая модель</w:t>
-            </w:r>
-          </w:p>
-        </w:tc>
-      </w:tr>
-      <w:tr>
-        <w:tc>
-          <w:tcPr>
-            <w:tcW w:type="dxa" w:w="2800"/>
-            <w:tcBorders>
-              <w:top w:val="single" w:color="808080" w:sz="1"/>
-              <w:left w:val="single" w:color="808080" w:sz="1"/>
-              <w:bottom w:val="single" w:color="808080" w:sz="1"/>
-              <w:right w:val="single" w:color="808080" w:sz="1"/>
-            </w:tcBorders>
-            <w:tcMar>
-              <w:top w:type="dxa" w:w="60"/>
-              <w:left w:type="dxa" w:w="100"/>
-              <w:bottom w:type="dxa" w:w="60"/>
-              <w:right w:type="dxa" w:w="100"/>
-            </w:tcMar>
-          </w:tcPr>
-          <w:p>
-            <w:pPr>
-              <w:spacing w:line="240"/>
-              <w:jc w:val="left"/>
-            </w:pPr>
-            <w:r>
-              <w:rPr>
-                <w:rFonts w:ascii="Times New Roman" w:cs="Times New Roman" w:eastAsia="Times New Roman" w:hAnsi="Times New Roman"/>
-                <w:b w:val="false"/>
-                <w:bCs w:val="false"/>
-                <w:sz w:val="24"/>
-                <w:szCs w:val="24"/>
-              </w:rPr>
               <w:t xml:space="preserve">WER</w:t>
             </w:r>
           </w:p>
@@ -1173,15 +1087,15 @@
         <w:pStyle w:val="Heading1"/>
         <w:pageBreakBefore/>
         <w:spacing w:after="240" w:line="360"/>
-        <w:jc w:val="left"/>
+        <w:jc w:val="center"/>
       </w:pPr>
       <w:r>
         <w:rPr>
           <w:rFonts w:ascii="Times New Roman" w:cs="Times New Roman" w:eastAsia="Times New Roman" w:hAnsi="Times New Roman"/>
           <w:b/>
           <w:bCs/>
-          <w:sz w:val="32"/>
-          <w:szCs w:val="32"/>
+          <w:sz w:val="28"/>
+          <w:szCs w:val="28"/>
         </w:rPr>
         <w:t xml:space="preserve">ВВЕДЕНИЕ</w:t>
       </w:r>
@@ -1397,7 +1311,7 @@
           <w:sz w:val="28"/>
           <w:szCs w:val="28"/>
         </w:rPr>
-        <w:t xml:space="preserve">разработать информационную модель ситуации как единое представление мультимодального потока восприятия;</w:t>
+        <w:t xml:space="preserve">разработать архитектуру системы управления мобильным роботом, обеспечивающую логическую связь между уровнями и повышение скорости передачи команд и данных;</w:t>
       </w:r>
     </w:p>
     <w:p>
@@ -1416,7 +1330,7 @@
           <w:sz w:val="28"/>
           <w:szCs w:val="28"/>
         </w:rPr>
-        <w:t xml:space="preserve">разработать информационную модель поведения, включающую выбор момента и типа воздействия;</w:t>
+        <w:t xml:space="preserve">разработать информационную модель ситуации как единое представление мультимодального потока восприятия;</w:t>
       </w:r>
     </w:p>
     <w:p>
@@ -1435,7 +1349,7 @@
           <w:sz w:val="28"/>
           <w:szCs w:val="28"/>
         </w:rPr>
-        <w:t xml:space="preserve">разработать информационную модель персонифицированной памяти;</w:t>
+        <w:t xml:space="preserve">разработать информационную модель поведения, включающую выбор момента и типа воздействия;</w:t>
       </w:r>
     </w:p>
     <w:p>
@@ -1454,7 +1368,7 @@
           <w:sz w:val="28"/>
           <w:szCs w:val="28"/>
         </w:rPr>
-        <w:t xml:space="preserve">разработать информационную модель неявной обратной связи, представляющую реакцию человека как оценочный сигнал;</w:t>
+        <w:t xml:space="preserve">разработать информационную модель персонифицированной памяти;</w:t>
       </w:r>
     </w:p>
     <w:p>
@@ -1473,7 +1387,7 @@
           <w:sz w:val="28"/>
           <w:szCs w:val="28"/>
         </w:rPr>
-        <w:t xml:space="preserve">разработать технологию создания вербального робота, включающую двухконтурную архитектуру и методику дообучения без деградации речевых способностей;</w:t>
+        <w:t xml:space="preserve">разработать информационную модель неявной обратной связи, представляющую реакцию человека как оценочный сигнал;</w:t>
       </w:r>
     </w:p>
     <w:p>
@@ -1492,6 +1406,25 @@
           <w:sz w:val="28"/>
           <w:szCs w:val="28"/>
         </w:rPr>
+        <w:t xml:space="preserve">разработать технологию создания вербального робота, включающую двухконтурную архитектуру и методику дообучения без деградации речевых способностей;</w:t>
+      </w:r>
+    </w:p>
+    <w:p>
+      <w:pPr>
+        <w:pStyle w:val="ListParagraph"/>
+        <w:numPr>
+          <w:ilvl w:val="0"/>
+          <w:numId w:val="2"/>
+        </w:numPr>
+        <w:spacing w:line="360"/>
+        <w:jc w:val="both"/>
+      </w:pPr>
+      <w:r>
+        <w:rPr>
+          <w:rFonts w:ascii="Times New Roman" w:cs="Times New Roman" w:eastAsia="Times New Roman" w:hAnsi="Times New Roman"/>
+          <w:sz w:val="28"/>
+          <w:szCs w:val="28"/>
+        </w:rPr>
         <w:t xml:space="preserve">выполнить экспериментальную проверку разработанных моделей и технологии.</w:t>
       </w:r>
     </w:p>
@@ -1530,7 +1463,7 @@
           <w:sz w:val="28"/>
           <w:szCs w:val="28"/>
         </w:rPr>
-        <w:t xml:space="preserve">разработана информационная модель ситуации и поведения вербального робота, формализующая взаимодействие как непрерывный процесс принятия решений на потоке восприятия с обучаемым выбором момента вмешательства, в отличие от известных моделей, инициируемых обращением человека;</w:t>
+        <w:t xml:space="preserve">разработана пятиуровневая архитектура системы управления мобильным роботом, отличающаяся выделением самостоятельного уровня программных модулей с логической связью и интеллектуальным взаимодействием между ними, что обеспечивает повышение скорости передачи команд и данных;</w:t>
       </w:r>
     </w:p>
     <w:p>
@@ -1549,7 +1482,7 @@
           <w:sz w:val="28"/>
           <w:szCs w:val="28"/>
         </w:rPr>
-        <w:t xml:space="preserve">предложена информационная модель неявной обратной связи, представляющая невербальную реакцию человека на действие робота как оценочный сигнал, что позволяет адаптировать систему в процессе эксплуатации без участия разметчиков;</w:t>
+        <w:t xml:space="preserve">разработана информационная модель ситуации и поведения вербального робота, формализующая взаимодействие как непрерывный процесс принятия решений на потоке восприятия с обучаемым выбором момента вмешательства, в отличие от известных моделей, инициируемых обращением человека;</w:t>
       </w:r>
     </w:p>
     <w:p>
@@ -1568,7 +1501,7 @@
           <w:sz w:val="28"/>
           <w:szCs w:val="28"/>
         </w:rPr>
-        <w:t xml:space="preserve">разработана технология создания вербального робота на основе двухконтурной архитектуры, обеспечивающая специализацию модели при сохранении речевых способностей, и впервые количественно измерен соответствующий компромисс;</w:t>
+        <w:t xml:space="preserve">предложена информационная модель неявной обратной связи, представляющая невербальную реакцию человека на действие робота как оценочный сигнал, что позволяет адаптировать систему в процессе эксплуатации без участия разметчиков;</w:t>
       </w:r>
     </w:p>
     <w:p>
@@ -1587,6 +1520,25 @@
           <w:sz w:val="28"/>
           <w:szCs w:val="28"/>
         </w:rPr>
+        <w:t xml:space="preserve">разработана технология создания вербального робота на основе двухконтурной архитектуры, обеспечивающая специализацию модели при сохранении речевых способностей, и впервые количественно измерен соответствующий компромисс;</w:t>
+      </w:r>
+    </w:p>
+    <w:p>
+      <w:pPr>
+        <w:pStyle w:val="ListParagraph"/>
+        <w:numPr>
+          <w:ilvl w:val="0"/>
+          <w:numId w:val="3"/>
+        </w:numPr>
+        <w:spacing w:line="360"/>
+        <w:jc w:val="both"/>
+      </w:pPr>
+      <w:r>
+        <w:rPr>
+          <w:rFonts w:ascii="Times New Roman" w:cs="Times New Roman" w:eastAsia="Times New Roman" w:hAnsi="Times New Roman"/>
+          <w:sz w:val="28"/>
+          <w:szCs w:val="28"/>
+        </w:rPr>
         <w:t xml:space="preserve">разработана система метрик и экспериментально показана непригодность общепринятых критериев отбора модели (значения функции потерь, F1, точности) для задач проактивного взаимодействия.</w:t>
       </w:r>
     </w:p>
@@ -1625,7 +1577,7 @@
           <w:sz w:val="28"/>
           <w:szCs w:val="28"/>
         </w:rPr>
-        <w:t xml:space="preserve">информационные модели ситуации, поведения и памяти вербального робота;</w:t>
+        <w:t xml:space="preserve">пятиуровневая архитектура системы управления мобильным роботом с выделенным уровнем программных модулей;</w:t>
       </w:r>
     </w:p>
     <w:p>
@@ -1644,7 +1596,7 @@
           <w:sz w:val="28"/>
           <w:szCs w:val="28"/>
         </w:rPr>
-        <w:t xml:space="preserve">метод извлечения оценки из неявной реакции человека и метод дообучения на её основе;</w:t>
+        <w:t xml:space="preserve">информационные модели ситуации, поведения и памяти вербального робота;</w:t>
       </w:r>
     </w:p>
     <w:p>
@@ -1663,7 +1615,7 @@
           <w:sz w:val="28"/>
           <w:szCs w:val="28"/>
         </w:rPr>
-        <w:t xml:space="preserve">двухконтурная архитектура с гарантированной корректностью управляющих команд;</w:t>
+        <w:t xml:space="preserve">метод извлечения оценки из неявной реакции человека и метод дообучения на её основе;</w:t>
       </w:r>
     </w:p>
     <w:p>
@@ -1682,6 +1634,25 @@
           <w:sz w:val="28"/>
           <w:szCs w:val="28"/>
         </w:rPr>
+        <w:t xml:space="preserve">двухконтурная архитектура с гарантированной корректностью управляющих команд;</w:t>
+      </w:r>
+    </w:p>
+    <w:p>
+      <w:pPr>
+        <w:pStyle w:val="ListParagraph"/>
+        <w:numPr>
+          <w:ilvl w:val="0"/>
+          <w:numId w:val="4"/>
+        </w:numPr>
+        <w:spacing w:line="360"/>
+        <w:jc w:val="both"/>
+      </w:pPr>
+      <w:r>
+        <w:rPr>
+          <w:rFonts w:ascii="Times New Roman" w:cs="Times New Roman" w:eastAsia="Times New Roman" w:hAnsi="Times New Roman"/>
+          <w:sz w:val="28"/>
+          <w:szCs w:val="28"/>
+        </w:rPr>
         <w:t xml:space="preserve">результаты экспериментального исследования компромисса между агентностью и сохранностью речевых способностей.</w:t>
       </w:r>
     </w:p>
@@ -1732,7 +1703,7 @@
           <w:sz w:val="28"/>
           <w:szCs w:val="28"/>
         </w:rPr>
-        <w:t xml:space="preserve">[Раздел заполняется по мере публикации результатов.]</w:t>
+        <w:t xml:space="preserve">По результатам работы подана заявка на изобретение «Архитектура управления мобильным роботом». [Сведения о публикациях заполняются по мере их выхода.]</w:t>
       </w:r>
     </w:p>
     <w:p>
@@ -1757,7 +1728,7 @@
           <w:sz w:val="28"/>
           <w:szCs w:val="28"/>
         </w:rPr>
-        <w:t xml:space="preserve">Диссертация состоит из введения, четырёх разделов, заключения и списка использованных источников.</w:t>
+        <w:t xml:space="preserve">Диссертация состоит из введения, пяти разделов, заключения и списка использованных источников.</w:t>
       </w:r>
     </w:p>
     <w:p>
@@ -1765,15 +1736,15 @@
         <w:pStyle w:val="Heading1"/>
         <w:pageBreakBefore/>
         <w:spacing w:after="240" w:line="360"/>
-        <w:jc w:val="left"/>
+        <w:jc w:val="center"/>
       </w:pPr>
       <w:r>
         <w:rPr>
           <w:rFonts w:ascii="Times New Roman" w:cs="Times New Roman" w:eastAsia="Times New Roman" w:hAnsi="Times New Roman"/>
           <w:b/>
           <w:bCs/>
-          <w:sz w:val="32"/>
-          <w:szCs w:val="32"/>
+          <w:sz w:val="28"/>
+          <w:szCs w:val="28"/>
         </w:rPr>
         <w:t xml:space="preserve">1 АНАЛИЗ ПРЕДМЕТНОЙ ОБЛАСТИ</w:t>
       </w:r>
@@ -1782,6 +1753,7 @@
       <w:pPr>
         <w:pStyle w:val="Heading2"/>
         <w:spacing w:after="120" w:before="240" w:line="360"/>
+        <w:ind w:firstLine="709"/>
         <w:jc w:val="left"/>
       </w:pPr>
       <w:r>
@@ -1894,6 +1866,7 @@
       <w:pPr>
         <w:pStyle w:val="Heading2"/>
         <w:spacing w:after="120" w:before="240" w:line="360"/>
+        <w:ind w:firstLine="709"/>
         <w:jc w:val="left"/>
       </w:pPr>
       <w:r>
@@ -1942,13 +1915,14 @@
           <w:sz w:val="28"/>
           <w:szCs w:val="28"/>
         </w:rPr>
-        <w:t xml:space="preserve">Перенос этого решения внутрь модели требует, во-первых, представления ситуации, не сводящегося к последней реплике, и, во-вторых, схемы ответа, допускающей осознанный отказ от действия. Оба требования составляют предмет второго раздела настоящей работы.</w:t>
+        <w:t xml:space="preserve">Перенос этого решения внутрь модели требует, во-первых, представления ситуации, не сводящегося к последней реплике, и, во-вторых, схемы ответа, допускающей осознанный отказ от действия. Оба требования составляют предмет третьего раздела настоящей работы.</w:t>
       </w:r>
     </w:p>
     <w:p>
       <w:pPr>
         <w:pStyle w:val="Heading2"/>
         <w:spacing w:after="120" w:before="240" w:line="360"/>
+        <w:ind w:firstLine="709"/>
         <w:jc w:val="left"/>
       </w:pPr>
       <w:r>
@@ -1959,7 +1933,7 @@
           <w:sz w:val="28"/>
           <w:szCs w:val="28"/>
         </w:rPr>
-        <w:t xml:space="preserve">1.3 Утрата исходных способностей при специализации</w:t>
+        <w:t xml:space="preserve">1.3 Архитектуры систем управления мобильными роботами</w:t>
       </w:r>
     </w:p>
     <w:p>
@@ -1978,7 +1952,7 @@
           <w:sz w:val="28"/>
           <w:szCs w:val="28"/>
         </w:rPr>
-        <w:t xml:space="preserve">Дообучение языковой модели на узкой задаче сопровождается смещением распределения порождаемых ответов и, как следствие, ухудшением качества на задачах, не представленных в обучающей выборке. Известные способы противодействия включают подмешивание данных исходного распределения, обучение с ограничением числа изменяемых параметров и раздельное хранение специализированных весов.</w:t>
+        <w:t xml:space="preserve">Отдельную линию работ составляют архитектуры систем управления, определяющие разделение функций между вычислительными узлами робота и порядок обмена данными между ними.</w:t>
       </w:r>
     </w:p>
     <w:p>
@@ -1997,24 +1971,7 @@
           <w:sz w:val="28"/>
           <w:szCs w:val="28"/>
         </w:rPr>
-        <w:t xml:space="preserve">Для вербального робота вопрос имеет принципиальное значение: утрата речевых способностей означает невыполнение основного назначения системы. Соответственно, технология создания должна включать не только меры противодействия, но и количественную проверку их достаточности.</w:t>
-      </w:r>
-    </w:p>
-    <w:p>
-      <w:pPr>
-        <w:pStyle w:val="Heading2"/>
-        <w:spacing w:after="120" w:before="240" w:line="360"/>
-        <w:jc w:val="left"/>
-      </w:pPr>
-      <w:r>
-        <w:rPr>
-          <w:rFonts w:ascii="Times New Roman" w:cs="Times New Roman" w:eastAsia="Times New Roman" w:hAnsi="Times New Roman"/>
-          <w:b/>
-          <w:bCs/>
-          <w:sz w:val="28"/>
-          <w:szCs w:val="28"/>
-        </w:rPr>
-        <w:t xml:space="preserve">1.4 Выводы по разделу</w:t>
+        <w:t xml:space="preserve">В устройстве программного управления по заявке 94025187/09 к единой информационной магистрали подключены устройство ввода программы, контроллер прерываний, вычислитель, запоминающее устройство, контроллер пульта оператора и цифровая система импульсно-фазового управления. Недостатком такого решения является наличие единственной магистрали для передачи как управляющих команд, так и данных, чего недостаточно для современных многофункциональных роботов.</w:t>
       </w:r>
     </w:p>
     <w:p>
@@ -2033,25 +1990,7 @@
           <w:sz w:val="28"/>
           <w:szCs w:val="28"/>
         </w:rPr>
-        <w:t xml:space="preserve">Проведённый анализ показывает, что существующие подходы к управлению роботами на основе языковых моделей не решают задачи выбора момента вмешательства, не предусматривают адаптации в процессе эксплуатации без ручной разметки и не содержат средств количественного контроля сохранности исходных способностей. Устранение перечисленных ограничений составляет содержание последующих разделов.</w:t>
-      </w:r>
-    </w:p>
-    <w:p>
-      <w:pPr>
-        <w:pStyle w:val="Heading1"/>
-        <w:pageBreakBefore/>
-        <w:spacing w:after="240" w:line="360"/>
-        <w:jc w:val="left"/>
-      </w:pPr>
-      <w:r>
-        <w:rPr>
-          <w:rFonts w:ascii="Times New Roman" w:cs="Times New Roman" w:eastAsia="Times New Roman" w:hAnsi="Times New Roman"/>
-          <w:b/>
-          <w:bCs/>
-          <w:sz w:val="32"/>
-          <w:szCs w:val="32"/>
-        </w:rPr>
-        <w:t xml:space="preserve">2 ИНФОРМАЦИОННЫЕ МОДЕЛИ ВЕРБАЛЬНОГО РОБОТА</w:t>
+        <w:t xml:space="preserve">В устройстве по патенту RU 2715370 система управления имеет иерархическую архитектуру, в которой устройства связаны двумя магистралями — шиной команд и шиной данных. Разделение магистралей само по себе не увеличивает скорость передачи и не обеспечивает логической связи между уровнями, что ограничивает возможности интеллектуального управления.</w:t>
       </w:r>
     </w:p>
     <w:p>
@@ -2070,84 +2009,7 @@
           <w:sz w:val="28"/>
           <w:szCs w:val="28"/>
         </w:rPr>
-        <w:t xml:space="preserve">В настоящем разделе описан комплекс информационных моделей, обеспечивающих проактивное взаимодействие. Общая структура системы приведена на схеме 1.</w:t>
-      </w:r>
-    </w:p>
-    <w:p>
-      <w:pPr>
-        <w:spacing w:after="120" w:before="240" w:line="360"/>
-        <w:jc w:val="center"/>
-      </w:pPr>
-      <w:r>
-        <w:drawing>
-          <wp:inline distT="0" distB="0" distL="0" distR="0">
-            <wp:extent cx="5905500" cy="2466975"/>
-            <wp:effectExtent t="0" r="0" b="0" l="0"/>
-            <wp:docPr id="1" name="sch1-system" descr="Схема 1 — Общая структура системы. Пунктиром показан контур обучения на неявной реакции человека" title="Схема 1 — Общая структура системы. Пунктиром показан контур обучения на неявной реакции человека"/>
-            <wp:cNvGraphicFramePr>
-              <a:graphicFrameLocks xmlns:a="http://schemas.openxmlformats.org/drawingml/2006/main" noChangeAspect="1"/>
-            </wp:cNvGraphicFramePr>
-            <a:graphic xmlns:a="http://schemas.openxmlformats.org/drawingml/2006/main">
-              <a:graphicData uri="http://schemas.openxmlformats.org/drawingml/2006/picture">
-                <pic:pic xmlns:pic="http://schemas.openxmlformats.org/drawingml/2006/picture">
-                  <pic:nvPicPr>
-                    <pic:cNvPr id="0" name="" descr=""/>
-                    <pic:cNvPicPr>
-                      <a:picLocks noChangeAspect="1" noChangeArrowheads="1"/>
-                    </pic:cNvPicPr>
-                  </pic:nvPicPr>
-                  <pic:blipFill>
-                    <a:blip r:embed="rId8" cstate="none"/>
-                    <a:srcRect/>
-                    <a:stretch>
-                      <a:fillRect/>
-                    </a:stretch>
-                  </pic:blipFill>
-                  <pic:spPr bwMode="auto">
-                    <a:xfrm>
-                      <a:off x="0" y="0"/>
-                      <a:ext cx="5905500" cy="2466975"/>
-                    </a:xfrm>
-                    <a:prstGeom prst="rect">
-                      <a:avLst/>
-                    </a:prstGeom>
-                  </pic:spPr>
-                </pic:pic>
-              </a:graphicData>
-            </a:graphic>
-          </wp:inline>
-        </w:drawing>
-      </w:r>
-    </w:p>
-    <w:p>
-      <w:pPr>
-        <w:spacing w:after="240" w:line="360"/>
-        <w:jc w:val="center"/>
-      </w:pPr>
-      <w:r>
-        <w:rPr>
-          <w:rFonts w:ascii="Times New Roman" w:cs="Times New Roman" w:eastAsia="Times New Roman" w:hAnsi="Times New Roman"/>
-          <w:sz w:val="24"/>
-          <w:szCs w:val="24"/>
-        </w:rPr>
-        <w:t xml:space="preserve">Схема 1 — Общая структура системы. Пунктиром показан контур обучения на неявной реакции человека</w:t>
-      </w:r>
-    </w:p>
-    <w:p>
-      <w:pPr>
-        <w:pStyle w:val="Heading2"/>
-        <w:spacing w:after="120" w:before="240" w:line="360"/>
-        <w:jc w:val="left"/>
-      </w:pPr>
-      <w:r>
-        <w:rPr>
-          <w:rFonts w:ascii="Times New Roman" w:cs="Times New Roman" w:eastAsia="Times New Roman" w:hAnsi="Times New Roman"/>
-          <w:b/>
-          <w:bCs/>
-          <w:sz w:val="28"/>
-          <w:szCs w:val="28"/>
-        </w:rPr>
-        <w:t xml:space="preserve">2.1 Информационная модель ситуации</w:t>
+        <w:t xml:space="preserve">В качестве ближайшего аналога рассматривается архитектура интерфейсов «человек — робот» для интерактивных систем администратора и навигации, содержащая четыре уровня: пользовательский, обработки данных, связи и исполнительный. Отсутствие выделенного уровня программных модулей не позволяет описать логическое взаимодействие между функциями распознавания, синтеза и навигации как самостоятельный предмет проектирования.</w:t>
       </w:r>
     </w:p>
     <w:p>
@@ -2166,12 +2028,30 @@
           <w:sz w:val="28"/>
           <w:szCs w:val="28"/>
         </w:rPr>
-        <w:t xml:space="preserve">Модель ситуации представляет собой единое описание состояния взаимодействия на текущий момент времени. В неё входят: отметка времени и длительность паузы; сведения о присутствующем человеке, включая факт знакомства и время предыдущей встречи; визуальный контекст; результат распознавания речи с указанием языка; релевантные эпизоды памяти; предыдущее действие самого робота.</w:t>
-      </w:r>
-    </w:p>
-    <w:p>
-      <w:pPr>
-        <w:spacing w:after="60" w:line="360"/>
+        <w:t xml:space="preserve">Устранение перечисленных ограничений составляет содержание раздела 2 настоящей работы.</w:t>
+      </w:r>
+    </w:p>
+    <w:p>
+      <w:pPr>
+        <w:pStyle w:val="Heading2"/>
+        <w:spacing w:after="120" w:before="240" w:line="360"/>
+        <w:ind w:firstLine="709"/>
+        <w:jc w:val="left"/>
+      </w:pPr>
+      <w:r>
+        <w:rPr>
+          <w:rFonts w:ascii="Times New Roman" w:cs="Times New Roman" w:eastAsia="Times New Roman" w:hAnsi="Times New Roman"/>
+          <w:b/>
+          <w:bCs/>
+          <w:sz w:val="28"/>
+          <w:szCs w:val="28"/>
+        </w:rPr>
+        <w:t xml:space="preserve">1.4 Утрата исходных способностей при специализации</w:t>
+      </w:r>
+    </w:p>
+    <w:p>
+      <w:pPr>
+        <w:spacing w:after="0" w:line="360"/>
         <w:ind w:firstLine="709"/>
         <w:jc w:val="both"/>
       </w:pPr>
@@ -2185,152 +2065,7 @@
           <w:sz w:val="28"/>
           <w:szCs w:val="28"/>
         </w:rPr>
-        <w:t xml:space="preserve">Машинное представление модели ситуации имеет следующий вид:</w:t>
-      </w:r>
-    </w:p>
-    <w:p>
-      <w:pPr>
-        <w:spacing w:line="240"/>
-        <w:ind w:left="709"/>
-        <w:jc w:val="left"/>
-      </w:pPr>
-      <w:r>
-        <w:rPr>
-          <w:rFonts w:ascii="Courier New" w:cs="Courier New" w:eastAsia="Courier New" w:hAnsi="Courier New"/>
-          <w:sz w:val="20"/>
-          <w:szCs w:val="20"/>
-        </w:rPr>
-        <w:t xml:space="preserve">{</w:t>
-      </w:r>
-    </w:p>
-    <w:p>
-      <w:pPr>
-        <w:spacing w:line="240"/>
-        <w:ind w:left="709"/>
-        <w:jc w:val="left"/>
-      </w:pPr>
-      <w:r>
-        <w:rPr>
-          <w:rFonts w:ascii="Courier New" w:cs="Courier New" w:eastAsia="Courier New" w:hAnsi="Courier New"/>
-          <w:sz w:val="20"/>
-          <w:szCs w:val="20"/>
-        </w:rPr>
-        <w:t xml:space="preserve">  "time": "14:32", "silence_sec": 4.0,</w:t>
-      </w:r>
-    </w:p>
-    <w:p>
-      <w:pPr>
-        <w:spacing w:line="240"/>
-        <w:ind w:left="709"/>
-        <w:jc w:val="left"/>
-      </w:pPr>
-      <w:r>
-        <w:rPr>
-          <w:rFonts w:ascii="Courier New" w:cs="Courier New" w:eastAsia="Courier New" w:hAnsi="Courier New"/>
-          <w:sz w:val="20"/>
-          <w:szCs w:val="20"/>
-        </w:rPr>
-        <w:t xml:space="preserve">  "person": { "id": "u_017", "known": true,</w:t>
-      </w:r>
-    </w:p>
-    <w:p>
-      <w:pPr>
-        <w:spacing w:line="240"/>
-        <w:ind w:left="709"/>
-        <w:jc w:val="left"/>
-      </w:pPr>
-      <w:r>
-        <w:rPr>
-          <w:rFonts w:ascii="Courier New" w:cs="Courier New" w:eastAsia="Courier New" w:hAnsi="Courier New"/>
-          <w:sz w:val="20"/>
-          <w:szCs w:val="20"/>
-        </w:rPr>
-        <w:t xml:space="preserve">               "last_seen": "3 дня назад" },</w:t>
-      </w:r>
-    </w:p>
-    <w:p>
-      <w:pPr>
-        <w:spacing w:line="240"/>
-        <w:ind w:left="709"/>
-        <w:jc w:val="left"/>
-      </w:pPr>
-      <w:r>
-        <w:rPr>
-          <w:rFonts w:ascii="Courier New" w:cs="Courier New" w:eastAsia="Courier New" w:hAnsi="Courier New"/>
-          <w:sz w:val="20"/>
-          <w:szCs w:val="20"/>
-        </w:rPr>
-        <w:t xml:space="preserve">  "visual": { "faces": 1, "looking_at_robot": true },</w:t>
-      </w:r>
-    </w:p>
-    <w:p>
-      <w:pPr>
-        <w:spacing w:line="240"/>
-        <w:ind w:left="709"/>
-        <w:jc w:val="left"/>
-      </w:pPr>
-      <w:r>
-        <w:rPr>
-          <w:rFonts w:ascii="Courier New" w:cs="Courier New" w:eastAsia="Courier New" w:hAnsi="Courier New"/>
-          <w:sz w:val="20"/>
-          <w:szCs w:val="20"/>
-        </w:rPr>
-        <w:t xml:space="preserve">  "audio":  { "speech": null, "lang": null },</w:t>
-      </w:r>
-    </w:p>
-    <w:p>
-      <w:pPr>
-        <w:spacing w:line="240"/>
-        <w:ind w:left="709"/>
-        <w:jc w:val="left"/>
-      </w:pPr>
-      <w:r>
-        <w:rPr>
-          <w:rFonts w:ascii="Courier New" w:cs="Courier New" w:eastAsia="Courier New" w:hAnsi="Courier New"/>
-          <w:sz w:val="20"/>
-          <w:szCs w:val="20"/>
-        </w:rPr>
-        <w:t xml:space="preserve">  "memory": ["спрашивала про расписание"],</w:t>
-      </w:r>
-    </w:p>
-    <w:p>
-      <w:pPr>
-        <w:spacing w:line="240"/>
-        <w:ind w:left="709"/>
-        <w:jc w:val="left"/>
-      </w:pPr>
-      <w:r>
-        <w:rPr>
-          <w:rFonts w:ascii="Courier New" w:cs="Courier New" w:eastAsia="Courier New" w:hAnsi="Courier New"/>
-          <w:sz w:val="20"/>
-          <w:szCs w:val="20"/>
-        </w:rPr>
-        <w:t xml:space="preserve">  "last_robot_action": null</w:t>
-      </w:r>
-    </w:p>
-    <w:p>
-      <w:pPr>
-        <w:spacing w:line="240"/>
-        <w:ind w:left="709"/>
-        <w:jc w:val="left"/>
-      </w:pPr>
-      <w:r>
-        <w:rPr>
-          <w:rFonts w:ascii="Courier New" w:cs="Courier New" w:eastAsia="Courier New" w:hAnsi="Courier New"/>
-          <w:sz w:val="20"/>
-          <w:szCs w:val="20"/>
-        </w:rPr>
-        <w:t xml:space="preserve">}</w:t>
-      </w:r>
-    </w:p>
-    <w:p>
-      <w:r>
-        <w:rPr>
-          <w:rFonts w:ascii="Times New Roman" w:cs="Times New Roman" w:eastAsia="Times New Roman" w:hAnsi="Times New Roman"/>
-          <w:sz w:val="28"/>
-          <w:szCs w:val="28"/>
-        </w:rPr>
-        <w:t xml:space="preserve"/>
+        <w:t xml:space="preserve">Дообучение языковой модели на узкой задаче сопровождается смещением распределения порождаемых ответов и, как следствие, ухудшением качества на задачах, не представленных в обучающей выборке. Известные способы противодействия включают подмешивание данных исходного распределения, обучение с ограничением числа изменяемых параметров и раздельное хранение специализированных весов.</w:t>
       </w:r>
     </w:p>
     <w:p>
@@ -2349,13 +2084,14 @@
           <w:sz w:val="28"/>
           <w:szCs w:val="28"/>
         </w:rPr>
-        <w:t xml:space="preserve">Существенным свойством модели является наличие длительности паузы в качестве самостоятельного признака. Именно этот признак несёт информацию, отсутствующую в реплике, и делает возможным решение о вмешательстве при отсутствии обращения.</w:t>
+        <w:t xml:space="preserve">Для вербального робота вопрос имеет принципиальное значение: утрата речевых способностей означает невыполнение основного назначения системы. Соответственно, технология создания должна включать не только меры противодействия, но и количественную проверку их достаточности.</w:t>
       </w:r>
     </w:p>
     <w:p>
       <w:pPr>
         <w:pStyle w:val="Heading2"/>
         <w:spacing w:after="120" w:before="240" w:line="360"/>
+        <w:ind w:firstLine="709"/>
         <w:jc w:val="left"/>
       </w:pPr>
       <w:r>
@@ -2366,7 +2102,7 @@
           <w:sz w:val="28"/>
           <w:szCs w:val="28"/>
         </w:rPr>
-        <w:t xml:space="preserve">2.2 Информационная модель решения</w:t>
+        <w:t xml:space="preserve">1.5 Выводы по разделу</w:t>
       </w:r>
     </w:p>
     <w:p>
@@ -2385,7 +2121,100 @@
           <w:sz w:val="28"/>
           <w:szCs w:val="28"/>
         </w:rPr>
-        <w:t xml:space="preserve">Модель решения описывает действие робота и содержит тип решения, уверенность, а также, при наличии, речевое и двигательное воздействие и запись в память. Тип решения принимает одно из трёх значений: вмешаться, промолчать, продолжать наблюдение.</w:t>
+        <w:t xml:space="preserve">Проведённый анализ показывает, что существующие подходы к управлению роботами на основе языковых моделей не решают задачи выбора момента вмешательства, не предусматривают адаптации в процессе эксплуатации без ручной разметки и не содержат средств количественного контроля сохранности исходных способностей. Устранение перечисленных ограничений составляет содержание последующих разделов.</w:t>
+      </w:r>
+    </w:p>
+    <w:p>
+      <w:pPr>
+        <w:pStyle w:val="Heading1"/>
+        <w:pageBreakBefore/>
+        <w:spacing w:after="240" w:line="360"/>
+        <w:jc w:val="center"/>
+      </w:pPr>
+      <w:r>
+        <w:rPr>
+          <w:rFonts w:ascii="Times New Roman" w:cs="Times New Roman" w:eastAsia="Times New Roman" w:hAnsi="Times New Roman"/>
+          <w:b/>
+          <w:bCs/>
+          <w:sz w:val="28"/>
+          <w:szCs w:val="28"/>
+        </w:rPr>
+        <w:t xml:space="preserve">2 АППАРАТНО-ПРОГРАММНАЯ АРХИТЕКТУРА ВЕРБАЛЬНОГО РОБОТА</w:t>
+      </w:r>
+    </w:p>
+    <w:p>
+      <w:pPr>
+        <w:spacing w:after="0" w:line="360"/>
+        <w:ind w:firstLine="709"/>
+        <w:jc w:val="both"/>
+      </w:pPr>
+      <w:r>
+        <w:rPr>
+          <w:rFonts w:ascii="Times New Roman" w:cs="Times New Roman" w:eastAsia="Times New Roman" w:hAnsi="Times New Roman"/>
+          <w:b w:val="false"/>
+          <w:bCs w:val="false"/>
+          <w:i w:val="false"/>
+          <w:iCs w:val="false"/>
+          <w:sz w:val="28"/>
+          <w:szCs w:val="28"/>
+        </w:rPr>
+        <w:t xml:space="preserve">В настоящем разделе описана архитектура системы управления, служащая конструктивной основой вербального робота. Материал раздела соответствует поданной заявке на изобретение «Архитектура управления мобильным роботом».</w:t>
+      </w:r>
+    </w:p>
+    <w:p>
+      <w:pPr>
+        <w:pStyle w:val="Heading2"/>
+        <w:spacing w:after="120" w:before="240" w:line="360"/>
+        <w:ind w:firstLine="709"/>
+        <w:jc w:val="left"/>
+      </w:pPr>
+      <w:r>
+        <w:rPr>
+          <w:rFonts w:ascii="Times New Roman" w:cs="Times New Roman" w:eastAsia="Times New Roman" w:hAnsi="Times New Roman"/>
+          <w:b/>
+          <w:bCs/>
+          <w:sz w:val="28"/>
+          <w:szCs w:val="28"/>
+        </w:rPr>
+        <w:t xml:space="preserve">2.1 Пятиуровневая архитектура управления</w:t>
+      </w:r>
+    </w:p>
+    <w:p>
+      <w:pPr>
+        <w:spacing w:after="0" w:line="360"/>
+        <w:ind w:firstLine="709"/>
+        <w:jc w:val="both"/>
+      </w:pPr>
+      <w:r>
+        <w:rPr>
+          <w:rFonts w:ascii="Times New Roman" w:cs="Times New Roman" w:eastAsia="Times New Roman" w:hAnsi="Times New Roman"/>
+          <w:b w:val="false"/>
+          <w:bCs w:val="false"/>
+          <w:i w:val="false"/>
+          <w:iCs w:val="false"/>
+          <w:sz w:val="28"/>
+          <w:szCs w:val="28"/>
+        </w:rPr>
+        <w:t xml:space="preserve">Задача, решаемая предлагаемой архитектурой, состоит в увеличении скорости передачи команд и данных до необходимого уровня и в организации логической связи между уровнями, обеспечивающей интеллектуальное управление.</w:t>
+      </w:r>
+    </w:p>
+    <w:p>
+      <w:pPr>
+        <w:spacing w:after="0" w:line="360"/>
+        <w:ind w:firstLine="709"/>
+        <w:jc w:val="both"/>
+      </w:pPr>
+      <w:r>
+        <w:rPr>
+          <w:rFonts w:ascii="Times New Roman" w:cs="Times New Roman" w:eastAsia="Times New Roman" w:hAnsi="Times New Roman"/>
+          <w:b w:val="false"/>
+          <w:bCs w:val="false"/>
+          <w:i w:val="false"/>
+          <w:iCs w:val="false"/>
+          <w:sz w:val="28"/>
+          <w:szCs w:val="28"/>
+        </w:rPr>
+        <w:t xml:space="preserve">Архитектура содержит пять уровней: пользовательский, программных модулей, обработки данных, коммуникационный и исполнительный. Отличие от известных решений состоит в выделении самостоятельного уровня программных модулей, между которыми существует логическая связь и интеллектуальное взаимодействие, включая управление.</w:t>
       </w:r>
     </w:p>
     <w:p>
@@ -2396,9 +2225,9 @@
       <w:r>
         <w:drawing>
           <wp:inline distT="0" distB="0" distL="0" distR="0">
-            <wp:extent cx="5715000" cy="3133725"/>
+            <wp:extent cx="5715000" cy="4657725"/>
             <wp:effectExtent t="0" r="0" b="0" l="0"/>
-            <wp:docPr id="1" name="sch3-information-models" descr="Схема 3 — Информационные модели ситуации и решения" title="Схема 3 — Информационные модели ситуации и решения"/>
+            <wp:docPr id="1" name="sch0-hardware-levels" descr="Рисунок 1 — Пятиуровневая архитектура системы управления мобильным роботом" title="Рисунок 1 — Пятиуровневая архитектура системы управления мобильным роботом"/>
             <wp:cNvGraphicFramePr>
               <a:graphicFrameLocks xmlns:a="http://schemas.openxmlformats.org/drawingml/2006/main" noChangeAspect="1"/>
             </wp:cNvGraphicFramePr>
@@ -2421,7 +2250,7 @@
                   <pic:spPr bwMode="auto">
                     <a:xfrm>
                       <a:off x="0" y="0"/>
-                      <a:ext cx="5715000" cy="3133725"/>
+                      <a:ext cx="5715000" cy="4657725"/>
                     </a:xfrm>
                     <a:prstGeom prst="rect">
                       <a:avLst/>
@@ -2445,7 +2274,150 @@
           <w:sz w:val="24"/>
           <w:szCs w:val="24"/>
         </w:rPr>
-        <w:t xml:space="preserve">Схема 3 — Информационные модели ситуации и решения</w:t>
+        <w:t xml:space="preserve">Рисунок 1 — Пятиуровневая архитектура системы управления мобильным роботом</w:t>
+      </w:r>
+    </w:p>
+    <w:p>
+      <w:pPr>
+        <w:pStyle w:val="Heading2"/>
+        <w:spacing w:after="120" w:before="240" w:line="360"/>
+        <w:ind w:firstLine="709"/>
+        <w:jc w:val="left"/>
+      </w:pPr>
+      <w:r>
+        <w:rPr>
+          <w:rFonts w:ascii="Times New Roman" w:cs="Times New Roman" w:eastAsia="Times New Roman" w:hAnsi="Times New Roman"/>
+          <w:b/>
+          <w:bCs/>
+          <w:sz w:val="28"/>
+          <w:szCs w:val="28"/>
+        </w:rPr>
+        <w:t xml:space="preserve">2.2 Состав уровней</w:t>
+      </w:r>
+    </w:p>
+    <w:p>
+      <w:pPr>
+        <w:spacing w:line="360"/>
+        <w:ind w:firstLine="709"/>
+        <w:jc w:val="both"/>
+      </w:pPr>
+      <w:r>
+        <w:rPr>
+          <w:rFonts w:ascii="Times New Roman" w:cs="Times New Roman" w:eastAsia="Times New Roman" w:hAnsi="Times New Roman"/>
+          <w:b/>
+          <w:bCs/>
+          <w:sz w:val="28"/>
+          <w:szCs w:val="28"/>
+        </w:rPr>
+        <w:t xml:space="preserve">Пользовательский уровень</w:t>
+      </w:r>
+      <w:r>
+        <w:rPr>
+          <w:rFonts w:ascii="Times New Roman" w:cs="Times New Roman" w:eastAsia="Times New Roman" w:hAnsi="Times New Roman"/>
+          <w:sz w:val="28"/>
+          <w:szCs w:val="28"/>
+        </w:rPr>
+        <w:t xml:space="preserve"> объединяет средства непосредственного взаимодействия с человеком: сенсорный экран, датчик Kinect, микрофон и веб-систему управления. Сенсорный экран позволяет управлять роботом через дисплей, Kinect передаёт видеоизображение на вычислительную платформу.</w:t>
+      </w:r>
+    </w:p>
+    <w:p>
+      <w:pPr>
+        <w:spacing w:line="360"/>
+        <w:ind w:firstLine="709"/>
+        <w:jc w:val="both"/>
+      </w:pPr>
+      <w:r>
+        <w:rPr>
+          <w:rFonts w:ascii="Times New Roman" w:cs="Times New Roman" w:eastAsia="Times New Roman" w:hAnsi="Times New Roman"/>
+          <w:b/>
+          <w:bCs/>
+          <w:sz w:val="28"/>
+          <w:szCs w:val="28"/>
+        </w:rPr>
+        <w:t xml:space="preserve">Уровень программных модулей</w:t>
+      </w:r>
+      <w:r>
+        <w:rPr>
+          <w:rFonts w:ascii="Times New Roman" w:cs="Times New Roman" w:eastAsia="Times New Roman" w:hAnsi="Times New Roman"/>
+          <w:sz w:val="28"/>
+          <w:szCs w:val="28"/>
+        </w:rPr>
+        <w:t xml:space="preserve"> содержит модули распознавания и синтеза речи, распознавания лиц, навигации, жестикуляции и диалогового модуля, имитирующего разговор с пользователем. Именно этот уровень является предметом развития в разделах 3 и 4 настоящей работы.</w:t>
+      </w:r>
+    </w:p>
+    <w:p>
+      <w:pPr>
+        <w:spacing w:line="360"/>
+        <w:ind w:firstLine="709"/>
+        <w:jc w:val="both"/>
+      </w:pPr>
+      <w:r>
+        <w:rPr>
+          <w:rFonts w:ascii="Times New Roman" w:cs="Times New Roman" w:eastAsia="Times New Roman" w:hAnsi="Times New Roman"/>
+          <w:b/>
+          <w:bCs/>
+          <w:sz w:val="28"/>
+          <w:szCs w:val="28"/>
+        </w:rPr>
+        <w:t xml:space="preserve">Уровень обработки данных</w:t>
+      </w:r>
+      <w:r>
+        <w:rPr>
+          <w:rFonts w:ascii="Times New Roman" w:cs="Times New Roman" w:eastAsia="Times New Roman" w:hAnsi="Times New Roman"/>
+          <w:sz w:val="28"/>
+          <w:szCs w:val="28"/>
+        </w:rPr>
+        <w:t xml:space="preserve"> построен на платформе Jetson TX1 под управлением Ubuntu и ROS, выступающей в качестве главного контроллера и координатора, и двух платах Arduino Mega 2560.</w:t>
+      </w:r>
+    </w:p>
+    <w:p>
+      <w:pPr>
+        <w:spacing w:line="360"/>
+        <w:ind w:firstLine="709"/>
+        <w:jc w:val="both"/>
+      </w:pPr>
+      <w:r>
+        <w:rPr>
+          <w:rFonts w:ascii="Times New Roman" w:cs="Times New Roman" w:eastAsia="Times New Roman" w:hAnsi="Times New Roman"/>
+          <w:b/>
+          <w:bCs/>
+          <w:sz w:val="28"/>
+          <w:szCs w:val="28"/>
+        </w:rPr>
+        <w:t xml:space="preserve">Коммуникационный уровень</w:t>
+      </w:r>
+      <w:r>
+        <w:rPr>
+          <w:rFonts w:ascii="Times New Roman" w:cs="Times New Roman" w:eastAsia="Times New Roman" w:hAnsi="Times New Roman"/>
+          <w:sz w:val="28"/>
+          <w:szCs w:val="28"/>
+        </w:rPr>
+        <w:t xml:space="preserve"> реализован на шине RS485 с протоколом Modbus. Главный компьютер отвечает за передачу управляющих команд и получение данных; каждая панель управления выступает узлом сети с собственным идентификатором, задаваемым встроенным переключателем. Протокол содержит механизм устранения ошибок связи.</w:t>
+      </w:r>
+    </w:p>
+    <w:p>
+      <w:pPr>
+        <w:spacing w:line="360"/>
+        <w:ind w:firstLine="709"/>
+        <w:jc w:val="both"/>
+      </w:pPr>
+      <w:r>
+        <w:rPr>
+          <w:rFonts w:ascii="Times New Roman" w:cs="Times New Roman" w:eastAsia="Times New Roman" w:hAnsi="Times New Roman"/>
+          <w:b/>
+          <w:bCs/>
+          <w:sz w:val="28"/>
+          <w:szCs w:val="28"/>
+        </w:rPr>
+        <w:t xml:space="preserve">Исполнительный уровень</w:t>
+      </w:r>
+      <w:r>
+        <w:rPr>
+          <w:rFonts w:ascii="Times New Roman" w:cs="Times New Roman" w:eastAsia="Times New Roman" w:hAnsi="Times New Roman"/>
+          <w:sz w:val="28"/>
+          <w:szCs w:val="28"/>
+        </w:rPr>
+        <w:t xml:space="preserve"> образован сервоприводами модулей рук, торса, головы и мобильной платформы, а также всенаправленным колесом.</w:t>
       </w:r>
     </w:p>
     <w:p>
@@ -2464,13 +2436,14 @@
           <w:sz w:val="28"/>
           <w:szCs w:val="28"/>
         </w:rPr>
-        <w:t xml:space="preserve">Модель содержит инвариант, существенный для обучения: решения «промолчать» и «наблюдать» не могут сопровождаться речевым или двигательным воздействием. Без этого ограничения в ходе обучения возникает вырожденная стратегия, при которой модель формально сообщает об отказе от вмешательства, одновременно прилагая реплику.</w:t>
+        <w:t xml:space="preserve">Предложенная организация позволяет устройствам, входящим в систему управления, независимо друг от друга отправлять и принимать команды и данные, что повышает скорость передачи.</w:t>
       </w:r>
     </w:p>
     <w:p>
       <w:pPr>
         <w:pStyle w:val="Heading2"/>
         <w:spacing w:after="120" w:before="240" w:line="360"/>
+        <w:ind w:firstLine="709"/>
         <w:jc w:val="left"/>
       </w:pPr>
       <w:r>
@@ -2481,7 +2454,7 @@
           <w:sz w:val="28"/>
           <w:szCs w:val="28"/>
         </w:rPr>
-        <w:t xml:space="preserve">2.3 Информационная модель памяти</w:t>
+        <w:t xml:space="preserve">2.3 Соотношение с предметом настоящего исследования</w:t>
       </w:r>
     </w:p>
     <w:p>
@@ -2500,24 +2473,7 @@
           <w:sz w:val="28"/>
           <w:szCs w:val="28"/>
         </w:rPr>
-        <w:t xml:space="preserve">Память организована как совокупность эпизодов взаимодействия, связанных с идентификатором личности. Запись производится самой моделью через соответствующее поле решения, чтение — включением релевантных эпизодов в модель ситуации. Такое устройство делает память не внешним по отношению к модели механизмом, а частью представления, которым модель обучена пользоваться.</w:t>
-      </w:r>
-    </w:p>
-    <w:p>
-      <w:pPr>
-        <w:pStyle w:val="Heading2"/>
-        <w:spacing w:after="120" w:before="240" w:line="360"/>
-        <w:jc w:val="left"/>
-      </w:pPr>
-      <w:r>
-        <w:rPr>
-          <w:rFonts w:ascii="Times New Roman" w:cs="Times New Roman" w:eastAsia="Times New Roman" w:hAnsi="Times New Roman"/>
-          <w:b/>
-          <w:bCs/>
-          <w:sz w:val="28"/>
-          <w:szCs w:val="28"/>
-        </w:rPr>
-        <w:t xml:space="preserve">2.4 Информационная модель неявной обратной связи</w:t>
+        <w:t xml:space="preserve">Описанная архитектура определяет систему в целом; предметом настоящей работы является развитие второго уровня — уровня программных модулей. Диалоговый модуль, обозначенный в архитектуре как чат-бот, заменяется контуром решений на основе языковой модели, который принимает на вход сведения всех модулей восприятия и порождает решение о вмешательстве.</w:t>
       </w:r>
     </w:p>
     <w:p>
@@ -2536,7 +2492,63 @@
           <w:sz w:val="28"/>
           <w:szCs w:val="28"/>
         </w:rPr>
-        <w:t xml:space="preserve">Модель описывает преобразование наблюдаемой реакции человека в оценку совершённого действия. После действия робота открывается окно наблюдения длительностью три—пять секунд, в котором фиксируются признаки реакции.</w:t>
+        <w:t xml:space="preserve">Такая замена не изменяет остальных уровней: команды по-прежнему передаются на коммуникационный уровень в том же виде, а корректность их формы обеспечивается средствами, описанными в подразделе 4.2.</w:t>
+      </w:r>
+    </w:p>
+    <w:p>
+      <w:pPr>
+        <w:spacing w:after="0" w:line="360"/>
+        <w:ind w:firstLine="709"/>
+        <w:jc w:val="both"/>
+      </w:pPr>
+      <w:r>
+        <w:rPr>
+          <w:rFonts w:ascii="Times New Roman" w:cs="Times New Roman" w:eastAsia="Times New Roman" w:hAnsi="Times New Roman"/>
+          <w:b w:val="false"/>
+          <w:bCs w:val="false"/>
+          <w:i/>
+          <w:iCs/>
+          <w:sz w:val="28"/>
+          <w:szCs w:val="28"/>
+        </w:rPr>
+        <w:t xml:space="preserve">[?] Настоящий подраздел требует уточнения после согласования редакций: приведённое описание аппаратной части соответствует платформе Jetson TX1, тогда как экспериментальная часть работы выполнена на отдельной вычислительной установке. Соотношение между ними подлежит описанию в окончательной редакции.</w:t>
+      </w:r>
+    </w:p>
+    <w:p>
+      <w:pPr>
+        <w:pStyle w:val="Heading1"/>
+        <w:pageBreakBefore/>
+        <w:spacing w:after="240" w:line="360"/>
+        <w:jc w:val="center"/>
+      </w:pPr>
+      <w:r>
+        <w:rPr>
+          <w:rFonts w:ascii="Times New Roman" w:cs="Times New Roman" w:eastAsia="Times New Roman" w:hAnsi="Times New Roman"/>
+          <w:b/>
+          <w:bCs/>
+          <w:sz w:val="28"/>
+          <w:szCs w:val="28"/>
+        </w:rPr>
+        <w:t xml:space="preserve">3 ИНФОРМАЦИОННЫЕ МОДЕЛИ ВЕРБАЛЬНОГО РОБОТА</w:t>
+      </w:r>
+    </w:p>
+    <w:p>
+      <w:pPr>
+        <w:spacing w:after="0" w:line="360"/>
+        <w:ind w:firstLine="709"/>
+        <w:jc w:val="both"/>
+      </w:pPr>
+      <w:r>
+        <w:rPr>
+          <w:rFonts w:ascii="Times New Roman" w:cs="Times New Roman" w:eastAsia="Times New Roman" w:hAnsi="Times New Roman"/>
+          <w:b w:val="false"/>
+          <w:bCs w:val="false"/>
+          <w:i w:val="false"/>
+          <w:iCs w:val="false"/>
+          <w:sz w:val="28"/>
+          <w:szCs w:val="28"/>
+        </w:rPr>
+        <w:t xml:space="preserve">В настоящем разделе описан комплекс информационных моделей, обеспечивающих проактивное взаимодействие. Общая структура системы приведена на рисунке 2.</w:t>
       </w:r>
     </w:p>
     <w:p>
@@ -2547,9 +2559,9 @@
       <w:r>
         <w:drawing>
           <wp:inline distT="0" distB="0" distL="0" distR="0">
-            <wp:extent cx="5715000" cy="3133725"/>
+            <wp:extent cx="5905500" cy="2466975"/>
             <wp:effectExtent t="0" r="0" b="0" l="0"/>
-            <wp:docPr id="1" name="sch5-implicit-reward" descr="Схема 5 — Извлечение оценки из реакции человека (методика; экспериментальная проверка не проводилась)" title="Схема 5 — Извлечение оценки из реакции человека (методика; экспериментальная проверка не проводилась)"/>
+            <wp:docPr id="1" name="sch1-system" descr="Рисунок 2 — Общая структура системы. Пунктиром показан контур обучения на неявной реакции человека" title="Рисунок 2 — Общая структура системы. Пунктиром показан контур обучения на неявной реакции человека"/>
             <wp:cNvGraphicFramePr>
               <a:graphicFrameLocks xmlns:a="http://schemas.openxmlformats.org/drawingml/2006/main" noChangeAspect="1"/>
             </wp:cNvGraphicFramePr>
@@ -2572,7 +2584,7 @@
                   <pic:spPr bwMode="auto">
                     <a:xfrm>
                       <a:off x="0" y="0"/>
-                      <a:ext cx="5715000" cy="3133725"/>
+                      <a:ext cx="5905500" cy="2466975"/>
                     </a:xfrm>
                     <a:prstGeom prst="rect">
                       <a:avLst/>
@@ -2596,7 +2608,25 @@
           <w:sz w:val="24"/>
           <w:szCs w:val="24"/>
         </w:rPr>
-        <w:t xml:space="preserve">Схема 5 — Извлечение оценки из реакции человека (методика; экспериментальная проверка не проводилась)</w:t>
+        <w:t xml:space="preserve">Рисунок 2 — Общая структура системы. Пунктиром показан контур обучения на неявной реакции человека</w:t>
+      </w:r>
+    </w:p>
+    <w:p>
+      <w:pPr>
+        <w:pStyle w:val="Heading2"/>
+        <w:spacing w:after="120" w:before="240" w:line="360"/>
+        <w:ind w:firstLine="709"/>
+        <w:jc w:val="left"/>
+      </w:pPr>
+      <w:r>
+        <w:rPr>
+          <w:rFonts w:ascii="Times New Roman" w:cs="Times New Roman" w:eastAsia="Times New Roman" w:hAnsi="Times New Roman"/>
+          <w:b/>
+          <w:bCs/>
+          <w:sz w:val="28"/>
+          <w:szCs w:val="28"/>
+        </w:rPr>
+        <w:t xml:space="preserve">3.1 Информационная модель ситуации</w:t>
       </w:r>
     </w:p>
     <w:p>
@@ -2615,12 +2645,12 @@
           <w:sz w:val="28"/>
           <w:szCs w:val="28"/>
         </w:rPr>
-        <w:t xml:space="preserve">Зафиксированные признаки сводятся в скалярную оценку, оценки действий, совершённых в сопоставимых ситуациях, образуют пары предпочтений, на которых производится дообучение. Ручная разметка при этом не требуется.</w:t>
-      </w:r>
-    </w:p>
-    <w:p>
-      <w:pPr>
-        <w:spacing w:after="0" w:line="360"/>
+        <w:t xml:space="preserve">Модель ситуации представляет собой единое описание состояния взаимодействия на текущий момент времени. В неё входят: отметка времени и длительность паузы; сведения о присутствующем человеке, включая факт знакомства и время предыдущей встречи; визуальный контекст; результат распознавания речи с указанием языка; релевантные эпизоды памяти; предыдущее действие самого робота.</w:t>
+      </w:r>
+    </w:p>
+    <w:p>
+      <w:pPr>
+        <w:spacing w:after="60" w:line="360"/>
         <w:ind w:firstLine="709"/>
         <w:jc w:val="both"/>
       </w:pPr>
@@ -2634,24 +2664,152 @@
           <w:sz w:val="28"/>
           <w:szCs w:val="28"/>
         </w:rPr>
-        <w:t xml:space="preserve">Сравнение допустимо исключительно в пределах одной ситуации: оценки, полученные в различных обстоятельствах, несопоставимы, поскольку сами обстоятельства различаются по достижимому качеству реакции.</w:t>
-      </w:r>
-    </w:p>
-    <w:p>
-      <w:pPr>
-        <w:pStyle w:val="Heading2"/>
-        <w:spacing w:after="120" w:before="240" w:line="360"/>
+        <w:t xml:space="preserve">Машинное представление модели ситуации имеет следующий вид:</w:t>
+      </w:r>
+    </w:p>
+    <w:p>
+      <w:pPr>
+        <w:spacing w:line="240"/>
+        <w:ind w:left="709"/>
         <w:jc w:val="left"/>
       </w:pPr>
       <w:r>
         <w:rPr>
-          <w:rFonts w:ascii="Times New Roman" w:cs="Times New Roman" w:eastAsia="Times New Roman" w:hAnsi="Times New Roman"/>
-          <w:b/>
-          <w:bCs/>
-          <w:sz w:val="28"/>
-          <w:szCs w:val="28"/>
-        </w:rPr>
-        <w:t xml:space="preserve">2.5 Выводы по разделу</w:t>
+          <w:rFonts w:ascii="Courier New" w:cs="Courier New" w:eastAsia="Courier New" w:hAnsi="Courier New"/>
+          <w:sz w:val="20"/>
+          <w:szCs w:val="20"/>
+        </w:rPr>
+        <w:t xml:space="preserve">{</w:t>
+      </w:r>
+    </w:p>
+    <w:p>
+      <w:pPr>
+        <w:spacing w:line="240"/>
+        <w:ind w:left="709"/>
+        <w:jc w:val="left"/>
+      </w:pPr>
+      <w:r>
+        <w:rPr>
+          <w:rFonts w:ascii="Courier New" w:cs="Courier New" w:eastAsia="Courier New" w:hAnsi="Courier New"/>
+          <w:sz w:val="20"/>
+          <w:szCs w:val="20"/>
+        </w:rPr>
+        <w:t xml:space="preserve">  "time": "14:32", "silence_sec": 4.0,</w:t>
+      </w:r>
+    </w:p>
+    <w:p>
+      <w:pPr>
+        <w:spacing w:line="240"/>
+        <w:ind w:left="709"/>
+        <w:jc w:val="left"/>
+      </w:pPr>
+      <w:r>
+        <w:rPr>
+          <w:rFonts w:ascii="Courier New" w:cs="Courier New" w:eastAsia="Courier New" w:hAnsi="Courier New"/>
+          <w:sz w:val="20"/>
+          <w:szCs w:val="20"/>
+        </w:rPr>
+        <w:t xml:space="preserve">  "person": { "id": "u_017", "known": true,</w:t>
+      </w:r>
+    </w:p>
+    <w:p>
+      <w:pPr>
+        <w:spacing w:line="240"/>
+        <w:ind w:left="709"/>
+        <w:jc w:val="left"/>
+      </w:pPr>
+      <w:r>
+        <w:rPr>
+          <w:rFonts w:ascii="Courier New" w:cs="Courier New" w:eastAsia="Courier New" w:hAnsi="Courier New"/>
+          <w:sz w:val="20"/>
+          <w:szCs w:val="20"/>
+        </w:rPr>
+        <w:t xml:space="preserve">               "last_seen": "3 дня назад" },</w:t>
+      </w:r>
+    </w:p>
+    <w:p>
+      <w:pPr>
+        <w:spacing w:line="240"/>
+        <w:ind w:left="709"/>
+        <w:jc w:val="left"/>
+      </w:pPr>
+      <w:r>
+        <w:rPr>
+          <w:rFonts w:ascii="Courier New" w:cs="Courier New" w:eastAsia="Courier New" w:hAnsi="Courier New"/>
+          <w:sz w:val="20"/>
+          <w:szCs w:val="20"/>
+        </w:rPr>
+        <w:t xml:space="preserve">  "visual": { "faces": 1, "looking_at_robot": true },</w:t>
+      </w:r>
+    </w:p>
+    <w:p>
+      <w:pPr>
+        <w:spacing w:line="240"/>
+        <w:ind w:left="709"/>
+        <w:jc w:val="left"/>
+      </w:pPr>
+      <w:r>
+        <w:rPr>
+          <w:rFonts w:ascii="Courier New" w:cs="Courier New" w:eastAsia="Courier New" w:hAnsi="Courier New"/>
+          <w:sz w:val="20"/>
+          <w:szCs w:val="20"/>
+        </w:rPr>
+        <w:t xml:space="preserve">  "audio":  { "speech": null, "lang": null },</w:t>
+      </w:r>
+    </w:p>
+    <w:p>
+      <w:pPr>
+        <w:spacing w:line="240"/>
+        <w:ind w:left="709"/>
+        <w:jc w:val="left"/>
+      </w:pPr>
+      <w:r>
+        <w:rPr>
+          <w:rFonts w:ascii="Courier New" w:cs="Courier New" w:eastAsia="Courier New" w:hAnsi="Courier New"/>
+          <w:sz w:val="20"/>
+          <w:szCs w:val="20"/>
+        </w:rPr>
+        <w:t xml:space="preserve">  "memory": ["спрашивала про расписание"],</w:t>
+      </w:r>
+    </w:p>
+    <w:p>
+      <w:pPr>
+        <w:spacing w:line="240"/>
+        <w:ind w:left="709"/>
+        <w:jc w:val="left"/>
+      </w:pPr>
+      <w:r>
+        <w:rPr>
+          <w:rFonts w:ascii="Courier New" w:cs="Courier New" w:eastAsia="Courier New" w:hAnsi="Courier New"/>
+          <w:sz w:val="20"/>
+          <w:szCs w:val="20"/>
+        </w:rPr>
+        <w:t xml:space="preserve">  "last_robot_action": null</w:t>
+      </w:r>
+    </w:p>
+    <w:p>
+      <w:pPr>
+        <w:spacing w:line="240"/>
+        <w:ind w:left="709"/>
+        <w:jc w:val="left"/>
+      </w:pPr>
+      <w:r>
+        <w:rPr>
+          <w:rFonts w:ascii="Courier New" w:cs="Courier New" w:eastAsia="Courier New" w:hAnsi="Courier New"/>
+          <w:sz w:val="20"/>
+          <w:szCs w:val="20"/>
+        </w:rPr>
+        <w:t xml:space="preserve">}</w:t>
+      </w:r>
+    </w:p>
+    <w:p>
+      <w:r>
+        <w:rPr>
+          <w:rFonts w:ascii="Times New Roman" w:cs="Times New Roman" w:eastAsia="Times New Roman" w:hAnsi="Times New Roman"/>
+          <w:sz w:val="28"/>
+          <w:szCs w:val="28"/>
+        </w:rPr>
+        <w:t xml:space="preserve"/>
       </w:r>
     </w:p>
     <w:p>
@@ -2670,14 +2828,14 @@
           <w:sz w:val="28"/>
           <w:szCs w:val="28"/>
         </w:rPr>
-        <w:t xml:space="preserve">Разработанный комплекс информационных моделей обеспечивает представление непрерывного потока восприятия, допускает осознанный отказ от действия, связывает память с личностью собеседника и определяет способ получения оценки без участия разметчиков.</w:t>
-      </w:r>
-    </w:p>
-    <w:p>
-      <w:pPr>
-        <w:pStyle w:val="Heading1"/>
-        <w:pageBreakBefore/>
-        <w:spacing w:after="240" w:line="360"/>
+        <w:t xml:space="preserve">Существенным свойством модели является наличие длительности паузы в качестве самостоятельного признака. Именно этот признак несёт информацию, отсутствующую в реплике, и делает возможным решение о вмешательстве при отсутствии обращения.</w:t>
+      </w:r>
+    </w:p>
+    <w:p>
+      <w:pPr>
+        <w:pStyle w:val="Heading2"/>
+        <w:spacing w:after="120" w:before="240" w:line="360"/>
+        <w:ind w:firstLine="709"/>
         <w:jc w:val="left"/>
       </w:pPr>
       <w:r>
@@ -2685,27 +2843,10 @@
           <w:rFonts w:ascii="Times New Roman" w:cs="Times New Roman" w:eastAsia="Times New Roman" w:hAnsi="Times New Roman"/>
           <w:b/>
           <w:bCs/>
-          <w:sz w:val="32"/>
-          <w:szCs w:val="32"/>
-        </w:rPr>
-        <w:t xml:space="preserve">3 ТЕХНОЛОГИЯ СОЗДАНИЯ ВЕРБАЛЬНОГО РОБОТА</w:t>
-      </w:r>
-    </w:p>
-    <w:p>
-      <w:pPr>
-        <w:pStyle w:val="Heading2"/>
-        <w:spacing w:after="120" w:before="240" w:line="360"/>
-        <w:jc w:val="left"/>
-      </w:pPr>
-      <w:r>
-        <w:rPr>
-          <w:rFonts w:ascii="Times New Roman" w:cs="Times New Roman" w:eastAsia="Times New Roman" w:hAnsi="Times New Roman"/>
-          <w:b/>
-          <w:bCs/>
-          <w:sz w:val="28"/>
-          <w:szCs w:val="28"/>
-        </w:rPr>
-        <w:t xml:space="preserve">3.1 Двухконтурная архитектура</w:t>
+          <w:sz w:val="28"/>
+          <w:szCs w:val="28"/>
+        </w:rPr>
+        <w:t xml:space="preserve">3.2 Информационная модель решения</w:t>
       </w:r>
     </w:p>
     <w:p>
@@ -2724,7 +2865,7 @@
           <w:sz w:val="28"/>
           <w:szCs w:val="28"/>
         </w:rPr>
-        <w:t xml:space="preserve">Технология построена на разделении функций между двумя режимами работы одной и той же языковой модели. Речевой контур обеспечивает диалог с человеком, контур решений — выбор момента и типа воздействия.</w:t>
+        <w:t xml:space="preserve">Модель решения описывает действие робота и содержит тип решения, уверенность, а также, при наличии, речевое и двигательное воздействие и запись в память. Тип решения принимает одно из трёх значений: вмешаться, промолчать, продолжать наблюдение.</w:t>
       </w:r>
     </w:p>
     <w:p>
@@ -2735,9 +2876,9 @@
       <w:r>
         <w:drawing>
           <wp:inline distT="0" distB="0" distL="0" distR="0">
-            <wp:extent cx="5334000" cy="3105150"/>
+            <wp:extent cx="5715000" cy="3133725"/>
             <wp:effectExtent t="0" r="0" b="0" l="0"/>
-            <wp:docPr id="1" name="sch2-two-contours" descr="Схема 2 — Двухконтурная организация модели" title="Схема 2 — Двухконтурная организация модели"/>
+            <wp:docPr id="1" name="sch3-information-models" descr="Рисунок 3 — Информационные модели ситуации и решения" title="Рисунок 3 — Информационные модели ситуации и решения"/>
             <wp:cNvGraphicFramePr>
               <a:graphicFrameLocks xmlns:a="http://schemas.openxmlformats.org/drawingml/2006/main" noChangeAspect="1"/>
             </wp:cNvGraphicFramePr>
@@ -2760,7 +2901,7 @@
                   <pic:spPr bwMode="auto">
                     <a:xfrm>
                       <a:off x="0" y="0"/>
-                      <a:ext cx="5334000" cy="3105150"/>
+                      <a:ext cx="5715000" cy="3133725"/>
                     </a:xfrm>
                     <a:prstGeom prst="rect">
                       <a:avLst/>
@@ -2784,7 +2925,7 @@
           <w:sz w:val="24"/>
           <w:szCs w:val="24"/>
         </w:rPr>
-        <w:t xml:space="preserve">Схема 2 — Двухконтурная организация модели</w:t>
+        <w:t xml:space="preserve">Рисунок 3 — Информационные модели ситуации и решения</w:t>
       </w:r>
     </w:p>
     <w:p>
@@ -2803,13 +2944,14 @@
           <w:sz w:val="28"/>
           <w:szCs w:val="28"/>
         </w:rPr>
-        <w:t xml:space="preserve">Базовые веса модели не изменяются на всём протяжении работы; обучению подлежит исключительно адаптер низкого ранга. Речевой контур представляет собой ту же модель с отключённым адаптером и, следовательно, в обучении не участвует. Тем самым деградация речевых способностей исключается свойствами архитектуры, а не подбором параметров обучения.</w:t>
+        <w:t xml:space="preserve">Модель содержит инвариант, существенный для обучения: решения «промолчать» и «наблюдать» не могут сопровождаться речевым или двигательным воздействием. Без этого ограничения в ходе обучения возникает вырожденная стратегия, при которой модель формально сообщает об отказе от вмешательства, одновременно прилагая реплику.</w:t>
       </w:r>
     </w:p>
     <w:p>
       <w:pPr>
         <w:pStyle w:val="Heading2"/>
         <w:spacing w:after="120" w:before="240" w:line="360"/>
+        <w:ind w:firstLine="709"/>
         <w:jc w:val="left"/>
       </w:pPr>
       <w:r>
@@ -2820,7 +2962,7 @@
           <w:sz w:val="28"/>
           <w:szCs w:val="28"/>
         </w:rPr>
-        <w:t xml:space="preserve">3.2 Обеспечение корректности управляющих команд</w:t>
+        <w:t xml:space="preserve">3.3 Информационная модель памяти</w:t>
       </w:r>
     </w:p>
     <w:p>
@@ -2839,7 +2981,25 @@
           <w:sz w:val="28"/>
           <w:szCs w:val="28"/>
         </w:rPr>
-        <w:t xml:space="preserve">Корректность порождаемых команд обеспечивается ограничением процесса декодирования грамматикой, построенной по схеме решения. Синтаксически некорректный ответ либо значение параметра вне допустимого диапазона оказываются непредставимыми на уровне выбора очередного элемента последовательности.</w:t>
+        <w:t xml:space="preserve">Память организована как совокупность эпизодов взаимодействия, связанных с идентификатором личности. Запись производится самой моделью через соответствующее поле решения, чтение — включением релевантных эпизодов в модель ситуации. Такое устройство делает память не внешним по отношению к модели механизмом, а частью представления, которым модель обучена пользоваться.</w:t>
+      </w:r>
+    </w:p>
+    <w:p>
+      <w:pPr>
+        <w:pStyle w:val="Heading2"/>
+        <w:spacing w:after="120" w:before="240" w:line="360"/>
+        <w:ind w:firstLine="709"/>
+        <w:jc w:val="left"/>
+      </w:pPr>
+      <w:r>
+        <w:rPr>
+          <w:rFonts w:ascii="Times New Roman" w:cs="Times New Roman" w:eastAsia="Times New Roman" w:hAnsi="Times New Roman"/>
+          <w:b/>
+          <w:bCs/>
+          <w:sz w:val="28"/>
+          <w:szCs w:val="28"/>
+        </w:rPr>
+        <w:t xml:space="preserve">3.4 Информационная модель неявной обратной связи</w:t>
       </w:r>
     </w:p>
     <w:p>
@@ -2858,43 +3018,7 @@
           <w:sz w:val="28"/>
           <w:szCs w:val="28"/>
         </w:rPr>
-        <w:t xml:space="preserve">Принципиально, что данное свойство не зависит от качества обучения: даже неудачно обученная модель не в состоянии выдать команду, недопустимую для исполнительного устройства.</w:t>
-      </w:r>
-    </w:p>
-    <w:p>
-      <w:pPr>
-        <w:pStyle w:val="Heading2"/>
-        <w:spacing w:after="120" w:before="240" w:line="360"/>
-        <w:jc w:val="left"/>
-      </w:pPr>
-      <w:r>
-        <w:rPr>
-          <w:rFonts w:ascii="Times New Roman" w:cs="Times New Roman" w:eastAsia="Times New Roman" w:hAnsi="Times New Roman"/>
-          <w:b/>
-          <w:bCs/>
-          <w:sz w:val="28"/>
-          <w:szCs w:val="28"/>
-        </w:rPr>
-        <w:t xml:space="preserve">3.3 Формирование обучающего корпуса</w:t>
-      </w:r>
-    </w:p>
-    <w:p>
-      <w:pPr>
-        <w:spacing w:after="0" w:line="360"/>
-        <w:ind w:firstLine="709"/>
-        <w:jc w:val="both"/>
-      </w:pPr>
-      <w:r>
-        <w:rPr>
-          <w:rFonts w:ascii="Times New Roman" w:cs="Times New Roman" w:eastAsia="Times New Roman" w:hAnsi="Times New Roman"/>
-          <w:b w:val="false"/>
-          <w:bCs w:val="false"/>
-          <w:i w:val="false"/>
-          <w:iCs w:val="false"/>
-          <w:sz w:val="28"/>
-          <w:szCs w:val="28"/>
-        </w:rPr>
-        <w:t xml:space="preserve">Корпус формируется из открытых источников без собственной генерации данных. Порядок формирования приведён на схеме 4.</w:t>
+        <w:t xml:space="preserve">Модель описывает преобразование наблюдаемой реакции человека в оценку совершённого действия. После действия робота открывается окно наблюдения длительностью три—пять секунд, в котором фиксируются признаки реакции.</w:t>
       </w:r>
     </w:p>
     <w:p>
@@ -2905,9 +3029,9 @@
       <w:r>
         <w:drawing>
           <wp:inline distT="0" distB="0" distL="0" distR="0">
-            <wp:extent cx="5715000" cy="2352675"/>
+            <wp:extent cx="5715000" cy="3133725"/>
             <wp:effectExtent t="0" r="0" b="0" l="0"/>
-            <wp:docPr id="1" name="sch4-corpus" descr="Схема 4 — Формирование обучающего корпуса" title="Схема 4 — Формирование обучающего корпуса"/>
+            <wp:docPr id="1" name="sch5-implicit-reward" descr="Рисунок 4 — Извлечение оценки из реакции человека (методика; экспериментальная проверка не проводилась)" title="Рисунок 4 — Извлечение оценки из реакции человека (методика; экспериментальная проверка не проводилась)"/>
             <wp:cNvGraphicFramePr>
               <a:graphicFrameLocks xmlns:a="http://schemas.openxmlformats.org/drawingml/2006/main" noChangeAspect="1"/>
             </wp:cNvGraphicFramePr>
@@ -2930,7 +3054,7 @@
                   <pic:spPr bwMode="auto">
                     <a:xfrm>
                       <a:off x="0" y="0"/>
-                      <a:ext cx="5715000" cy="2352675"/>
+                      <a:ext cx="5715000" cy="3133725"/>
                     </a:xfrm>
                     <a:prstGeom prst="rect">
                       <a:avLst/>
@@ -2954,7 +3078,7 @@
           <w:sz w:val="24"/>
           <w:szCs w:val="24"/>
         </w:rPr>
-        <w:t xml:space="preserve">Схема 4 — Формирование обучающего корпуса</w:t>
+        <w:t xml:space="preserve">Рисунок 4 — Извлечение оценки из реакции человека (методика; экспериментальная проверка не проводилась)</w:t>
       </w:r>
     </w:p>
     <w:p>
@@ -2973,7 +3097,7 @@
           <w:sz w:val="28"/>
           <w:szCs w:val="28"/>
         </w:rPr>
-        <w:t xml:space="preserve">К схеме решений приводится только проактивная часть корпуса. Данные вызова инструментов и общего диалога сохраняются в исходном формате, поскольку их назначение состоит в сохранении уже имеющихся способностей модели, и преобразование к схеме решений это назначение уничтожает.</w:t>
+        <w:t xml:space="preserve">Зафиксированные признаки сводятся в скалярную оценку, оценки действий, совершённых в сопоставимых ситуациях, образуют пары предпочтений, на которых производится дообучение. Ручная разметка при этом не требуется.</w:t>
       </w:r>
     </w:p>
     <w:p>
@@ -2992,13 +3116,14 @@
           <w:sz w:val="28"/>
           <w:szCs w:val="28"/>
         </w:rPr>
-        <w:t xml:space="preserve">Соотношение классов в проактивной части приводится к равновесному прореживанием преобладающего класса. Размножение редкого класса не применяется, так как ведёт к переобучению на малом числе примеров.</w:t>
+        <w:t xml:space="preserve">Сравнение допустимо исключительно в пределах одной ситуации: оценки, полученные в различных обстоятельствах, несопоставимы, поскольку сами обстоятельства различаются по достижимому качеству реакции.</w:t>
       </w:r>
     </w:p>
     <w:p>
       <w:pPr>
         <w:pStyle w:val="Heading2"/>
         <w:spacing w:after="120" w:before="240" w:line="360"/>
+        <w:ind w:firstLine="709"/>
         <w:jc w:val="left"/>
       </w:pPr>
       <w:r>
@@ -3009,7 +3134,7 @@
           <w:sz w:val="28"/>
           <w:szCs w:val="28"/>
         </w:rPr>
-        <w:t xml:space="preserve">3.4 Речевой контур</w:t>
+        <w:t xml:space="preserve">5.5 Выводы по разделу</w:t>
       </w:r>
     </w:p>
     <w:p>
@@ -3028,13 +3153,32 @@
           <w:sz w:val="28"/>
           <w:szCs w:val="28"/>
         </w:rPr>
-        <w:t xml:space="preserve">Речевой контур в части распознавания реализован на основе модели Whisper, дообученной для казахского языка. Выбор конкретной модели выполнен по результатам сравнительного замера, приведённого в подразделе 4.6.</w:t>
+        <w:t xml:space="preserve">Разработанный комплекс информационных моделей обеспечивает представление непрерывного потока восприятия, допускает осознанный отказ от действия, связывает память с личностью собеседника и определяет способ получения оценки без участия разметчиков.</w:t>
+      </w:r>
+    </w:p>
+    <w:p>
+      <w:pPr>
+        <w:pStyle w:val="Heading1"/>
+        <w:pageBreakBefore/>
+        <w:spacing w:after="240" w:line="360"/>
+        <w:jc w:val="center"/>
+      </w:pPr>
+      <w:r>
+        <w:rPr>
+          <w:rFonts w:ascii="Times New Roman" w:cs="Times New Roman" w:eastAsia="Times New Roman" w:hAnsi="Times New Roman"/>
+          <w:b/>
+          <w:bCs/>
+          <w:sz w:val="28"/>
+          <w:szCs w:val="28"/>
+        </w:rPr>
+        <w:t xml:space="preserve">4 ТЕХНОЛОГИЯ СОЗДАНИЯ ВЕРБАЛЬНОГО РОБОТА</w:t>
       </w:r>
     </w:p>
     <w:p>
       <w:pPr>
         <w:pStyle w:val="Heading2"/>
         <w:spacing w:after="120" w:before="240" w:line="360"/>
+        <w:ind w:firstLine="709"/>
         <w:jc w:val="left"/>
       </w:pPr>
       <w:r>
@@ -3045,7 +3189,7 @@
           <w:sz w:val="28"/>
           <w:szCs w:val="28"/>
         </w:rPr>
-        <w:t xml:space="preserve">3.5 Выводы по разделу</w:t>
+        <w:t xml:space="preserve">5.1 Двухконтурная архитектура</w:t>
       </w:r>
     </w:p>
     <w:p>
@@ -3064,1363 +3208,7 @@
           <w:sz w:val="28"/>
           <w:szCs w:val="28"/>
         </w:rPr>
-        <w:t xml:space="preserve">Предложенная технология обеспечивает специализацию модели под управление роботом при архитектурной защите речевых способностей, гарантированную корректность команд и воспроизводимый порядок формирования обучающего корпуса.</w:t>
-      </w:r>
-    </w:p>
-    <w:p>
-      <w:pPr>
-        <w:pStyle w:val="Heading1"/>
-        <w:pageBreakBefore/>
-        <w:spacing w:after="240" w:line="360"/>
-        <w:jc w:val="left"/>
-      </w:pPr>
-      <w:r>
-        <w:rPr>
-          <w:rFonts w:ascii="Times New Roman" w:cs="Times New Roman" w:eastAsia="Times New Roman" w:hAnsi="Times New Roman"/>
-          <w:b/>
-          <w:bCs/>
-          <w:sz w:val="32"/>
-          <w:szCs w:val="32"/>
-        </w:rPr>
-        <w:t xml:space="preserve">4 ЭКСПЕРИМЕНТАЛЬНОЕ ИССЛЕДОВАНИЕ</w:t>
-      </w:r>
-    </w:p>
-    <w:p>
-      <w:pPr>
-        <w:pStyle w:val="Heading2"/>
-        <w:spacing w:after="120" w:before="240" w:line="360"/>
-        <w:jc w:val="left"/>
-      </w:pPr>
-      <w:r>
-        <w:rPr>
-          <w:rFonts w:ascii="Times New Roman" w:cs="Times New Roman" w:eastAsia="Times New Roman" w:hAnsi="Times New Roman"/>
-          <w:b/>
-          <w:bCs/>
-          <w:sz w:val="28"/>
-          <w:szCs w:val="28"/>
-        </w:rPr>
-        <w:t xml:space="preserve">4.1 Условия проведения экспериментов</w:t>
-      </w:r>
-    </w:p>
-    <w:p>
-      <w:pPr>
-        <w:spacing w:after="0" w:line="360"/>
-        <w:ind w:firstLine="709"/>
-        <w:jc w:val="both"/>
-      </w:pPr>
-      <w:r>
-        <w:rPr>
-          <w:rFonts w:ascii="Times New Roman" w:cs="Times New Roman" w:eastAsia="Times New Roman" w:hAnsi="Times New Roman"/>
-          <w:b w:val="false"/>
-          <w:bCs w:val="false"/>
-          <w:i w:val="false"/>
-          <w:iCs w:val="false"/>
-          <w:sz w:val="28"/>
-          <w:szCs w:val="28"/>
-        </w:rPr>
-        <w:t xml:space="preserve">Обучения и замеры выполнены на видеокарте NVIDIA GeForce RTX 5080 Laptop объёмом 16 ГБ. Базовая модель — Qwen3-8B в четырёхбитном представлении; обучается адаптер низкого ранга. Параметры обучения приведены в таблице 1.</w:t>
-      </w:r>
-    </w:p>
-    <w:p>
-      <w:pPr>
-        <w:spacing w:after="100" w:before="240" w:line="360"/>
-        <w:jc w:val="left"/>
-      </w:pPr>
-      <w:r>
-        <w:rPr>
-          <w:rFonts w:ascii="Times New Roman" w:cs="Times New Roman" w:eastAsia="Times New Roman" w:hAnsi="Times New Roman"/>
-          <w:sz w:val="24"/>
-          <w:szCs w:val="24"/>
-        </w:rPr>
-        <w:t xml:space="preserve">Таблица 1 — Параметры обучения адаптера решений</w:t>
-      </w:r>
-    </w:p>
-    <w:tbl>
-      <w:tblPr>
-        <w:tblW w:type="dxa" w:w="9638"/>
-        <w:tblBorders>
-          <w:top w:val="single" w:color="auto" w:sz="4"/>
-          <w:left w:val="single" w:color="auto" w:sz="4"/>
-          <w:bottom w:val="single" w:color="auto" w:sz="4"/>
-          <w:right w:val="single" w:color="auto" w:sz="4"/>
-          <w:insideH w:val="single" w:color="auto" w:sz="4"/>
-          <w:insideV w:val="single" w:color="auto" w:sz="4"/>
-        </w:tblBorders>
-      </w:tblPr>
-      <w:tblGrid>
-        <w:gridCol w:w="5638"/>
-        <w:gridCol w:w="4000"/>
-      </w:tblGrid>
-      <w:tr>
-        <w:tc>
-          <w:tcPr>
-            <w:tcW w:type="dxa" w:w="5638"/>
-            <w:tcBorders>
-              <w:top w:val="single" w:color="808080" w:sz="1"/>
-              <w:left w:val="single" w:color="808080" w:sz="1"/>
-              <w:bottom w:val="single" w:color="808080" w:sz="1"/>
-              <w:right w:val="single" w:color="808080" w:sz="1"/>
-            </w:tcBorders>
-            <w:shd w:fill="E8ECEF" w:val="clear"/>
-            <w:tcMar>
-              <w:top w:type="dxa" w:w="60"/>
-              <w:left w:type="dxa" w:w="100"/>
-              <w:bottom w:type="dxa" w:w="60"/>
-              <w:right w:type="dxa" w:w="100"/>
-            </w:tcMar>
-          </w:tcPr>
-          <w:p>
-            <w:pPr>
-              <w:spacing w:line="240"/>
-              <w:jc w:val="left"/>
-            </w:pPr>
-            <w:r>
-              <w:rPr>
-                <w:rFonts w:ascii="Times New Roman" w:cs="Times New Roman" w:eastAsia="Times New Roman" w:hAnsi="Times New Roman"/>
-                <w:b/>
-                <w:bCs/>
-                <w:sz w:val="24"/>
-                <w:szCs w:val="24"/>
-              </w:rPr>
-              <w:t xml:space="preserve">Параметр</w:t>
-            </w:r>
-          </w:p>
-        </w:tc>
-        <w:tc>
-          <w:tcPr>
-            <w:tcW w:type="dxa" w:w="4000"/>
-            <w:tcBorders>
-              <w:top w:val="single" w:color="808080" w:sz="1"/>
-              <w:left w:val="single" w:color="808080" w:sz="1"/>
-              <w:bottom w:val="single" w:color="808080" w:sz="1"/>
-              <w:right w:val="single" w:color="808080" w:sz="1"/>
-            </w:tcBorders>
-            <w:shd w:fill="E8ECEF" w:val="clear"/>
-            <w:tcMar>
-              <w:top w:type="dxa" w:w="60"/>
-              <w:left w:type="dxa" w:w="100"/>
-              <w:bottom w:type="dxa" w:w="60"/>
-              <w:right w:type="dxa" w:w="100"/>
-            </w:tcMar>
-          </w:tcPr>
-          <w:p>
-            <w:pPr>
-              <w:spacing w:line="240"/>
-              <w:jc w:val="center"/>
-            </w:pPr>
-            <w:r>
-              <w:rPr>
-                <w:rFonts w:ascii="Times New Roman" w:cs="Times New Roman" w:eastAsia="Times New Roman" w:hAnsi="Times New Roman"/>
-                <w:b/>
-                <w:bCs/>
-                <w:sz w:val="24"/>
-                <w:szCs w:val="24"/>
-              </w:rPr>
-              <w:t xml:space="preserve">Значение</w:t>
-            </w:r>
-          </w:p>
-        </w:tc>
-      </w:tr>
-      <w:tr>
-        <w:tc>
-          <w:tcPr>
-            <w:tcW w:type="dxa" w:w="5638"/>
-            <w:tcBorders>
-              <w:top w:val="single" w:color="808080" w:sz="1"/>
-              <w:left w:val="single" w:color="808080" w:sz="1"/>
-              <w:bottom w:val="single" w:color="808080" w:sz="1"/>
-              <w:right w:val="single" w:color="808080" w:sz="1"/>
-            </w:tcBorders>
-            <w:tcMar>
-              <w:top w:type="dxa" w:w="60"/>
-              <w:left w:type="dxa" w:w="100"/>
-              <w:bottom w:type="dxa" w:w="60"/>
-              <w:right w:type="dxa" w:w="100"/>
-            </w:tcMar>
-          </w:tcPr>
-          <w:p>
-            <w:pPr>
-              <w:spacing w:line="240"/>
-              <w:jc w:val="left"/>
-            </w:pPr>
-            <w:r>
-              <w:rPr>
-                <w:rFonts w:ascii="Times New Roman" w:cs="Times New Roman" w:eastAsia="Times New Roman" w:hAnsi="Times New Roman"/>
-                <w:b w:val="false"/>
-                <w:bCs w:val="false"/>
-                <w:sz w:val="24"/>
-                <w:szCs w:val="24"/>
-              </w:rPr>
-              <w:t xml:space="preserve">Базовая модель</w:t>
-            </w:r>
-          </w:p>
-        </w:tc>
-        <w:tc>
-          <w:tcPr>
-            <w:tcW w:type="dxa" w:w="4000"/>
-            <w:tcBorders>
-              <w:top w:val="single" w:color="808080" w:sz="1"/>
-              <w:left w:val="single" w:color="808080" w:sz="1"/>
-              <w:bottom w:val="single" w:color="808080" w:sz="1"/>
-              <w:right w:val="single" w:color="808080" w:sz="1"/>
-            </w:tcBorders>
-            <w:tcMar>
-              <w:top w:type="dxa" w:w="60"/>
-              <w:left w:type="dxa" w:w="100"/>
-              <w:bottom w:type="dxa" w:w="60"/>
-              <w:right w:type="dxa" w:w="100"/>
-            </w:tcMar>
-          </w:tcPr>
-          <w:p>
-            <w:pPr>
-              <w:spacing w:line="240"/>
-              <w:jc w:val="center"/>
-            </w:pPr>
-            <w:r>
-              <w:rPr>
-                <w:rFonts w:ascii="Times New Roman" w:cs="Times New Roman" w:eastAsia="Times New Roman" w:hAnsi="Times New Roman"/>
-                <w:b w:val="false"/>
-                <w:bCs w:val="false"/>
-                <w:sz w:val="24"/>
-                <w:szCs w:val="24"/>
-              </w:rPr>
-              <w:t xml:space="preserve">Qwen3-8B, 4 бита</w:t>
-            </w:r>
-          </w:p>
-        </w:tc>
-      </w:tr>
-      <w:tr>
-        <w:tc>
-          <w:tcPr>
-            <w:tcW w:type="dxa" w:w="5638"/>
-            <w:tcBorders>
-              <w:top w:val="single" w:color="808080" w:sz="1"/>
-              <w:left w:val="single" w:color="808080" w:sz="1"/>
-              <w:bottom w:val="single" w:color="808080" w:sz="1"/>
-              <w:right w:val="single" w:color="808080" w:sz="1"/>
-            </w:tcBorders>
-            <w:tcMar>
-              <w:top w:type="dxa" w:w="60"/>
-              <w:left w:type="dxa" w:w="100"/>
-              <w:bottom w:type="dxa" w:w="60"/>
-              <w:right w:type="dxa" w:w="100"/>
-            </w:tcMar>
-          </w:tcPr>
-          <w:p>
-            <w:pPr>
-              <w:spacing w:line="240"/>
-              <w:jc w:val="left"/>
-            </w:pPr>
-            <w:r>
-              <w:rPr>
-                <w:rFonts w:ascii="Times New Roman" w:cs="Times New Roman" w:eastAsia="Times New Roman" w:hAnsi="Times New Roman"/>
-                <w:b w:val="false"/>
-                <w:bCs w:val="false"/>
-                <w:sz w:val="24"/>
-                <w:szCs w:val="24"/>
-              </w:rPr>
-              <w:t xml:space="preserve">Обучаемые параметры</w:t>
-            </w:r>
-          </w:p>
-        </w:tc>
-        <w:tc>
-          <w:tcPr>
-            <w:tcW w:type="dxa" w:w="4000"/>
-            <w:tcBorders>
-              <w:top w:val="single" w:color="808080" w:sz="1"/>
-              <w:left w:val="single" w:color="808080" w:sz="1"/>
-              <w:bottom w:val="single" w:color="808080" w:sz="1"/>
-              <w:right w:val="single" w:color="808080" w:sz="1"/>
-            </w:tcBorders>
-            <w:tcMar>
-              <w:top w:type="dxa" w:w="60"/>
-              <w:left w:type="dxa" w:w="100"/>
-              <w:bottom w:type="dxa" w:w="60"/>
-              <w:right w:type="dxa" w:w="100"/>
-            </w:tcMar>
-          </w:tcPr>
-          <w:p>
-            <w:pPr>
-              <w:spacing w:line="240"/>
-              <w:jc w:val="center"/>
-            </w:pPr>
-            <w:r>
-              <w:rPr>
-                <w:rFonts w:ascii="Times New Roman" w:cs="Times New Roman" w:eastAsia="Times New Roman" w:hAnsi="Times New Roman"/>
-                <w:b w:val="false"/>
-                <w:bCs w:val="false"/>
-                <w:sz w:val="24"/>
-                <w:szCs w:val="24"/>
-              </w:rPr>
-              <w:t xml:space="preserve">адаптер, r = 32, α = 64</w:t>
-            </w:r>
-          </w:p>
-        </w:tc>
-      </w:tr>
-      <w:tr>
-        <w:tc>
-          <w:tcPr>
-            <w:tcW w:type="dxa" w:w="5638"/>
-            <w:tcBorders>
-              <w:top w:val="single" w:color="808080" w:sz="1"/>
-              <w:left w:val="single" w:color="808080" w:sz="1"/>
-              <w:bottom w:val="single" w:color="808080" w:sz="1"/>
-              <w:right w:val="single" w:color="808080" w:sz="1"/>
-            </w:tcBorders>
-            <w:tcMar>
-              <w:top w:type="dxa" w:w="60"/>
-              <w:left w:type="dxa" w:w="100"/>
-              <w:bottom w:type="dxa" w:w="60"/>
-              <w:right w:type="dxa" w:w="100"/>
-            </w:tcMar>
-          </w:tcPr>
-          <w:p>
-            <w:pPr>
-              <w:spacing w:line="240"/>
-              <w:jc w:val="left"/>
-            </w:pPr>
-            <w:r>
-              <w:rPr>
-                <w:rFonts w:ascii="Times New Roman" w:cs="Times New Roman" w:eastAsia="Times New Roman" w:hAnsi="Times New Roman"/>
-                <w:b w:val="false"/>
-                <w:bCs w:val="false"/>
-                <w:sz w:val="24"/>
-                <w:szCs w:val="24"/>
-              </w:rPr>
-              <w:t xml:space="preserve">Скорость обучения</w:t>
-            </w:r>
-          </w:p>
-        </w:tc>
-        <w:tc>
-          <w:tcPr>
-            <w:tcW w:type="dxa" w:w="4000"/>
-            <w:tcBorders>
-              <w:top w:val="single" w:color="808080" w:sz="1"/>
-              <w:left w:val="single" w:color="808080" w:sz="1"/>
-              <w:bottom w:val="single" w:color="808080" w:sz="1"/>
-              <w:right w:val="single" w:color="808080" w:sz="1"/>
-            </w:tcBorders>
-            <w:tcMar>
-              <w:top w:type="dxa" w:w="60"/>
-              <w:left w:type="dxa" w:w="100"/>
-              <w:bottom w:type="dxa" w:w="60"/>
-              <w:right w:type="dxa" w:w="100"/>
-            </w:tcMar>
-          </w:tcPr>
-          <w:p>
-            <w:pPr>
-              <w:spacing w:line="240"/>
-              <w:jc w:val="center"/>
-            </w:pPr>
-            <w:r>
-              <w:rPr>
-                <w:rFonts w:ascii="Times New Roman" w:cs="Times New Roman" w:eastAsia="Times New Roman" w:hAnsi="Times New Roman"/>
-                <w:b w:val="false"/>
-                <w:bCs w:val="false"/>
-                <w:sz w:val="24"/>
-                <w:szCs w:val="24"/>
-              </w:rPr>
-              <w:t xml:space="preserve">1·10⁻⁴, косинусный график</w:t>
-            </w:r>
-          </w:p>
-        </w:tc>
-      </w:tr>
-      <w:tr>
-        <w:tc>
-          <w:tcPr>
-            <w:tcW w:type="dxa" w:w="5638"/>
-            <w:tcBorders>
-              <w:top w:val="single" w:color="808080" w:sz="1"/>
-              <w:left w:val="single" w:color="808080" w:sz="1"/>
-              <w:bottom w:val="single" w:color="808080" w:sz="1"/>
-              <w:right w:val="single" w:color="808080" w:sz="1"/>
-            </w:tcBorders>
-            <w:tcMar>
-              <w:top w:type="dxa" w:w="60"/>
-              <w:left w:type="dxa" w:w="100"/>
-              <w:bottom w:type="dxa" w:w="60"/>
-              <w:right w:type="dxa" w:w="100"/>
-            </w:tcMar>
-          </w:tcPr>
-          <w:p>
-            <w:pPr>
-              <w:spacing w:line="240"/>
-              <w:jc w:val="left"/>
-            </w:pPr>
-            <w:r>
-              <w:rPr>
-                <w:rFonts w:ascii="Times New Roman" w:cs="Times New Roman" w:eastAsia="Times New Roman" w:hAnsi="Times New Roman"/>
-                <w:b w:val="false"/>
-                <w:bCs w:val="false"/>
-                <w:sz w:val="24"/>
-                <w:szCs w:val="24"/>
-              </w:rPr>
-              <w:t xml:space="preserve">Размер партии</w:t>
-            </w:r>
-          </w:p>
-        </w:tc>
-        <w:tc>
-          <w:tcPr>
-            <w:tcW w:type="dxa" w:w="4000"/>
-            <w:tcBorders>
-              <w:top w:val="single" w:color="808080" w:sz="1"/>
-              <w:left w:val="single" w:color="808080" w:sz="1"/>
-              <w:bottom w:val="single" w:color="808080" w:sz="1"/>
-              <w:right w:val="single" w:color="808080" w:sz="1"/>
-            </w:tcBorders>
-            <w:tcMar>
-              <w:top w:type="dxa" w:w="60"/>
-              <w:left w:type="dxa" w:w="100"/>
-              <w:bottom w:type="dxa" w:w="60"/>
-              <w:right w:type="dxa" w:w="100"/>
-            </w:tcMar>
-          </w:tcPr>
-          <w:p>
-            <w:pPr>
-              <w:spacing w:line="240"/>
-              <w:jc w:val="center"/>
-            </w:pPr>
-            <w:r>
-              <w:rPr>
-                <w:rFonts w:ascii="Times New Roman" w:cs="Times New Roman" w:eastAsia="Times New Roman" w:hAnsi="Times New Roman"/>
-                <w:b w:val="false"/>
-                <w:bCs w:val="false"/>
-                <w:sz w:val="24"/>
-                <w:szCs w:val="24"/>
-              </w:rPr>
-              <w:t xml:space="preserve">1 при накоплении 16</w:t>
-            </w:r>
-          </w:p>
-        </w:tc>
-      </w:tr>
-      <w:tr>
-        <w:tc>
-          <w:tcPr>
-            <w:tcW w:type="dxa" w:w="5638"/>
-            <w:tcBorders>
-              <w:top w:val="single" w:color="808080" w:sz="1"/>
-              <w:left w:val="single" w:color="808080" w:sz="1"/>
-              <w:bottom w:val="single" w:color="808080" w:sz="1"/>
-              <w:right w:val="single" w:color="808080" w:sz="1"/>
-            </w:tcBorders>
-            <w:tcMar>
-              <w:top w:type="dxa" w:w="60"/>
-              <w:left w:type="dxa" w:w="100"/>
-              <w:bottom w:type="dxa" w:w="60"/>
-              <w:right w:type="dxa" w:w="100"/>
-            </w:tcMar>
-          </w:tcPr>
-          <w:p>
-            <w:pPr>
-              <w:spacing w:line="240"/>
-              <w:jc w:val="left"/>
-            </w:pPr>
-            <w:r>
-              <w:rPr>
-                <w:rFonts w:ascii="Times New Roman" w:cs="Times New Roman" w:eastAsia="Times New Roman" w:hAnsi="Times New Roman"/>
-                <w:b w:val="false"/>
-                <w:bCs w:val="false"/>
-                <w:sz w:val="24"/>
-                <w:szCs w:val="24"/>
-              </w:rPr>
-              <w:t xml:space="preserve">Длина контекста</w:t>
-            </w:r>
-          </w:p>
-        </w:tc>
-        <w:tc>
-          <w:tcPr>
-            <w:tcW w:type="dxa" w:w="4000"/>
-            <w:tcBorders>
-              <w:top w:val="single" w:color="808080" w:sz="1"/>
-              <w:left w:val="single" w:color="808080" w:sz="1"/>
-              <w:bottom w:val="single" w:color="808080" w:sz="1"/>
-              <w:right w:val="single" w:color="808080" w:sz="1"/>
-            </w:tcBorders>
-            <w:tcMar>
-              <w:top w:type="dxa" w:w="60"/>
-              <w:left w:type="dxa" w:w="100"/>
-              <w:bottom w:type="dxa" w:w="60"/>
-              <w:right w:type="dxa" w:w="100"/>
-            </w:tcMar>
-          </w:tcPr>
-          <w:p>
-            <w:pPr>
-              <w:spacing w:line="240"/>
-              <w:jc w:val="center"/>
-            </w:pPr>
-            <w:r>
-              <w:rPr>
-                <w:rFonts w:ascii="Times New Roman" w:cs="Times New Roman" w:eastAsia="Times New Roman" w:hAnsi="Times New Roman"/>
-                <w:b w:val="false"/>
-                <w:bCs w:val="false"/>
-                <w:sz w:val="24"/>
-                <w:szCs w:val="24"/>
-              </w:rPr>
-              <w:t xml:space="preserve">2048 токенов</w:t>
-            </w:r>
-          </w:p>
-        </w:tc>
-      </w:tr>
-      <w:tr>
-        <w:tc>
-          <w:tcPr>
-            <w:tcW w:type="dxa" w:w="5638"/>
-            <w:tcBorders>
-              <w:top w:val="single" w:color="808080" w:sz="1"/>
-              <w:left w:val="single" w:color="808080" w:sz="1"/>
-              <w:bottom w:val="single" w:color="808080" w:sz="1"/>
-              <w:right w:val="single" w:color="808080" w:sz="1"/>
-            </w:tcBorders>
-            <w:tcMar>
-              <w:top w:type="dxa" w:w="60"/>
-              <w:left w:type="dxa" w:w="100"/>
-              <w:bottom w:type="dxa" w:w="60"/>
-              <w:right w:type="dxa" w:w="100"/>
-            </w:tcMar>
-          </w:tcPr>
-          <w:p>
-            <w:pPr>
-              <w:spacing w:line="240"/>
-              <w:jc w:val="left"/>
-            </w:pPr>
-            <w:r>
-              <w:rPr>
-                <w:rFonts w:ascii="Times New Roman" w:cs="Times New Roman" w:eastAsia="Times New Roman" w:hAnsi="Times New Roman"/>
-                <w:b w:val="false"/>
-                <w:bCs w:val="false"/>
-                <w:sz w:val="24"/>
-                <w:szCs w:val="24"/>
-              </w:rPr>
-              <w:t xml:space="preserve">Число шагов</w:t>
-            </w:r>
-          </w:p>
-        </w:tc>
-        <w:tc>
-          <w:tcPr>
-            <w:tcW w:type="dxa" w:w="4000"/>
-            <w:tcBorders>
-              <w:top w:val="single" w:color="808080" w:sz="1"/>
-              <w:left w:val="single" w:color="808080" w:sz="1"/>
-              <w:bottom w:val="single" w:color="808080" w:sz="1"/>
-              <w:right w:val="single" w:color="808080" w:sz="1"/>
-            </w:tcBorders>
-            <w:tcMar>
-              <w:top w:type="dxa" w:w="60"/>
-              <w:left w:type="dxa" w:w="100"/>
-              <w:bottom w:type="dxa" w:w="60"/>
-              <w:right w:type="dxa" w:w="100"/>
-            </w:tcMar>
-          </w:tcPr>
-          <w:p>
-            <w:pPr>
-              <w:spacing w:line="240"/>
-              <w:jc w:val="center"/>
-            </w:pPr>
-            <w:r>
-              <w:rPr>
-                <w:rFonts w:ascii="Times New Roman" w:cs="Times New Roman" w:eastAsia="Times New Roman" w:hAnsi="Times New Roman"/>
-                <w:b w:val="false"/>
-                <w:bCs w:val="false"/>
-                <w:sz w:val="24"/>
-                <w:szCs w:val="24"/>
-              </w:rPr>
-              <w:t xml:space="preserve">300 и 424</w:t>
-            </w:r>
-          </w:p>
-        </w:tc>
-      </w:tr>
-      <w:tr>
-        <w:tc>
-          <w:tcPr>
-            <w:tcW w:type="dxa" w:w="5638"/>
-            <w:tcBorders>
-              <w:top w:val="single" w:color="808080" w:sz="1"/>
-              <w:left w:val="single" w:color="808080" w:sz="1"/>
-              <w:bottom w:val="single" w:color="808080" w:sz="1"/>
-              <w:right w:val="single" w:color="808080" w:sz="1"/>
-            </w:tcBorders>
-            <w:tcMar>
-              <w:top w:type="dxa" w:w="60"/>
-              <w:left w:type="dxa" w:w="100"/>
-              <w:bottom w:type="dxa" w:w="60"/>
-              <w:right w:type="dxa" w:w="100"/>
-            </w:tcMar>
-          </w:tcPr>
-          <w:p>
-            <w:pPr>
-              <w:spacing w:line="240"/>
-              <w:jc w:val="left"/>
-            </w:pPr>
-            <w:r>
-              <w:rPr>
-                <w:rFonts w:ascii="Times New Roman" w:cs="Times New Roman" w:eastAsia="Times New Roman" w:hAnsi="Times New Roman"/>
-                <w:b w:val="false"/>
-                <w:bCs w:val="false"/>
-                <w:sz w:val="24"/>
-                <w:szCs w:val="24"/>
-              </w:rPr>
-              <w:t xml:space="preserve">Потребление видеопамяти</w:t>
-            </w:r>
-          </w:p>
-        </w:tc>
-        <w:tc>
-          <w:tcPr>
-            <w:tcW w:type="dxa" w:w="4000"/>
-            <w:tcBorders>
-              <w:top w:val="single" w:color="808080" w:sz="1"/>
-              <w:left w:val="single" w:color="808080" w:sz="1"/>
-              <w:bottom w:val="single" w:color="808080" w:sz="1"/>
-              <w:right w:val="single" w:color="808080" w:sz="1"/>
-            </w:tcBorders>
-            <w:tcMar>
-              <w:top w:type="dxa" w:w="60"/>
-              <w:left w:type="dxa" w:w="100"/>
-              <w:bottom w:type="dxa" w:w="60"/>
-              <w:right w:type="dxa" w:w="100"/>
-            </w:tcMar>
-          </w:tcPr>
-          <w:p>
-            <w:pPr>
-              <w:spacing w:line="240"/>
-              <w:jc w:val="center"/>
-            </w:pPr>
-            <w:r>
-              <w:rPr>
-                <w:rFonts w:ascii="Times New Roman" w:cs="Times New Roman" w:eastAsia="Times New Roman" w:hAnsi="Times New Roman"/>
-                <w:b w:val="false"/>
-                <w:bCs w:val="false"/>
-                <w:sz w:val="24"/>
-                <w:szCs w:val="24"/>
-              </w:rPr>
-              <w:t xml:space="preserve">9,8 ГБ из 15,5</w:t>
-            </w:r>
-          </w:p>
-        </w:tc>
-      </w:tr>
-      <w:tr>
-        <w:tc>
-          <w:tcPr>
-            <w:tcW w:type="dxa" w:w="5638"/>
-            <w:tcBorders>
-              <w:top w:val="single" w:color="808080" w:sz="1"/>
-              <w:left w:val="single" w:color="808080" w:sz="1"/>
-              <w:bottom w:val="single" w:color="808080" w:sz="1"/>
-              <w:right w:val="single" w:color="808080" w:sz="1"/>
-            </w:tcBorders>
-            <w:tcMar>
-              <w:top w:type="dxa" w:w="60"/>
-              <w:left w:type="dxa" w:w="100"/>
-              <w:bottom w:type="dxa" w:w="60"/>
-              <w:right w:type="dxa" w:w="100"/>
-            </w:tcMar>
-          </w:tcPr>
-          <w:p>
-            <w:pPr>
-              <w:spacing w:line="240"/>
-              <w:jc w:val="left"/>
-            </w:pPr>
-            <w:r>
-              <w:rPr>
-                <w:rFonts w:ascii="Times New Roman" w:cs="Times New Roman" w:eastAsia="Times New Roman" w:hAnsi="Times New Roman"/>
-                <w:b w:val="false"/>
-                <w:bCs w:val="false"/>
-                <w:sz w:val="24"/>
-                <w:szCs w:val="24"/>
-              </w:rPr>
-              <w:t xml:space="preserve">Время обучения</w:t>
-            </w:r>
-          </w:p>
-        </w:tc>
-        <w:tc>
-          <w:tcPr>
-            <w:tcW w:type="dxa" w:w="4000"/>
-            <w:tcBorders>
-              <w:top w:val="single" w:color="808080" w:sz="1"/>
-              <w:left w:val="single" w:color="808080" w:sz="1"/>
-              <w:bottom w:val="single" w:color="808080" w:sz="1"/>
-              <w:right w:val="single" w:color="808080" w:sz="1"/>
-            </w:tcBorders>
-            <w:tcMar>
-              <w:top w:type="dxa" w:w="60"/>
-              <w:left w:type="dxa" w:w="100"/>
-              <w:bottom w:type="dxa" w:w="60"/>
-              <w:right w:type="dxa" w:w="100"/>
-            </w:tcMar>
-          </w:tcPr>
-          <w:p>
-            <w:pPr>
-              <w:spacing w:line="240"/>
-              <w:jc w:val="center"/>
-            </w:pPr>
-            <w:r>
-              <w:rPr>
-                <w:rFonts w:ascii="Times New Roman" w:cs="Times New Roman" w:eastAsia="Times New Roman" w:hAnsi="Times New Roman"/>
-                <w:b w:val="false"/>
-                <w:bCs w:val="false"/>
-                <w:sz w:val="24"/>
-                <w:szCs w:val="24"/>
-              </w:rPr>
-              <w:t xml:space="preserve">1 ч 44 мин (300 шагов)</w:t>
-            </w:r>
-          </w:p>
-        </w:tc>
-      </w:tr>
-    </w:tbl>
-    <w:p>
-      <w:pPr>
-        <w:spacing w:after="240"/>
-      </w:pPr>
-      <w:r>
-        <w:rPr>
-          <w:rFonts w:ascii="Times New Roman" w:cs="Times New Roman" w:eastAsia="Times New Roman" w:hAnsi="Times New Roman"/>
-          <w:sz w:val="20"/>
-          <w:szCs w:val="20"/>
-        </w:rPr>
-        <w:t xml:space="preserve"/>
-      </w:r>
-    </w:p>
-    <w:p>
-      <w:pPr>
-        <w:spacing w:after="100" w:before="240" w:line="360"/>
-        <w:jc w:val="left"/>
-      </w:pPr>
-      <w:r>
-        <w:rPr>
-          <w:rFonts w:ascii="Times New Roman" w:cs="Times New Roman" w:eastAsia="Times New Roman" w:hAnsi="Times New Roman"/>
-          <w:sz w:val="24"/>
-          <w:szCs w:val="24"/>
-        </w:rPr>
-        <w:t xml:space="preserve">Таблица 2 — Состав обучающего корпуса</w:t>
-      </w:r>
-    </w:p>
-    <w:tbl>
-      <w:tblPr>
-        <w:tblW w:type="dxa" w:w="9638"/>
-        <w:tblBorders>
-          <w:top w:val="single" w:color="auto" w:sz="4"/>
-          <w:left w:val="single" w:color="auto" w:sz="4"/>
-          <w:bottom w:val="single" w:color="auto" w:sz="4"/>
-          <w:right w:val="single" w:color="auto" w:sz="4"/>
-          <w:insideH w:val="single" w:color="auto" w:sz="4"/>
-          <w:insideV w:val="single" w:color="auto" w:sz="4"/>
-        </w:tblBorders>
-      </w:tblPr>
-      <w:tblGrid>
-        <w:gridCol w:w="5638"/>
-        <w:gridCol w:w="2000"/>
-        <w:gridCol w:w="2000"/>
-      </w:tblGrid>
-      <w:tr>
-        <w:tc>
-          <w:tcPr>
-            <w:tcW w:type="dxa" w:w="5638"/>
-            <w:tcBorders>
-              <w:top w:val="single" w:color="808080" w:sz="1"/>
-              <w:left w:val="single" w:color="808080" w:sz="1"/>
-              <w:bottom w:val="single" w:color="808080" w:sz="1"/>
-              <w:right w:val="single" w:color="808080" w:sz="1"/>
-            </w:tcBorders>
-            <w:shd w:fill="E8ECEF" w:val="clear"/>
-            <w:tcMar>
-              <w:top w:type="dxa" w:w="60"/>
-              <w:left w:type="dxa" w:w="100"/>
-              <w:bottom w:type="dxa" w:w="60"/>
-              <w:right w:type="dxa" w:w="100"/>
-            </w:tcMar>
-          </w:tcPr>
-          <w:p>
-            <w:pPr>
-              <w:spacing w:line="240"/>
-              <w:jc w:val="left"/>
-            </w:pPr>
-            <w:r>
-              <w:rPr>
-                <w:rFonts w:ascii="Times New Roman" w:cs="Times New Roman" w:eastAsia="Times New Roman" w:hAnsi="Times New Roman"/>
-                <w:b/>
-                <w:bCs/>
-                <w:sz w:val="24"/>
-                <w:szCs w:val="24"/>
-              </w:rPr>
-              <w:t xml:space="preserve">Источник</w:t>
-            </w:r>
-          </w:p>
-        </w:tc>
-        <w:tc>
-          <w:tcPr>
-            <w:tcW w:type="dxa" w:w="2000"/>
-            <w:tcBorders>
-              <w:top w:val="single" w:color="808080" w:sz="1"/>
-              <w:left w:val="single" w:color="808080" w:sz="1"/>
-              <w:bottom w:val="single" w:color="808080" w:sz="1"/>
-              <w:right w:val="single" w:color="808080" w:sz="1"/>
-            </w:tcBorders>
-            <w:shd w:fill="E8ECEF" w:val="clear"/>
-            <w:tcMar>
-              <w:top w:type="dxa" w:w="60"/>
-              <w:left w:type="dxa" w:w="100"/>
-              <w:bottom w:type="dxa" w:w="60"/>
-              <w:right w:type="dxa" w:w="100"/>
-            </w:tcMar>
-          </w:tcPr>
-          <w:p>
-            <w:pPr>
-              <w:spacing w:line="240"/>
-              <w:jc w:val="center"/>
-            </w:pPr>
-            <w:r>
-              <w:rPr>
-                <w:rFonts w:ascii="Times New Roman" w:cs="Times New Roman" w:eastAsia="Times New Roman" w:hAnsi="Times New Roman"/>
-                <w:b/>
-                <w:bCs/>
-                <w:sz w:val="24"/>
-                <w:szCs w:val="24"/>
-              </w:rPr>
-              <w:t xml:space="preserve">Примеров</w:t>
-            </w:r>
-          </w:p>
-        </w:tc>
-        <w:tc>
-          <w:tcPr>
-            <w:tcW w:type="dxa" w:w="2000"/>
-            <w:tcBorders>
-              <w:top w:val="single" w:color="808080" w:sz="1"/>
-              <w:left w:val="single" w:color="808080" w:sz="1"/>
-              <w:bottom w:val="single" w:color="808080" w:sz="1"/>
-              <w:right w:val="single" w:color="808080" w:sz="1"/>
-            </w:tcBorders>
-            <w:shd w:fill="E8ECEF" w:val="clear"/>
-            <w:tcMar>
-              <w:top w:type="dxa" w:w="60"/>
-              <w:left w:type="dxa" w:w="100"/>
-              <w:bottom w:type="dxa" w:w="60"/>
-              <w:right w:type="dxa" w:w="100"/>
-            </w:tcMar>
-          </w:tcPr>
-          <w:p>
-            <w:pPr>
-              <w:spacing w:line="240"/>
-              <w:jc w:val="center"/>
-            </w:pPr>
-            <w:r>
-              <w:rPr>
-                <w:rFonts w:ascii="Times New Roman" w:cs="Times New Roman" w:eastAsia="Times New Roman" w:hAnsi="Times New Roman"/>
-                <w:b/>
-                <w:bCs/>
-                <w:sz w:val="24"/>
-                <w:szCs w:val="24"/>
-              </w:rPr>
-              <w:t xml:space="preserve">Доля</w:t>
-            </w:r>
-          </w:p>
-        </w:tc>
-      </w:tr>
-      <w:tr>
-        <w:tc>
-          <w:tcPr>
-            <w:tcW w:type="dxa" w:w="5638"/>
-            <w:tcBorders>
-              <w:top w:val="single" w:color="808080" w:sz="1"/>
-              <w:left w:val="single" w:color="808080" w:sz="1"/>
-              <w:bottom w:val="single" w:color="808080" w:sz="1"/>
-              <w:right w:val="single" w:color="808080" w:sz="1"/>
-            </w:tcBorders>
-            <w:tcMar>
-              <w:top w:type="dxa" w:w="60"/>
-              <w:left w:type="dxa" w:w="100"/>
-              <w:bottom w:type="dxa" w:w="60"/>
-              <w:right w:type="dxa" w:w="100"/>
-            </w:tcMar>
-          </w:tcPr>
-          <w:p>
-            <w:pPr>
-              <w:spacing w:line="240"/>
-              <w:jc w:val="left"/>
-            </w:pPr>
-            <w:r>
-              <w:rPr>
-                <w:rFonts w:ascii="Times New Roman" w:cs="Times New Roman" w:eastAsia="Times New Roman" w:hAnsi="Times New Roman"/>
-                <w:b w:val="false"/>
-                <w:bCs w:val="false"/>
-                <w:sz w:val="24"/>
-                <w:szCs w:val="24"/>
-              </w:rPr>
-              <w:t xml:space="preserve">Проактивность</w:t>
-            </w:r>
-          </w:p>
-        </w:tc>
-        <w:tc>
-          <w:tcPr>
-            <w:tcW w:type="dxa" w:w="2000"/>
-            <w:tcBorders>
-              <w:top w:val="single" w:color="808080" w:sz="1"/>
-              <w:left w:val="single" w:color="808080" w:sz="1"/>
-              <w:bottom w:val="single" w:color="808080" w:sz="1"/>
-              <w:right w:val="single" w:color="808080" w:sz="1"/>
-            </w:tcBorders>
-            <w:tcMar>
-              <w:top w:type="dxa" w:w="60"/>
-              <w:left w:type="dxa" w:w="100"/>
-              <w:bottom w:type="dxa" w:w="60"/>
-              <w:right w:type="dxa" w:w="100"/>
-            </w:tcMar>
-          </w:tcPr>
-          <w:p>
-            <w:pPr>
-              <w:spacing w:line="240"/>
-              <w:jc w:val="center"/>
-            </w:pPr>
-            <w:r>
-              <w:rPr>
-                <w:rFonts w:ascii="Times New Roman" w:cs="Times New Roman" w:eastAsia="Times New Roman" w:hAnsi="Times New Roman"/>
-                <w:b w:val="false"/>
-                <w:bCs w:val="false"/>
-                <w:sz w:val="24"/>
-                <w:szCs w:val="24"/>
-              </w:rPr>
-              <w:t xml:space="preserve">1008</w:t>
-            </w:r>
-          </w:p>
-        </w:tc>
-        <w:tc>
-          <w:tcPr>
-            <w:tcW w:type="dxa" w:w="2000"/>
-            <w:tcBorders>
-              <w:top w:val="single" w:color="808080" w:sz="1"/>
-              <w:left w:val="single" w:color="808080" w:sz="1"/>
-              <w:bottom w:val="single" w:color="808080" w:sz="1"/>
-              <w:right w:val="single" w:color="808080" w:sz="1"/>
-            </w:tcBorders>
-            <w:tcMar>
-              <w:top w:type="dxa" w:w="60"/>
-              <w:left w:type="dxa" w:w="100"/>
-              <w:bottom w:type="dxa" w:w="60"/>
-              <w:right w:type="dxa" w:w="100"/>
-            </w:tcMar>
-          </w:tcPr>
-          <w:p>
-            <w:pPr>
-              <w:spacing w:line="240"/>
-              <w:jc w:val="center"/>
-            </w:pPr>
-            <w:r>
-              <w:rPr>
-                <w:rFonts w:ascii="Times New Roman" w:cs="Times New Roman" w:eastAsia="Times New Roman" w:hAnsi="Times New Roman"/>
-                <w:b w:val="false"/>
-                <w:bCs w:val="false"/>
-                <w:sz w:val="24"/>
-                <w:szCs w:val="24"/>
-              </w:rPr>
-              <w:t xml:space="preserve">55 %</w:t>
-            </w:r>
-          </w:p>
-        </w:tc>
-      </w:tr>
-      <w:tr>
-        <w:tc>
-          <w:tcPr>
-            <w:tcW w:type="dxa" w:w="5638"/>
-            <w:tcBorders>
-              <w:top w:val="single" w:color="808080" w:sz="1"/>
-              <w:left w:val="single" w:color="808080" w:sz="1"/>
-              <w:bottom w:val="single" w:color="808080" w:sz="1"/>
-              <w:right w:val="single" w:color="808080" w:sz="1"/>
-            </w:tcBorders>
-            <w:tcMar>
-              <w:top w:type="dxa" w:w="60"/>
-              <w:left w:type="dxa" w:w="100"/>
-              <w:bottom w:type="dxa" w:w="60"/>
-              <w:right w:type="dxa" w:w="100"/>
-            </w:tcMar>
-          </w:tcPr>
-          <w:p>
-            <w:pPr>
-              <w:spacing w:line="240"/>
-              <w:jc w:val="left"/>
-            </w:pPr>
-            <w:r>
-              <w:rPr>
-                <w:rFonts w:ascii="Times New Roman" w:cs="Times New Roman" w:eastAsia="Times New Roman" w:hAnsi="Times New Roman"/>
-                <w:b w:val="false"/>
-                <w:bCs w:val="false"/>
-                <w:sz w:val="24"/>
-                <w:szCs w:val="24"/>
-              </w:rPr>
-              <w:t xml:space="preserve">Вызов инструментов</w:t>
-            </w:r>
-          </w:p>
-        </w:tc>
-        <w:tc>
-          <w:tcPr>
-            <w:tcW w:type="dxa" w:w="2000"/>
-            <w:tcBorders>
-              <w:top w:val="single" w:color="808080" w:sz="1"/>
-              <w:left w:val="single" w:color="808080" w:sz="1"/>
-              <w:bottom w:val="single" w:color="808080" w:sz="1"/>
-              <w:right w:val="single" w:color="808080" w:sz="1"/>
-            </w:tcBorders>
-            <w:tcMar>
-              <w:top w:type="dxa" w:w="60"/>
-              <w:left w:type="dxa" w:w="100"/>
-              <w:bottom w:type="dxa" w:w="60"/>
-              <w:right w:type="dxa" w:w="100"/>
-            </w:tcMar>
-          </w:tcPr>
-          <w:p>
-            <w:pPr>
-              <w:spacing w:line="240"/>
-              <w:jc w:val="center"/>
-            </w:pPr>
-            <w:r>
-              <w:rPr>
-                <w:rFonts w:ascii="Times New Roman" w:cs="Times New Roman" w:eastAsia="Times New Roman" w:hAnsi="Times New Roman"/>
-                <w:b w:val="false"/>
-                <w:bCs w:val="false"/>
-                <w:sz w:val="24"/>
-                <w:szCs w:val="24"/>
-              </w:rPr>
-              <w:t xml:space="preserve">366</w:t>
-            </w:r>
-          </w:p>
-        </w:tc>
-        <w:tc>
-          <w:tcPr>
-            <w:tcW w:type="dxa" w:w="2000"/>
-            <w:tcBorders>
-              <w:top w:val="single" w:color="808080" w:sz="1"/>
-              <w:left w:val="single" w:color="808080" w:sz="1"/>
-              <w:bottom w:val="single" w:color="808080" w:sz="1"/>
-              <w:right w:val="single" w:color="808080" w:sz="1"/>
-            </w:tcBorders>
-            <w:tcMar>
-              <w:top w:type="dxa" w:w="60"/>
-              <w:left w:type="dxa" w:w="100"/>
-              <w:bottom w:type="dxa" w:w="60"/>
-              <w:right w:type="dxa" w:w="100"/>
-            </w:tcMar>
-          </w:tcPr>
-          <w:p>
-            <w:pPr>
-              <w:spacing w:line="240"/>
-              <w:jc w:val="center"/>
-            </w:pPr>
-            <w:r>
-              <w:rPr>
-                <w:rFonts w:ascii="Times New Roman" w:cs="Times New Roman" w:eastAsia="Times New Roman" w:hAnsi="Times New Roman"/>
-                <w:b w:val="false"/>
-                <w:bCs w:val="false"/>
-                <w:sz w:val="24"/>
-                <w:szCs w:val="24"/>
-              </w:rPr>
-              <w:t xml:space="preserve">20 %</w:t>
-            </w:r>
-          </w:p>
-        </w:tc>
-      </w:tr>
-      <w:tr>
-        <w:tc>
-          <w:tcPr>
-            <w:tcW w:type="dxa" w:w="5638"/>
-            <w:tcBorders>
-              <w:top w:val="single" w:color="808080" w:sz="1"/>
-              <w:left w:val="single" w:color="808080" w:sz="1"/>
-              <w:bottom w:val="single" w:color="808080" w:sz="1"/>
-              <w:right w:val="single" w:color="808080" w:sz="1"/>
-            </w:tcBorders>
-            <w:tcMar>
-              <w:top w:type="dxa" w:w="60"/>
-              <w:left w:type="dxa" w:w="100"/>
-              <w:bottom w:type="dxa" w:w="60"/>
-              <w:right w:type="dxa" w:w="100"/>
-            </w:tcMar>
-          </w:tcPr>
-          <w:p>
-            <w:pPr>
-              <w:spacing w:line="240"/>
-              <w:jc w:val="left"/>
-            </w:pPr>
-            <w:r>
-              <w:rPr>
-                <w:rFonts w:ascii="Times New Roman" w:cs="Times New Roman" w:eastAsia="Times New Roman" w:hAnsi="Times New Roman"/>
-                <w:b w:val="false"/>
-                <w:bCs w:val="false"/>
-                <w:sz w:val="24"/>
-                <w:szCs w:val="24"/>
-              </w:rPr>
-              <w:t xml:space="preserve">Диалоговые данные</w:t>
-            </w:r>
-          </w:p>
-        </w:tc>
-        <w:tc>
-          <w:tcPr>
-            <w:tcW w:type="dxa" w:w="2000"/>
-            <w:tcBorders>
-              <w:top w:val="single" w:color="808080" w:sz="1"/>
-              <w:left w:val="single" w:color="808080" w:sz="1"/>
-              <w:bottom w:val="single" w:color="808080" w:sz="1"/>
-              <w:right w:val="single" w:color="808080" w:sz="1"/>
-            </w:tcBorders>
-            <w:tcMar>
-              <w:top w:type="dxa" w:w="60"/>
-              <w:left w:type="dxa" w:w="100"/>
-              <w:bottom w:type="dxa" w:w="60"/>
-              <w:right w:type="dxa" w:w="100"/>
-            </w:tcMar>
-          </w:tcPr>
-          <w:p>
-            <w:pPr>
-              <w:spacing w:line="240"/>
-              <w:jc w:val="center"/>
-            </w:pPr>
-            <w:r>
-              <w:rPr>
-                <w:rFonts w:ascii="Times New Roman" w:cs="Times New Roman" w:eastAsia="Times New Roman" w:hAnsi="Times New Roman"/>
-                <w:b w:val="false"/>
-                <w:bCs w:val="false"/>
-                <w:sz w:val="24"/>
-                <w:szCs w:val="24"/>
-              </w:rPr>
-              <w:t xml:space="preserve">458</w:t>
-            </w:r>
-          </w:p>
-        </w:tc>
-        <w:tc>
-          <w:tcPr>
-            <w:tcW w:type="dxa" w:w="2000"/>
-            <w:tcBorders>
-              <w:top w:val="single" w:color="808080" w:sz="1"/>
-              <w:left w:val="single" w:color="808080" w:sz="1"/>
-              <w:bottom w:val="single" w:color="808080" w:sz="1"/>
-              <w:right w:val="single" w:color="808080" w:sz="1"/>
-            </w:tcBorders>
-            <w:tcMar>
-              <w:top w:type="dxa" w:w="60"/>
-              <w:left w:type="dxa" w:w="100"/>
-              <w:bottom w:type="dxa" w:w="60"/>
-              <w:right w:type="dxa" w:w="100"/>
-            </w:tcMar>
-          </w:tcPr>
-          <w:p>
-            <w:pPr>
-              <w:spacing w:line="240"/>
-              <w:jc w:val="center"/>
-            </w:pPr>
-            <w:r>
-              <w:rPr>
-                <w:rFonts w:ascii="Times New Roman" w:cs="Times New Roman" w:eastAsia="Times New Roman" w:hAnsi="Times New Roman"/>
-                <w:b w:val="false"/>
-                <w:bCs w:val="false"/>
-                <w:sz w:val="24"/>
-                <w:szCs w:val="24"/>
-              </w:rPr>
-              <w:t xml:space="preserve">25 %</w:t>
-            </w:r>
-          </w:p>
-        </w:tc>
-      </w:tr>
-      <w:tr>
-        <w:tc>
-          <w:tcPr>
-            <w:tcW w:type="dxa" w:w="5638"/>
-            <w:tcBorders>
-              <w:top w:val="single" w:color="808080" w:sz="1"/>
-              <w:left w:val="single" w:color="808080" w:sz="1"/>
-              <w:bottom w:val="single" w:color="808080" w:sz="1"/>
-              <w:right w:val="single" w:color="808080" w:sz="1"/>
-            </w:tcBorders>
-            <w:tcMar>
-              <w:top w:type="dxa" w:w="60"/>
-              <w:left w:type="dxa" w:w="100"/>
-              <w:bottom w:type="dxa" w:w="60"/>
-              <w:right w:type="dxa" w:w="100"/>
-            </w:tcMar>
-          </w:tcPr>
-          <w:p>
-            <w:pPr>
-              <w:spacing w:line="240"/>
-              <w:jc w:val="left"/>
-            </w:pPr>
-            <w:r>
-              <w:rPr>
-                <w:rFonts w:ascii="Times New Roman" w:cs="Times New Roman" w:eastAsia="Times New Roman" w:hAnsi="Times New Roman"/>
-                <w:b w:val="false"/>
-                <w:bCs w:val="false"/>
-                <w:sz w:val="24"/>
-                <w:szCs w:val="24"/>
-              </w:rPr>
-              <w:t xml:space="preserve">Итого</w:t>
-            </w:r>
-          </w:p>
-        </w:tc>
-        <w:tc>
-          <w:tcPr>
-            <w:tcW w:type="dxa" w:w="2000"/>
-            <w:tcBorders>
-              <w:top w:val="single" w:color="808080" w:sz="1"/>
-              <w:left w:val="single" w:color="808080" w:sz="1"/>
-              <w:bottom w:val="single" w:color="808080" w:sz="1"/>
-              <w:right w:val="single" w:color="808080" w:sz="1"/>
-            </w:tcBorders>
-            <w:tcMar>
-              <w:top w:type="dxa" w:w="60"/>
-              <w:left w:type="dxa" w:w="100"/>
-              <w:bottom w:type="dxa" w:w="60"/>
-              <w:right w:type="dxa" w:w="100"/>
-            </w:tcMar>
-          </w:tcPr>
-          <w:p>
-            <w:pPr>
-              <w:spacing w:line="240"/>
-              <w:jc w:val="center"/>
-            </w:pPr>
-            <w:r>
-              <w:rPr>
-                <w:rFonts w:ascii="Times New Roman" w:cs="Times New Roman" w:eastAsia="Times New Roman" w:hAnsi="Times New Roman"/>
-                <w:b w:val="false"/>
-                <w:bCs w:val="false"/>
-                <w:sz w:val="24"/>
-                <w:szCs w:val="24"/>
-              </w:rPr>
-              <w:t xml:space="preserve">1832</w:t>
-            </w:r>
-          </w:p>
-        </w:tc>
-        <w:tc>
-          <w:tcPr>
-            <w:tcW w:type="dxa" w:w="2000"/>
-            <w:tcBorders>
-              <w:top w:val="single" w:color="808080" w:sz="1"/>
-              <w:left w:val="single" w:color="808080" w:sz="1"/>
-              <w:bottom w:val="single" w:color="808080" w:sz="1"/>
-              <w:right w:val="single" w:color="808080" w:sz="1"/>
-            </w:tcBorders>
-            <w:tcMar>
-              <w:top w:type="dxa" w:w="60"/>
-              <w:left w:type="dxa" w:w="100"/>
-              <w:bottom w:type="dxa" w:w="60"/>
-              <w:right w:type="dxa" w:w="100"/>
-            </w:tcMar>
-          </w:tcPr>
-          <w:p>
-            <w:pPr>
-              <w:spacing w:line="240"/>
-              <w:jc w:val="center"/>
-            </w:pPr>
-            <w:r>
-              <w:rPr>
-                <w:rFonts w:ascii="Times New Roman" w:cs="Times New Roman" w:eastAsia="Times New Roman" w:hAnsi="Times New Roman"/>
-                <w:b w:val="false"/>
-                <w:bCs w:val="false"/>
-                <w:sz w:val="24"/>
-                <w:szCs w:val="24"/>
-              </w:rPr>
-              <w:t xml:space="preserve">100 %</w:t>
-            </w:r>
-          </w:p>
-        </w:tc>
-      </w:tr>
-    </w:tbl>
-    <w:p>
-      <w:pPr>
-        <w:spacing w:after="240"/>
-      </w:pPr>
-      <w:r>
-        <w:rPr>
-          <w:rFonts w:ascii="Times New Roman" w:cs="Times New Roman" w:eastAsia="Times New Roman" w:hAnsi="Times New Roman"/>
-          <w:sz w:val="20"/>
-          <w:szCs w:val="20"/>
-        </w:rPr>
-        <w:t xml:space="preserve"/>
-      </w:r>
-    </w:p>
-    <w:p>
-      <w:pPr>
-        <w:pStyle w:val="Heading2"/>
-        <w:spacing w:after="120" w:before="240" w:line="360"/>
-        <w:jc w:val="left"/>
-      </w:pPr>
-      <w:r>
-        <w:rPr>
-          <w:rFonts w:ascii="Times New Roman" w:cs="Times New Roman" w:eastAsia="Times New Roman" w:hAnsi="Times New Roman"/>
-          <w:b/>
-          <w:bCs/>
-          <w:sz w:val="28"/>
-          <w:szCs w:val="28"/>
-        </w:rPr>
-        <w:t xml:space="preserve">4.2 Проверка вклада адаптера</w:t>
-      </w:r>
-    </w:p>
-    <w:p>
-      <w:pPr>
-        <w:spacing w:after="0" w:line="360"/>
-        <w:ind w:firstLine="709"/>
-        <w:jc w:val="both"/>
-      </w:pPr>
-      <w:r>
-        <w:rPr>
-          <w:rFonts w:ascii="Times New Roman" w:cs="Times New Roman" w:eastAsia="Times New Roman" w:hAnsi="Times New Roman"/>
-          <w:b w:val="false"/>
-          <w:bCs w:val="false"/>
-          <w:i w:val="false"/>
-          <w:iCs w:val="false"/>
-          <w:sz w:val="28"/>
-          <w:szCs w:val="28"/>
-        </w:rPr>
-        <w:t xml:space="preserve">Для проверки того, обусловлено ли поведение системы обучением, выполнен замер на 46 проактивных ситуациях контрольной выборки в двух режимах.</w:t>
-      </w:r>
-    </w:p>
-    <w:p>
-      <w:pPr>
-        <w:spacing w:after="0" w:line="360"/>
-        <w:ind w:firstLine="709"/>
-        <w:jc w:val="both"/>
-      </w:pPr>
-      <w:r>
-        <w:rPr>
-          <w:rFonts w:ascii="Times New Roman" w:cs="Times New Roman" w:eastAsia="Times New Roman" w:hAnsi="Times New Roman"/>
-          <w:b w:val="false"/>
-          <w:bCs w:val="false"/>
-          <w:i w:val="false"/>
-          <w:iCs w:val="false"/>
-          <w:sz w:val="28"/>
-          <w:szCs w:val="28"/>
-        </w:rPr>
-        <w:t xml:space="preserve">Модель с отключённым адаптером выдала решение «наблюдать» во всех 46 случаях, то есть проявила вырожденное поведение. Модель с включённым адаптером распределила ответы как 24 решения о вмешательстве и 22 решения о молчании; синтаксически некорректные ответы отсутствовали, причём ограничение декодирования при замере намеренно отключалось. Следовательно, различение ситуаций обеспечивается именно обучением адаптера.</w:t>
-      </w:r>
-    </w:p>
-    <w:p>
-      <w:pPr>
-        <w:pStyle w:val="Heading2"/>
-        <w:spacing w:after="120" w:before="240" w:line="360"/>
-        <w:jc w:val="left"/>
-      </w:pPr>
-      <w:r>
-        <w:rPr>
-          <w:rFonts w:ascii="Times New Roman" w:cs="Times New Roman" w:eastAsia="Times New Roman" w:hAnsi="Times New Roman"/>
-          <w:b/>
-          <w:bCs/>
-          <w:sz w:val="28"/>
-          <w:szCs w:val="28"/>
-        </w:rPr>
-        <w:t xml:space="preserve">4.3 Динамика формирования проактивного поведения</w:t>
-      </w:r>
-    </w:p>
-    <w:p>
-      <w:pPr>
-        <w:spacing w:after="0" w:line="360"/>
-        <w:ind w:firstLine="709"/>
-        <w:jc w:val="both"/>
-      </w:pPr>
-      <w:r>
-        <w:rPr>
-          <w:rFonts w:ascii="Times New Roman" w:cs="Times New Roman" w:eastAsia="Times New Roman" w:hAnsi="Times New Roman"/>
-          <w:b w:val="false"/>
-          <w:bCs w:val="false"/>
-          <w:i w:val="false"/>
-          <w:iCs w:val="false"/>
-          <w:sz w:val="28"/>
-          <w:szCs w:val="28"/>
-        </w:rPr>
-        <w:t xml:space="preserve">Для исследования того, как формируется способность воздерживаться от действия, проведено обучение длительностью 424 шага с сохранением состояния каждые 50 шагов и замером решений на каждом сохранённом состоянии.</w:t>
+        <w:t xml:space="preserve">Технология построена на разделении функций между двумя режимами работы одной и той же языковой модели. Речевой контур обеспечивает диалог с человеком, контур решений — выбор момента и типа воздействия.</w:t>
       </w:r>
     </w:p>
     <w:p>
@@ -4431,9 +3219,9 @@
       <w:r>
         <w:drawing>
           <wp:inline distT="0" distB="0" distL="0" distR="0">
-            <wp:extent cx="5524500" cy="3200400"/>
+            <wp:extent cx="5334000" cy="3105150"/>
             <wp:effectExtent t="0" r="0" b="0" l="0"/>
-            <wp:docPr id="1" name="fig1-intervention-curve" descr="Рисунок 1 — Доля ложных вмешательств и своевременность в зависимости от шага обучения" title="Рисунок 1 — Доля ложных вмешательств и своевременность в зависимости от шага обучения"/>
+            <wp:docPr id="1" name="sch2-two-contours" descr="Рисунок 5 — Двухконтурная организация модели" title="Рисунок 5 — Двухконтурная организация модели"/>
             <wp:cNvGraphicFramePr>
               <a:graphicFrameLocks xmlns:a="http://schemas.openxmlformats.org/drawingml/2006/main" noChangeAspect="1"/>
             </wp:cNvGraphicFramePr>
@@ -4456,7 +3244,7 @@
                   <pic:spPr bwMode="auto">
                     <a:xfrm>
                       <a:off x="0" y="0"/>
-                      <a:ext cx="5524500" cy="3200400"/>
+                      <a:ext cx="5334000" cy="3105150"/>
                     </a:xfrm>
                     <a:prstGeom prst="rect">
                       <a:avLst/>
@@ -4480,7 +3268,7 @@
           <w:sz w:val="24"/>
           <w:szCs w:val="24"/>
         </w:rPr>
-        <w:t xml:space="preserve">Рисунок 1 — Доля ложных вмешательств и своевременность в зависимости от шага обучения</w:t>
+        <w:t xml:space="preserve">Рисунок 5 — Двухконтурная организация модели</w:t>
       </w:r>
     </w:p>
     <w:p>
@@ -4499,7 +3287,100 @@
           <w:sz w:val="28"/>
           <w:szCs w:val="28"/>
         </w:rPr>
-        <w:t xml:space="preserve">Наблюдаемая зависимость не является монотонной. На шагах 100 и 150 модель принимает решение о вмешательстве во всех ситуациях, то есть вырождается в стратегию постоянного действия. Выход из этого режима происходит к шагу 250, минимум доли ложных вмешательств достигается на шагах 300—350.</w:t>
+        <w:t xml:space="preserve">Базовые веса модели не изменяются на всём протяжении работы; обучению подлежит исключительно адаптер низкого ранга. Речевой контур представляет собой ту же модель с отключённым адаптером и, следовательно, в обучении не участвует. Тем самым деградация речевых способностей исключается свойствами архитектуры, а не подбором параметров обучения.</w:t>
+      </w:r>
+    </w:p>
+    <w:p>
+      <w:pPr>
+        <w:pStyle w:val="Heading2"/>
+        <w:spacing w:after="120" w:before="240" w:line="360"/>
+        <w:ind w:firstLine="709"/>
+        <w:jc w:val="left"/>
+      </w:pPr>
+      <w:r>
+        <w:rPr>
+          <w:rFonts w:ascii="Times New Roman" w:cs="Times New Roman" w:eastAsia="Times New Roman" w:hAnsi="Times New Roman"/>
+          <w:b/>
+          <w:bCs/>
+          <w:sz w:val="28"/>
+          <w:szCs w:val="28"/>
+        </w:rPr>
+        <w:t xml:space="preserve">5.2 Обеспечение корректности управляющих команд</w:t>
+      </w:r>
+    </w:p>
+    <w:p>
+      <w:pPr>
+        <w:spacing w:after="0" w:line="360"/>
+        <w:ind w:firstLine="709"/>
+        <w:jc w:val="both"/>
+      </w:pPr>
+      <w:r>
+        <w:rPr>
+          <w:rFonts w:ascii="Times New Roman" w:cs="Times New Roman" w:eastAsia="Times New Roman" w:hAnsi="Times New Roman"/>
+          <w:b w:val="false"/>
+          <w:bCs w:val="false"/>
+          <w:i w:val="false"/>
+          <w:iCs w:val="false"/>
+          <w:sz w:val="28"/>
+          <w:szCs w:val="28"/>
+        </w:rPr>
+        <w:t xml:space="preserve">Корректность порождаемых команд обеспечивается ограничением процесса декодирования грамматикой, построенной по схеме решения. Синтаксически некорректный ответ либо значение параметра вне допустимого диапазона оказываются непредставимыми на уровне выбора очередного элемента последовательности.</w:t>
+      </w:r>
+    </w:p>
+    <w:p>
+      <w:pPr>
+        <w:spacing w:after="0" w:line="360"/>
+        <w:ind w:firstLine="709"/>
+        <w:jc w:val="both"/>
+      </w:pPr>
+      <w:r>
+        <w:rPr>
+          <w:rFonts w:ascii="Times New Roman" w:cs="Times New Roman" w:eastAsia="Times New Roman" w:hAnsi="Times New Roman"/>
+          <w:b w:val="false"/>
+          <w:bCs w:val="false"/>
+          <w:i w:val="false"/>
+          <w:iCs w:val="false"/>
+          <w:sz w:val="28"/>
+          <w:szCs w:val="28"/>
+        </w:rPr>
+        <w:t xml:space="preserve">Принципиально, что данное свойство не зависит от качества обучения: даже неудачно обученная модель не в состоянии выдать команду, недопустимую для исполнительного устройства.</w:t>
+      </w:r>
+    </w:p>
+    <w:p>
+      <w:pPr>
+        <w:pStyle w:val="Heading2"/>
+        <w:spacing w:after="120" w:before="240" w:line="360"/>
+        <w:ind w:firstLine="709"/>
+        <w:jc w:val="left"/>
+      </w:pPr>
+      <w:r>
+        <w:rPr>
+          <w:rFonts w:ascii="Times New Roman" w:cs="Times New Roman" w:eastAsia="Times New Roman" w:hAnsi="Times New Roman"/>
+          <w:b/>
+          <w:bCs/>
+          <w:sz w:val="28"/>
+          <w:szCs w:val="28"/>
+        </w:rPr>
+        <w:t xml:space="preserve">5.3 Формирование обучающего корпуса</w:t>
+      </w:r>
+    </w:p>
+    <w:p>
+      <w:pPr>
+        <w:spacing w:after="0" w:line="360"/>
+        <w:ind w:firstLine="709"/>
+        <w:jc w:val="both"/>
+      </w:pPr>
+      <w:r>
+        <w:rPr>
+          <w:rFonts w:ascii="Times New Roman" w:cs="Times New Roman" w:eastAsia="Times New Roman" w:hAnsi="Times New Roman"/>
+          <w:b w:val="false"/>
+          <w:bCs w:val="false"/>
+          <w:i w:val="false"/>
+          <w:iCs w:val="false"/>
+          <w:sz w:val="28"/>
+          <w:szCs w:val="28"/>
+        </w:rPr>
+        <w:t xml:space="preserve">Корпус формируется из открытых источников без собственной генерации данных. Порядок формирования приведён на рисунке 6.</w:t>
       </w:r>
     </w:p>
     <w:p>
@@ -4510,9 +3391,9 @@
       <w:r>
         <w:drawing>
           <wp:inline distT="0" distB="0" distL="0" distR="0">
-            <wp:extent cx="5524500" cy="3219450"/>
+            <wp:extent cx="5715000" cy="2352675"/>
             <wp:effectExtent t="0" r="0" b="0" l="0"/>
-            <wp:docPr id="1" name="fig2-decision-mix" descr="Рисунок 2 — Распределение решений модели по шагам обучения" title="Рисунок 2 — Распределение решений модели по шагам обучения"/>
+            <wp:docPr id="1" name="sch4-corpus" descr="Рисунок 6 — Формирование обучающего корпуса" title="Рисунок 6 — Формирование обучающего корпуса"/>
             <wp:cNvGraphicFramePr>
               <a:graphicFrameLocks xmlns:a="http://schemas.openxmlformats.org/drawingml/2006/main" noChangeAspect="1"/>
             </wp:cNvGraphicFramePr>
@@ -4535,7 +3416,7 @@
                   <pic:spPr bwMode="auto">
                     <a:xfrm>
                       <a:off x="0" y="0"/>
-                      <a:ext cx="5524500" cy="3219450"/>
+                      <a:ext cx="5715000" cy="2352675"/>
                     </a:xfrm>
                     <a:prstGeom prst="rect">
                       <a:avLst/>
@@ -4559,7 +3440,7 @@
           <w:sz w:val="24"/>
           <w:szCs w:val="24"/>
         </w:rPr>
-        <w:t xml:space="preserve">Рисунок 2 — Распределение решений модели по шагам обучения</w:t>
+        <w:t xml:space="preserve">Рисунок 6 — Формирование обучающего корпуса</w:t>
       </w:r>
     </w:p>
     <w:p>
@@ -4578,24 +3459,7 @@
           <w:sz w:val="28"/>
           <w:szCs w:val="28"/>
         </w:rPr>
-        <w:t xml:space="preserve">Полученные данные позволяют утверждать, что вырожденность представляет собой закономерную фазу обучения проактивности, а не следствие неудачного выбора параметров. Способность воздерживаться от действия формируется приблизительно на 250 шагов позднее способности действовать.</w:t>
-      </w:r>
-    </w:p>
-    <w:p>
-      <w:pPr>
-        <w:pStyle w:val="Heading2"/>
-        <w:spacing w:after="120" w:before="240" w:line="360"/>
-        <w:jc w:val="left"/>
-      </w:pPr>
-      <w:r>
-        <w:rPr>
-          <w:rFonts w:ascii="Times New Roman" w:cs="Times New Roman" w:eastAsia="Times New Roman" w:hAnsi="Times New Roman"/>
-          <w:b/>
-          <w:bCs/>
-          <w:sz w:val="28"/>
-          <w:szCs w:val="28"/>
-        </w:rPr>
-        <w:t xml:space="preserve">4.4 Непригодность общепринятых критериев отбора модели</w:t>
+        <w:t xml:space="preserve">К схеме решений приводится только проактивная часть корпуса. Данные вызова инструментов и общего диалога сохраняются в исходном формате, поскольку их назначение состоит в сохранении уже имеющихся способностей модели, и преобразование к схеме решений это назначение уничтожает.</w:t>
       </w:r>
     </w:p>
     <w:p>
@@ -4614,7 +3478,1440 @@
           <w:sz w:val="28"/>
           <w:szCs w:val="28"/>
         </w:rPr>
-        <w:t xml:space="preserve">Полученная динамика позволяет проверить применимость общепринятых критериев выбора состояния обученной модели.</w:t>
+        <w:t xml:space="preserve">Соотношение классов в проактивной части приводится к равновесному прореживанием преобладающего класса. Размножение редкого класса не применяется, так как ведёт к переобучению на малом числе примеров.</w:t>
+      </w:r>
+    </w:p>
+    <w:p>
+      <w:pPr>
+        <w:pStyle w:val="Heading2"/>
+        <w:spacing w:after="120" w:before="240" w:line="360"/>
+        <w:ind w:firstLine="709"/>
+        <w:jc w:val="left"/>
+      </w:pPr>
+      <w:r>
+        <w:rPr>
+          <w:rFonts w:ascii="Times New Roman" w:cs="Times New Roman" w:eastAsia="Times New Roman" w:hAnsi="Times New Roman"/>
+          <w:b/>
+          <w:bCs/>
+          <w:sz w:val="28"/>
+          <w:szCs w:val="28"/>
+        </w:rPr>
+        <w:t xml:space="preserve">5.4 Речевой контур</w:t>
+      </w:r>
+    </w:p>
+    <w:p>
+      <w:pPr>
+        <w:spacing w:after="0" w:line="360"/>
+        <w:ind w:firstLine="709"/>
+        <w:jc w:val="both"/>
+      </w:pPr>
+      <w:r>
+        <w:rPr>
+          <w:rFonts w:ascii="Times New Roman" w:cs="Times New Roman" w:eastAsia="Times New Roman" w:hAnsi="Times New Roman"/>
+          <w:b w:val="false"/>
+          <w:bCs w:val="false"/>
+          <w:i w:val="false"/>
+          <w:iCs w:val="false"/>
+          <w:sz w:val="28"/>
+          <w:szCs w:val="28"/>
+        </w:rPr>
+        <w:t xml:space="preserve">Речевой контур в части распознавания реализован на основе модели Whisper, дообученной для казахского языка. Выбор конкретной модели выполнен по результатам сравнительного замера, приведённого в подразделе 5.6.</w:t>
+      </w:r>
+    </w:p>
+    <w:p>
+      <w:pPr>
+        <w:pStyle w:val="Heading2"/>
+        <w:spacing w:after="120" w:before="240" w:line="360"/>
+        <w:ind w:firstLine="709"/>
+        <w:jc w:val="left"/>
+      </w:pPr>
+      <w:r>
+        <w:rPr>
+          <w:rFonts w:ascii="Times New Roman" w:cs="Times New Roman" w:eastAsia="Times New Roman" w:hAnsi="Times New Roman"/>
+          <w:b/>
+          <w:bCs/>
+          <w:sz w:val="28"/>
+          <w:szCs w:val="28"/>
+        </w:rPr>
+        <w:t xml:space="preserve">4.5 Выводы по разделу</w:t>
+      </w:r>
+    </w:p>
+    <w:p>
+      <w:pPr>
+        <w:spacing w:after="0" w:line="360"/>
+        <w:ind w:firstLine="709"/>
+        <w:jc w:val="both"/>
+      </w:pPr>
+      <w:r>
+        <w:rPr>
+          <w:rFonts w:ascii="Times New Roman" w:cs="Times New Roman" w:eastAsia="Times New Roman" w:hAnsi="Times New Roman"/>
+          <w:b w:val="false"/>
+          <w:bCs w:val="false"/>
+          <w:i w:val="false"/>
+          <w:iCs w:val="false"/>
+          <w:sz w:val="28"/>
+          <w:szCs w:val="28"/>
+        </w:rPr>
+        <w:t xml:space="preserve">Предложенная технология обеспечивает специализацию модели под управление роботом при архитектурной защите речевых способностей, гарантированную корректность команд и воспроизводимый порядок формирования обучающего корпуса.</w:t>
+      </w:r>
+    </w:p>
+    <w:p>
+      <w:pPr>
+        <w:pStyle w:val="Heading1"/>
+        <w:pageBreakBefore/>
+        <w:spacing w:after="240" w:line="360"/>
+        <w:jc w:val="center"/>
+      </w:pPr>
+      <w:r>
+        <w:rPr>
+          <w:rFonts w:ascii="Times New Roman" w:cs="Times New Roman" w:eastAsia="Times New Roman" w:hAnsi="Times New Roman"/>
+          <w:b/>
+          <w:bCs/>
+          <w:sz w:val="28"/>
+          <w:szCs w:val="28"/>
+        </w:rPr>
+        <w:t xml:space="preserve">5 ЭКСПЕРИМЕНТАЛЬНОЕ ИССЛЕДОВАНИЕ</w:t>
+      </w:r>
+    </w:p>
+    <w:p>
+      <w:pPr>
+        <w:pStyle w:val="Heading2"/>
+        <w:spacing w:after="120" w:before="240" w:line="360"/>
+        <w:ind w:firstLine="709"/>
+        <w:jc w:val="left"/>
+      </w:pPr>
+      <w:r>
+        <w:rPr>
+          <w:rFonts w:ascii="Times New Roman" w:cs="Times New Roman" w:eastAsia="Times New Roman" w:hAnsi="Times New Roman"/>
+          <w:b/>
+          <w:bCs/>
+          <w:sz w:val="28"/>
+          <w:szCs w:val="28"/>
+        </w:rPr>
+        <w:t xml:space="preserve">4.1 Условия проведения экспериментов</w:t>
+      </w:r>
+    </w:p>
+    <w:p>
+      <w:pPr>
+        <w:spacing w:after="0" w:line="360"/>
+        <w:ind w:firstLine="709"/>
+        <w:jc w:val="both"/>
+      </w:pPr>
+      <w:r>
+        <w:rPr>
+          <w:rFonts w:ascii="Times New Roman" w:cs="Times New Roman" w:eastAsia="Times New Roman" w:hAnsi="Times New Roman"/>
+          <w:b w:val="false"/>
+          <w:bCs w:val="false"/>
+          <w:i w:val="false"/>
+          <w:iCs w:val="false"/>
+          <w:sz w:val="28"/>
+          <w:szCs w:val="28"/>
+        </w:rPr>
+        <w:t xml:space="preserve">Обучения и замеры выполнены на видеокарте NVIDIA GeForce RTX 5080 Laptop объёмом 16 ГБ. Базовая модель — Qwen3-8B в четырёхбитном представлении; обучается адаптер низкого ранга. Параметры обучения приведены в таблице 1.</w:t>
+      </w:r>
+    </w:p>
+    <w:p>
+      <w:pPr>
+        <w:spacing w:after="100" w:before="240" w:line="360"/>
+        <w:jc w:val="left"/>
+      </w:pPr>
+      <w:r>
+        <w:rPr>
+          <w:rFonts w:ascii="Times New Roman" w:cs="Times New Roman" w:eastAsia="Times New Roman" w:hAnsi="Times New Roman"/>
+          <w:sz w:val="24"/>
+          <w:szCs w:val="24"/>
+        </w:rPr>
+        <w:t xml:space="preserve">Таблица 2 — Параметры обучения адаптера решений</w:t>
+      </w:r>
+    </w:p>
+    <w:tbl>
+      <w:tblPr>
+        <w:tblW w:type="dxa" w:w="9638"/>
+        <w:tblBorders>
+          <w:top w:val="single" w:color="auto" w:sz="4"/>
+          <w:left w:val="single" w:color="auto" w:sz="4"/>
+          <w:bottom w:val="single" w:color="auto" w:sz="4"/>
+          <w:right w:val="single" w:color="auto" w:sz="4"/>
+          <w:insideH w:val="single" w:color="auto" w:sz="4"/>
+          <w:insideV w:val="single" w:color="auto" w:sz="4"/>
+        </w:tblBorders>
+      </w:tblPr>
+      <w:tblGrid>
+        <w:gridCol w:w="5638"/>
+        <w:gridCol w:w="4000"/>
+      </w:tblGrid>
+      <w:tr>
+        <w:tc>
+          <w:tcPr>
+            <w:tcW w:type="dxa" w:w="5638"/>
+            <w:tcBorders>
+              <w:top w:val="single" w:color="808080" w:sz="1"/>
+              <w:left w:val="single" w:color="808080" w:sz="1"/>
+              <w:bottom w:val="single" w:color="808080" w:sz="1"/>
+              <w:right w:val="single" w:color="808080" w:sz="1"/>
+            </w:tcBorders>
+            <w:shd w:fill="E8ECEF" w:val="clear"/>
+            <w:tcMar>
+              <w:top w:type="dxa" w:w="60"/>
+              <w:left w:type="dxa" w:w="100"/>
+              <w:bottom w:type="dxa" w:w="60"/>
+              <w:right w:type="dxa" w:w="100"/>
+            </w:tcMar>
+          </w:tcPr>
+          <w:p>
+            <w:pPr>
+              <w:spacing w:line="240"/>
+              <w:jc w:val="left"/>
+            </w:pPr>
+            <w:r>
+              <w:rPr>
+                <w:rFonts w:ascii="Times New Roman" w:cs="Times New Roman" w:eastAsia="Times New Roman" w:hAnsi="Times New Roman"/>
+                <w:b/>
+                <w:bCs/>
+                <w:sz w:val="24"/>
+                <w:szCs w:val="24"/>
+              </w:rPr>
+              <w:t xml:space="preserve">Параметр</w:t>
+            </w:r>
+          </w:p>
+        </w:tc>
+        <w:tc>
+          <w:tcPr>
+            <w:tcW w:type="dxa" w:w="4000"/>
+            <w:tcBorders>
+              <w:top w:val="single" w:color="808080" w:sz="1"/>
+              <w:left w:val="single" w:color="808080" w:sz="1"/>
+              <w:bottom w:val="single" w:color="808080" w:sz="1"/>
+              <w:right w:val="single" w:color="808080" w:sz="1"/>
+            </w:tcBorders>
+            <w:shd w:fill="E8ECEF" w:val="clear"/>
+            <w:tcMar>
+              <w:top w:type="dxa" w:w="60"/>
+              <w:left w:type="dxa" w:w="100"/>
+              <w:bottom w:type="dxa" w:w="60"/>
+              <w:right w:type="dxa" w:w="100"/>
+            </w:tcMar>
+          </w:tcPr>
+          <w:p>
+            <w:pPr>
+              <w:spacing w:line="240"/>
+              <w:jc w:val="center"/>
+            </w:pPr>
+            <w:r>
+              <w:rPr>
+                <w:rFonts w:ascii="Times New Roman" w:cs="Times New Roman" w:eastAsia="Times New Roman" w:hAnsi="Times New Roman"/>
+                <w:b/>
+                <w:bCs/>
+                <w:sz w:val="24"/>
+                <w:szCs w:val="24"/>
+              </w:rPr>
+              <w:t xml:space="preserve">Значение</w:t>
+            </w:r>
+          </w:p>
+        </w:tc>
+      </w:tr>
+      <w:tr>
+        <w:tc>
+          <w:tcPr>
+            <w:tcW w:type="dxa" w:w="5638"/>
+            <w:tcBorders>
+              <w:top w:val="single" w:color="808080" w:sz="1"/>
+              <w:left w:val="single" w:color="808080" w:sz="1"/>
+              <w:bottom w:val="single" w:color="808080" w:sz="1"/>
+              <w:right w:val="single" w:color="808080" w:sz="1"/>
+            </w:tcBorders>
+            <w:tcMar>
+              <w:top w:type="dxa" w:w="60"/>
+              <w:left w:type="dxa" w:w="100"/>
+              <w:bottom w:type="dxa" w:w="60"/>
+              <w:right w:type="dxa" w:w="100"/>
+            </w:tcMar>
+          </w:tcPr>
+          <w:p>
+            <w:pPr>
+              <w:spacing w:line="240"/>
+              <w:jc w:val="left"/>
+            </w:pPr>
+            <w:r>
+              <w:rPr>
+                <w:rFonts w:ascii="Times New Roman" w:cs="Times New Roman" w:eastAsia="Times New Roman" w:hAnsi="Times New Roman"/>
+                <w:b w:val="false"/>
+                <w:bCs w:val="false"/>
+                <w:sz w:val="24"/>
+                <w:szCs w:val="24"/>
+              </w:rPr>
+              <w:t xml:space="preserve">Базовая модель</w:t>
+            </w:r>
+          </w:p>
+        </w:tc>
+        <w:tc>
+          <w:tcPr>
+            <w:tcW w:type="dxa" w:w="4000"/>
+            <w:tcBorders>
+              <w:top w:val="single" w:color="808080" w:sz="1"/>
+              <w:left w:val="single" w:color="808080" w:sz="1"/>
+              <w:bottom w:val="single" w:color="808080" w:sz="1"/>
+              <w:right w:val="single" w:color="808080" w:sz="1"/>
+            </w:tcBorders>
+            <w:tcMar>
+              <w:top w:type="dxa" w:w="60"/>
+              <w:left w:type="dxa" w:w="100"/>
+              <w:bottom w:type="dxa" w:w="60"/>
+              <w:right w:type="dxa" w:w="100"/>
+            </w:tcMar>
+          </w:tcPr>
+          <w:p>
+            <w:pPr>
+              <w:spacing w:line="240"/>
+              <w:jc w:val="center"/>
+            </w:pPr>
+            <w:r>
+              <w:rPr>
+                <w:rFonts w:ascii="Times New Roman" w:cs="Times New Roman" w:eastAsia="Times New Roman" w:hAnsi="Times New Roman"/>
+                <w:b w:val="false"/>
+                <w:bCs w:val="false"/>
+                <w:sz w:val="24"/>
+                <w:szCs w:val="24"/>
+              </w:rPr>
+              <w:t xml:space="preserve">Qwen3-8B, 4 бита</w:t>
+            </w:r>
+          </w:p>
+        </w:tc>
+      </w:tr>
+      <w:tr>
+        <w:tc>
+          <w:tcPr>
+            <w:tcW w:type="dxa" w:w="5638"/>
+            <w:tcBorders>
+              <w:top w:val="single" w:color="808080" w:sz="1"/>
+              <w:left w:val="single" w:color="808080" w:sz="1"/>
+              <w:bottom w:val="single" w:color="808080" w:sz="1"/>
+              <w:right w:val="single" w:color="808080" w:sz="1"/>
+            </w:tcBorders>
+            <w:tcMar>
+              <w:top w:type="dxa" w:w="60"/>
+              <w:left w:type="dxa" w:w="100"/>
+              <w:bottom w:type="dxa" w:w="60"/>
+              <w:right w:type="dxa" w:w="100"/>
+            </w:tcMar>
+          </w:tcPr>
+          <w:p>
+            <w:pPr>
+              <w:spacing w:line="240"/>
+              <w:jc w:val="left"/>
+            </w:pPr>
+            <w:r>
+              <w:rPr>
+                <w:rFonts w:ascii="Times New Roman" w:cs="Times New Roman" w:eastAsia="Times New Roman" w:hAnsi="Times New Roman"/>
+                <w:b w:val="false"/>
+                <w:bCs w:val="false"/>
+                <w:sz w:val="24"/>
+                <w:szCs w:val="24"/>
+              </w:rPr>
+              <w:t xml:space="preserve">Обучаемые параметры</w:t>
+            </w:r>
+          </w:p>
+        </w:tc>
+        <w:tc>
+          <w:tcPr>
+            <w:tcW w:type="dxa" w:w="4000"/>
+            <w:tcBorders>
+              <w:top w:val="single" w:color="808080" w:sz="1"/>
+              <w:left w:val="single" w:color="808080" w:sz="1"/>
+              <w:bottom w:val="single" w:color="808080" w:sz="1"/>
+              <w:right w:val="single" w:color="808080" w:sz="1"/>
+            </w:tcBorders>
+            <w:tcMar>
+              <w:top w:type="dxa" w:w="60"/>
+              <w:left w:type="dxa" w:w="100"/>
+              <w:bottom w:type="dxa" w:w="60"/>
+              <w:right w:type="dxa" w:w="100"/>
+            </w:tcMar>
+          </w:tcPr>
+          <w:p>
+            <w:pPr>
+              <w:spacing w:line="240"/>
+              <w:jc w:val="center"/>
+            </w:pPr>
+            <w:r>
+              <w:rPr>
+                <w:rFonts w:ascii="Times New Roman" w:cs="Times New Roman" w:eastAsia="Times New Roman" w:hAnsi="Times New Roman"/>
+                <w:b w:val="false"/>
+                <w:bCs w:val="false"/>
+                <w:sz w:val="24"/>
+                <w:szCs w:val="24"/>
+              </w:rPr>
+              <w:t xml:space="preserve">адаптер, r = 32, α = 64</w:t>
+            </w:r>
+          </w:p>
+        </w:tc>
+      </w:tr>
+      <w:tr>
+        <w:tc>
+          <w:tcPr>
+            <w:tcW w:type="dxa" w:w="5638"/>
+            <w:tcBorders>
+              <w:top w:val="single" w:color="808080" w:sz="1"/>
+              <w:left w:val="single" w:color="808080" w:sz="1"/>
+              <w:bottom w:val="single" w:color="808080" w:sz="1"/>
+              <w:right w:val="single" w:color="808080" w:sz="1"/>
+            </w:tcBorders>
+            <w:tcMar>
+              <w:top w:type="dxa" w:w="60"/>
+              <w:left w:type="dxa" w:w="100"/>
+              <w:bottom w:type="dxa" w:w="60"/>
+              <w:right w:type="dxa" w:w="100"/>
+            </w:tcMar>
+          </w:tcPr>
+          <w:p>
+            <w:pPr>
+              <w:spacing w:line="240"/>
+              <w:jc w:val="left"/>
+            </w:pPr>
+            <w:r>
+              <w:rPr>
+                <w:rFonts w:ascii="Times New Roman" w:cs="Times New Roman" w:eastAsia="Times New Roman" w:hAnsi="Times New Roman"/>
+                <w:b w:val="false"/>
+                <w:bCs w:val="false"/>
+                <w:sz w:val="24"/>
+                <w:szCs w:val="24"/>
+              </w:rPr>
+              <w:t xml:space="preserve">Скорость обучения</w:t>
+            </w:r>
+          </w:p>
+        </w:tc>
+        <w:tc>
+          <w:tcPr>
+            <w:tcW w:type="dxa" w:w="4000"/>
+            <w:tcBorders>
+              <w:top w:val="single" w:color="808080" w:sz="1"/>
+              <w:left w:val="single" w:color="808080" w:sz="1"/>
+              <w:bottom w:val="single" w:color="808080" w:sz="1"/>
+              <w:right w:val="single" w:color="808080" w:sz="1"/>
+            </w:tcBorders>
+            <w:tcMar>
+              <w:top w:type="dxa" w:w="60"/>
+              <w:left w:type="dxa" w:w="100"/>
+              <w:bottom w:type="dxa" w:w="60"/>
+              <w:right w:type="dxa" w:w="100"/>
+            </w:tcMar>
+          </w:tcPr>
+          <w:p>
+            <w:pPr>
+              <w:spacing w:line="240"/>
+              <w:jc w:val="center"/>
+            </w:pPr>
+            <w:r>
+              <w:rPr>
+                <w:rFonts w:ascii="Times New Roman" w:cs="Times New Roman" w:eastAsia="Times New Roman" w:hAnsi="Times New Roman"/>
+                <w:b w:val="false"/>
+                <w:bCs w:val="false"/>
+                <w:sz w:val="24"/>
+                <w:szCs w:val="24"/>
+              </w:rPr>
+              <w:t xml:space="preserve">1·10⁻⁴, косинусный график</w:t>
+            </w:r>
+          </w:p>
+        </w:tc>
+      </w:tr>
+      <w:tr>
+        <w:tc>
+          <w:tcPr>
+            <w:tcW w:type="dxa" w:w="5638"/>
+            <w:tcBorders>
+              <w:top w:val="single" w:color="808080" w:sz="1"/>
+              <w:left w:val="single" w:color="808080" w:sz="1"/>
+              <w:bottom w:val="single" w:color="808080" w:sz="1"/>
+              <w:right w:val="single" w:color="808080" w:sz="1"/>
+            </w:tcBorders>
+            <w:tcMar>
+              <w:top w:type="dxa" w:w="60"/>
+              <w:left w:type="dxa" w:w="100"/>
+              <w:bottom w:type="dxa" w:w="60"/>
+              <w:right w:type="dxa" w:w="100"/>
+            </w:tcMar>
+          </w:tcPr>
+          <w:p>
+            <w:pPr>
+              <w:spacing w:line="240"/>
+              <w:jc w:val="left"/>
+            </w:pPr>
+            <w:r>
+              <w:rPr>
+                <w:rFonts w:ascii="Times New Roman" w:cs="Times New Roman" w:eastAsia="Times New Roman" w:hAnsi="Times New Roman"/>
+                <w:b w:val="false"/>
+                <w:bCs w:val="false"/>
+                <w:sz w:val="24"/>
+                <w:szCs w:val="24"/>
+              </w:rPr>
+              <w:t xml:space="preserve">Размер партии</w:t>
+            </w:r>
+          </w:p>
+        </w:tc>
+        <w:tc>
+          <w:tcPr>
+            <w:tcW w:type="dxa" w:w="4000"/>
+            <w:tcBorders>
+              <w:top w:val="single" w:color="808080" w:sz="1"/>
+              <w:left w:val="single" w:color="808080" w:sz="1"/>
+              <w:bottom w:val="single" w:color="808080" w:sz="1"/>
+              <w:right w:val="single" w:color="808080" w:sz="1"/>
+            </w:tcBorders>
+            <w:tcMar>
+              <w:top w:type="dxa" w:w="60"/>
+              <w:left w:type="dxa" w:w="100"/>
+              <w:bottom w:type="dxa" w:w="60"/>
+              <w:right w:type="dxa" w:w="100"/>
+            </w:tcMar>
+          </w:tcPr>
+          <w:p>
+            <w:pPr>
+              <w:spacing w:line="240"/>
+              <w:jc w:val="center"/>
+            </w:pPr>
+            <w:r>
+              <w:rPr>
+                <w:rFonts w:ascii="Times New Roman" w:cs="Times New Roman" w:eastAsia="Times New Roman" w:hAnsi="Times New Roman"/>
+                <w:b w:val="false"/>
+                <w:bCs w:val="false"/>
+                <w:sz w:val="24"/>
+                <w:szCs w:val="24"/>
+              </w:rPr>
+              <w:t xml:space="preserve">1 при накоплении 16</w:t>
+            </w:r>
+          </w:p>
+        </w:tc>
+      </w:tr>
+      <w:tr>
+        <w:tc>
+          <w:tcPr>
+            <w:tcW w:type="dxa" w:w="5638"/>
+            <w:tcBorders>
+              <w:top w:val="single" w:color="808080" w:sz="1"/>
+              <w:left w:val="single" w:color="808080" w:sz="1"/>
+              <w:bottom w:val="single" w:color="808080" w:sz="1"/>
+              <w:right w:val="single" w:color="808080" w:sz="1"/>
+            </w:tcBorders>
+            <w:tcMar>
+              <w:top w:type="dxa" w:w="60"/>
+              <w:left w:type="dxa" w:w="100"/>
+              <w:bottom w:type="dxa" w:w="60"/>
+              <w:right w:type="dxa" w:w="100"/>
+            </w:tcMar>
+          </w:tcPr>
+          <w:p>
+            <w:pPr>
+              <w:spacing w:line="240"/>
+              <w:jc w:val="left"/>
+            </w:pPr>
+            <w:r>
+              <w:rPr>
+                <w:rFonts w:ascii="Times New Roman" w:cs="Times New Roman" w:eastAsia="Times New Roman" w:hAnsi="Times New Roman"/>
+                <w:b w:val="false"/>
+                <w:bCs w:val="false"/>
+                <w:sz w:val="24"/>
+                <w:szCs w:val="24"/>
+              </w:rPr>
+              <w:t xml:space="preserve">Длина контекста</w:t>
+            </w:r>
+          </w:p>
+        </w:tc>
+        <w:tc>
+          <w:tcPr>
+            <w:tcW w:type="dxa" w:w="4000"/>
+            <w:tcBorders>
+              <w:top w:val="single" w:color="808080" w:sz="1"/>
+              <w:left w:val="single" w:color="808080" w:sz="1"/>
+              <w:bottom w:val="single" w:color="808080" w:sz="1"/>
+              <w:right w:val="single" w:color="808080" w:sz="1"/>
+            </w:tcBorders>
+            <w:tcMar>
+              <w:top w:type="dxa" w:w="60"/>
+              <w:left w:type="dxa" w:w="100"/>
+              <w:bottom w:type="dxa" w:w="60"/>
+              <w:right w:type="dxa" w:w="100"/>
+            </w:tcMar>
+          </w:tcPr>
+          <w:p>
+            <w:pPr>
+              <w:spacing w:line="240"/>
+              <w:jc w:val="center"/>
+            </w:pPr>
+            <w:r>
+              <w:rPr>
+                <w:rFonts w:ascii="Times New Roman" w:cs="Times New Roman" w:eastAsia="Times New Roman" w:hAnsi="Times New Roman"/>
+                <w:b w:val="false"/>
+                <w:bCs w:val="false"/>
+                <w:sz w:val="24"/>
+                <w:szCs w:val="24"/>
+              </w:rPr>
+              <w:t xml:space="preserve">2048 токенов</w:t>
+            </w:r>
+          </w:p>
+        </w:tc>
+      </w:tr>
+      <w:tr>
+        <w:tc>
+          <w:tcPr>
+            <w:tcW w:type="dxa" w:w="5638"/>
+            <w:tcBorders>
+              <w:top w:val="single" w:color="808080" w:sz="1"/>
+              <w:left w:val="single" w:color="808080" w:sz="1"/>
+              <w:bottom w:val="single" w:color="808080" w:sz="1"/>
+              <w:right w:val="single" w:color="808080" w:sz="1"/>
+            </w:tcBorders>
+            <w:tcMar>
+              <w:top w:type="dxa" w:w="60"/>
+              <w:left w:type="dxa" w:w="100"/>
+              <w:bottom w:type="dxa" w:w="60"/>
+              <w:right w:type="dxa" w:w="100"/>
+            </w:tcMar>
+          </w:tcPr>
+          <w:p>
+            <w:pPr>
+              <w:spacing w:line="240"/>
+              <w:jc w:val="left"/>
+            </w:pPr>
+            <w:r>
+              <w:rPr>
+                <w:rFonts w:ascii="Times New Roman" w:cs="Times New Roman" w:eastAsia="Times New Roman" w:hAnsi="Times New Roman"/>
+                <w:b w:val="false"/>
+                <w:bCs w:val="false"/>
+                <w:sz w:val="24"/>
+                <w:szCs w:val="24"/>
+              </w:rPr>
+              <w:t xml:space="preserve">Число шагов</w:t>
+            </w:r>
+          </w:p>
+        </w:tc>
+        <w:tc>
+          <w:tcPr>
+            <w:tcW w:type="dxa" w:w="4000"/>
+            <w:tcBorders>
+              <w:top w:val="single" w:color="808080" w:sz="1"/>
+              <w:left w:val="single" w:color="808080" w:sz="1"/>
+              <w:bottom w:val="single" w:color="808080" w:sz="1"/>
+              <w:right w:val="single" w:color="808080" w:sz="1"/>
+            </w:tcBorders>
+            <w:tcMar>
+              <w:top w:type="dxa" w:w="60"/>
+              <w:left w:type="dxa" w:w="100"/>
+              <w:bottom w:type="dxa" w:w="60"/>
+              <w:right w:type="dxa" w:w="100"/>
+            </w:tcMar>
+          </w:tcPr>
+          <w:p>
+            <w:pPr>
+              <w:spacing w:line="240"/>
+              <w:jc w:val="center"/>
+            </w:pPr>
+            <w:r>
+              <w:rPr>
+                <w:rFonts w:ascii="Times New Roman" w:cs="Times New Roman" w:eastAsia="Times New Roman" w:hAnsi="Times New Roman"/>
+                <w:b w:val="false"/>
+                <w:bCs w:val="false"/>
+                <w:sz w:val="24"/>
+                <w:szCs w:val="24"/>
+              </w:rPr>
+              <w:t xml:space="preserve">300 и 424</w:t>
+            </w:r>
+          </w:p>
+        </w:tc>
+      </w:tr>
+      <w:tr>
+        <w:tc>
+          <w:tcPr>
+            <w:tcW w:type="dxa" w:w="5638"/>
+            <w:tcBorders>
+              <w:top w:val="single" w:color="808080" w:sz="1"/>
+              <w:left w:val="single" w:color="808080" w:sz="1"/>
+              <w:bottom w:val="single" w:color="808080" w:sz="1"/>
+              <w:right w:val="single" w:color="808080" w:sz="1"/>
+            </w:tcBorders>
+            <w:tcMar>
+              <w:top w:type="dxa" w:w="60"/>
+              <w:left w:type="dxa" w:w="100"/>
+              <w:bottom w:type="dxa" w:w="60"/>
+              <w:right w:type="dxa" w:w="100"/>
+            </w:tcMar>
+          </w:tcPr>
+          <w:p>
+            <w:pPr>
+              <w:spacing w:line="240"/>
+              <w:jc w:val="left"/>
+            </w:pPr>
+            <w:r>
+              <w:rPr>
+                <w:rFonts w:ascii="Times New Roman" w:cs="Times New Roman" w:eastAsia="Times New Roman" w:hAnsi="Times New Roman"/>
+                <w:b w:val="false"/>
+                <w:bCs w:val="false"/>
+                <w:sz w:val="24"/>
+                <w:szCs w:val="24"/>
+              </w:rPr>
+              <w:t xml:space="preserve">Потребление видеопамяти</w:t>
+            </w:r>
+          </w:p>
+        </w:tc>
+        <w:tc>
+          <w:tcPr>
+            <w:tcW w:type="dxa" w:w="4000"/>
+            <w:tcBorders>
+              <w:top w:val="single" w:color="808080" w:sz="1"/>
+              <w:left w:val="single" w:color="808080" w:sz="1"/>
+              <w:bottom w:val="single" w:color="808080" w:sz="1"/>
+              <w:right w:val="single" w:color="808080" w:sz="1"/>
+            </w:tcBorders>
+            <w:tcMar>
+              <w:top w:type="dxa" w:w="60"/>
+              <w:left w:type="dxa" w:w="100"/>
+              <w:bottom w:type="dxa" w:w="60"/>
+              <w:right w:type="dxa" w:w="100"/>
+            </w:tcMar>
+          </w:tcPr>
+          <w:p>
+            <w:pPr>
+              <w:spacing w:line="240"/>
+              <w:jc w:val="center"/>
+            </w:pPr>
+            <w:r>
+              <w:rPr>
+                <w:rFonts w:ascii="Times New Roman" w:cs="Times New Roman" w:eastAsia="Times New Roman" w:hAnsi="Times New Roman"/>
+                <w:b w:val="false"/>
+                <w:bCs w:val="false"/>
+                <w:sz w:val="24"/>
+                <w:szCs w:val="24"/>
+              </w:rPr>
+              <w:t xml:space="preserve">9,8 ГБ из 15,5</w:t>
+            </w:r>
+          </w:p>
+        </w:tc>
+      </w:tr>
+      <w:tr>
+        <w:tc>
+          <w:tcPr>
+            <w:tcW w:type="dxa" w:w="5638"/>
+            <w:tcBorders>
+              <w:top w:val="single" w:color="808080" w:sz="1"/>
+              <w:left w:val="single" w:color="808080" w:sz="1"/>
+              <w:bottom w:val="single" w:color="808080" w:sz="1"/>
+              <w:right w:val="single" w:color="808080" w:sz="1"/>
+            </w:tcBorders>
+            <w:tcMar>
+              <w:top w:type="dxa" w:w="60"/>
+              <w:left w:type="dxa" w:w="100"/>
+              <w:bottom w:type="dxa" w:w="60"/>
+              <w:right w:type="dxa" w:w="100"/>
+            </w:tcMar>
+          </w:tcPr>
+          <w:p>
+            <w:pPr>
+              <w:spacing w:line="240"/>
+              <w:jc w:val="left"/>
+            </w:pPr>
+            <w:r>
+              <w:rPr>
+                <w:rFonts w:ascii="Times New Roman" w:cs="Times New Roman" w:eastAsia="Times New Roman" w:hAnsi="Times New Roman"/>
+                <w:b w:val="false"/>
+                <w:bCs w:val="false"/>
+                <w:sz w:val="24"/>
+                <w:szCs w:val="24"/>
+              </w:rPr>
+              <w:t xml:space="preserve">Время обучения</w:t>
+            </w:r>
+          </w:p>
+        </w:tc>
+        <w:tc>
+          <w:tcPr>
+            <w:tcW w:type="dxa" w:w="4000"/>
+            <w:tcBorders>
+              <w:top w:val="single" w:color="808080" w:sz="1"/>
+              <w:left w:val="single" w:color="808080" w:sz="1"/>
+              <w:bottom w:val="single" w:color="808080" w:sz="1"/>
+              <w:right w:val="single" w:color="808080" w:sz="1"/>
+            </w:tcBorders>
+            <w:tcMar>
+              <w:top w:type="dxa" w:w="60"/>
+              <w:left w:type="dxa" w:w="100"/>
+              <w:bottom w:type="dxa" w:w="60"/>
+              <w:right w:type="dxa" w:w="100"/>
+            </w:tcMar>
+          </w:tcPr>
+          <w:p>
+            <w:pPr>
+              <w:spacing w:line="240"/>
+              <w:jc w:val="center"/>
+            </w:pPr>
+            <w:r>
+              <w:rPr>
+                <w:rFonts w:ascii="Times New Roman" w:cs="Times New Roman" w:eastAsia="Times New Roman" w:hAnsi="Times New Roman"/>
+                <w:b w:val="false"/>
+                <w:bCs w:val="false"/>
+                <w:sz w:val="24"/>
+                <w:szCs w:val="24"/>
+              </w:rPr>
+              <w:t xml:space="preserve">1 ч 44 мин (300 шагов)</w:t>
+            </w:r>
+          </w:p>
+        </w:tc>
+      </w:tr>
+    </w:tbl>
+    <w:p>
+      <w:pPr>
+        <w:spacing w:after="240"/>
+      </w:pPr>
+      <w:r>
+        <w:rPr>
+          <w:rFonts w:ascii="Times New Roman" w:cs="Times New Roman" w:eastAsia="Times New Roman" w:hAnsi="Times New Roman"/>
+          <w:sz w:val="20"/>
+          <w:szCs w:val="20"/>
+        </w:rPr>
+        <w:t xml:space="preserve"/>
+      </w:r>
+    </w:p>
+    <w:p>
+      <w:pPr>
+        <w:spacing w:after="100" w:before="240" w:line="360"/>
+        <w:jc w:val="left"/>
+      </w:pPr>
+      <w:r>
+        <w:rPr>
+          <w:rFonts w:ascii="Times New Roman" w:cs="Times New Roman" w:eastAsia="Times New Roman" w:hAnsi="Times New Roman"/>
+          <w:sz w:val="24"/>
+          <w:szCs w:val="24"/>
+        </w:rPr>
+        <w:t xml:space="preserve">Таблица 3 — Состав обучающего корпуса</w:t>
+      </w:r>
+    </w:p>
+    <w:tbl>
+      <w:tblPr>
+        <w:tblW w:type="dxa" w:w="9638"/>
+        <w:tblBorders>
+          <w:top w:val="single" w:color="auto" w:sz="4"/>
+          <w:left w:val="single" w:color="auto" w:sz="4"/>
+          <w:bottom w:val="single" w:color="auto" w:sz="4"/>
+          <w:right w:val="single" w:color="auto" w:sz="4"/>
+          <w:insideH w:val="single" w:color="auto" w:sz="4"/>
+          <w:insideV w:val="single" w:color="auto" w:sz="4"/>
+        </w:tblBorders>
+      </w:tblPr>
+      <w:tblGrid>
+        <w:gridCol w:w="5638"/>
+        <w:gridCol w:w="2000"/>
+        <w:gridCol w:w="2000"/>
+      </w:tblGrid>
+      <w:tr>
+        <w:tc>
+          <w:tcPr>
+            <w:tcW w:type="dxa" w:w="5638"/>
+            <w:tcBorders>
+              <w:top w:val="single" w:color="808080" w:sz="1"/>
+              <w:left w:val="single" w:color="808080" w:sz="1"/>
+              <w:bottom w:val="single" w:color="808080" w:sz="1"/>
+              <w:right w:val="single" w:color="808080" w:sz="1"/>
+            </w:tcBorders>
+            <w:shd w:fill="E8ECEF" w:val="clear"/>
+            <w:tcMar>
+              <w:top w:type="dxa" w:w="60"/>
+              <w:left w:type="dxa" w:w="100"/>
+              <w:bottom w:type="dxa" w:w="60"/>
+              <w:right w:type="dxa" w:w="100"/>
+            </w:tcMar>
+          </w:tcPr>
+          <w:p>
+            <w:pPr>
+              <w:spacing w:line="240"/>
+              <w:jc w:val="left"/>
+            </w:pPr>
+            <w:r>
+              <w:rPr>
+                <w:rFonts w:ascii="Times New Roman" w:cs="Times New Roman" w:eastAsia="Times New Roman" w:hAnsi="Times New Roman"/>
+                <w:b/>
+                <w:bCs/>
+                <w:sz w:val="24"/>
+                <w:szCs w:val="24"/>
+              </w:rPr>
+              <w:t xml:space="preserve">Источник</w:t>
+            </w:r>
+          </w:p>
+        </w:tc>
+        <w:tc>
+          <w:tcPr>
+            <w:tcW w:type="dxa" w:w="2000"/>
+            <w:tcBorders>
+              <w:top w:val="single" w:color="808080" w:sz="1"/>
+              <w:left w:val="single" w:color="808080" w:sz="1"/>
+              <w:bottom w:val="single" w:color="808080" w:sz="1"/>
+              <w:right w:val="single" w:color="808080" w:sz="1"/>
+            </w:tcBorders>
+            <w:shd w:fill="E8ECEF" w:val="clear"/>
+            <w:tcMar>
+              <w:top w:type="dxa" w:w="60"/>
+              <w:left w:type="dxa" w:w="100"/>
+              <w:bottom w:type="dxa" w:w="60"/>
+              <w:right w:type="dxa" w:w="100"/>
+            </w:tcMar>
+          </w:tcPr>
+          <w:p>
+            <w:pPr>
+              <w:spacing w:line="240"/>
+              <w:jc w:val="center"/>
+            </w:pPr>
+            <w:r>
+              <w:rPr>
+                <w:rFonts w:ascii="Times New Roman" w:cs="Times New Roman" w:eastAsia="Times New Roman" w:hAnsi="Times New Roman"/>
+                <w:b/>
+                <w:bCs/>
+                <w:sz w:val="24"/>
+                <w:szCs w:val="24"/>
+              </w:rPr>
+              <w:t xml:space="preserve">Примеров</w:t>
+            </w:r>
+          </w:p>
+        </w:tc>
+        <w:tc>
+          <w:tcPr>
+            <w:tcW w:type="dxa" w:w="2000"/>
+            <w:tcBorders>
+              <w:top w:val="single" w:color="808080" w:sz="1"/>
+              <w:left w:val="single" w:color="808080" w:sz="1"/>
+              <w:bottom w:val="single" w:color="808080" w:sz="1"/>
+              <w:right w:val="single" w:color="808080" w:sz="1"/>
+            </w:tcBorders>
+            <w:shd w:fill="E8ECEF" w:val="clear"/>
+            <w:tcMar>
+              <w:top w:type="dxa" w:w="60"/>
+              <w:left w:type="dxa" w:w="100"/>
+              <w:bottom w:type="dxa" w:w="60"/>
+              <w:right w:type="dxa" w:w="100"/>
+            </w:tcMar>
+          </w:tcPr>
+          <w:p>
+            <w:pPr>
+              <w:spacing w:line="240"/>
+              <w:jc w:val="center"/>
+            </w:pPr>
+            <w:r>
+              <w:rPr>
+                <w:rFonts w:ascii="Times New Roman" w:cs="Times New Roman" w:eastAsia="Times New Roman" w:hAnsi="Times New Roman"/>
+                <w:b/>
+                <w:bCs/>
+                <w:sz w:val="24"/>
+                <w:szCs w:val="24"/>
+              </w:rPr>
+              <w:t xml:space="preserve">Доля</w:t>
+            </w:r>
+          </w:p>
+        </w:tc>
+      </w:tr>
+      <w:tr>
+        <w:tc>
+          <w:tcPr>
+            <w:tcW w:type="dxa" w:w="5638"/>
+            <w:tcBorders>
+              <w:top w:val="single" w:color="808080" w:sz="1"/>
+              <w:left w:val="single" w:color="808080" w:sz="1"/>
+              <w:bottom w:val="single" w:color="808080" w:sz="1"/>
+              <w:right w:val="single" w:color="808080" w:sz="1"/>
+            </w:tcBorders>
+            <w:tcMar>
+              <w:top w:type="dxa" w:w="60"/>
+              <w:left w:type="dxa" w:w="100"/>
+              <w:bottom w:type="dxa" w:w="60"/>
+              <w:right w:type="dxa" w:w="100"/>
+            </w:tcMar>
+          </w:tcPr>
+          <w:p>
+            <w:pPr>
+              <w:spacing w:line="240"/>
+              <w:jc w:val="left"/>
+            </w:pPr>
+            <w:r>
+              <w:rPr>
+                <w:rFonts w:ascii="Times New Roman" w:cs="Times New Roman" w:eastAsia="Times New Roman" w:hAnsi="Times New Roman"/>
+                <w:b w:val="false"/>
+                <w:bCs w:val="false"/>
+                <w:sz w:val="24"/>
+                <w:szCs w:val="24"/>
+              </w:rPr>
+              <w:t xml:space="preserve">Проактивность</w:t>
+            </w:r>
+          </w:p>
+        </w:tc>
+        <w:tc>
+          <w:tcPr>
+            <w:tcW w:type="dxa" w:w="2000"/>
+            <w:tcBorders>
+              <w:top w:val="single" w:color="808080" w:sz="1"/>
+              <w:left w:val="single" w:color="808080" w:sz="1"/>
+              <w:bottom w:val="single" w:color="808080" w:sz="1"/>
+              <w:right w:val="single" w:color="808080" w:sz="1"/>
+            </w:tcBorders>
+            <w:tcMar>
+              <w:top w:type="dxa" w:w="60"/>
+              <w:left w:type="dxa" w:w="100"/>
+              <w:bottom w:type="dxa" w:w="60"/>
+              <w:right w:type="dxa" w:w="100"/>
+            </w:tcMar>
+          </w:tcPr>
+          <w:p>
+            <w:pPr>
+              <w:spacing w:line="240"/>
+              <w:jc w:val="center"/>
+            </w:pPr>
+            <w:r>
+              <w:rPr>
+                <w:rFonts w:ascii="Times New Roman" w:cs="Times New Roman" w:eastAsia="Times New Roman" w:hAnsi="Times New Roman"/>
+                <w:b w:val="false"/>
+                <w:bCs w:val="false"/>
+                <w:sz w:val="24"/>
+                <w:szCs w:val="24"/>
+              </w:rPr>
+              <w:t xml:space="preserve">1008</w:t>
+            </w:r>
+          </w:p>
+        </w:tc>
+        <w:tc>
+          <w:tcPr>
+            <w:tcW w:type="dxa" w:w="2000"/>
+            <w:tcBorders>
+              <w:top w:val="single" w:color="808080" w:sz="1"/>
+              <w:left w:val="single" w:color="808080" w:sz="1"/>
+              <w:bottom w:val="single" w:color="808080" w:sz="1"/>
+              <w:right w:val="single" w:color="808080" w:sz="1"/>
+            </w:tcBorders>
+            <w:tcMar>
+              <w:top w:type="dxa" w:w="60"/>
+              <w:left w:type="dxa" w:w="100"/>
+              <w:bottom w:type="dxa" w:w="60"/>
+              <w:right w:type="dxa" w:w="100"/>
+            </w:tcMar>
+          </w:tcPr>
+          <w:p>
+            <w:pPr>
+              <w:spacing w:line="240"/>
+              <w:jc w:val="center"/>
+            </w:pPr>
+            <w:r>
+              <w:rPr>
+                <w:rFonts w:ascii="Times New Roman" w:cs="Times New Roman" w:eastAsia="Times New Roman" w:hAnsi="Times New Roman"/>
+                <w:b w:val="false"/>
+                <w:bCs w:val="false"/>
+                <w:sz w:val="24"/>
+                <w:szCs w:val="24"/>
+              </w:rPr>
+              <w:t xml:space="preserve">55 %</w:t>
+            </w:r>
+          </w:p>
+        </w:tc>
+      </w:tr>
+      <w:tr>
+        <w:tc>
+          <w:tcPr>
+            <w:tcW w:type="dxa" w:w="5638"/>
+            <w:tcBorders>
+              <w:top w:val="single" w:color="808080" w:sz="1"/>
+              <w:left w:val="single" w:color="808080" w:sz="1"/>
+              <w:bottom w:val="single" w:color="808080" w:sz="1"/>
+              <w:right w:val="single" w:color="808080" w:sz="1"/>
+            </w:tcBorders>
+            <w:tcMar>
+              <w:top w:type="dxa" w:w="60"/>
+              <w:left w:type="dxa" w:w="100"/>
+              <w:bottom w:type="dxa" w:w="60"/>
+              <w:right w:type="dxa" w:w="100"/>
+            </w:tcMar>
+          </w:tcPr>
+          <w:p>
+            <w:pPr>
+              <w:spacing w:line="240"/>
+              <w:jc w:val="left"/>
+            </w:pPr>
+            <w:r>
+              <w:rPr>
+                <w:rFonts w:ascii="Times New Roman" w:cs="Times New Roman" w:eastAsia="Times New Roman" w:hAnsi="Times New Roman"/>
+                <w:b w:val="false"/>
+                <w:bCs w:val="false"/>
+                <w:sz w:val="24"/>
+                <w:szCs w:val="24"/>
+              </w:rPr>
+              <w:t xml:space="preserve">Вызов инструментов</w:t>
+            </w:r>
+          </w:p>
+        </w:tc>
+        <w:tc>
+          <w:tcPr>
+            <w:tcW w:type="dxa" w:w="2000"/>
+            <w:tcBorders>
+              <w:top w:val="single" w:color="808080" w:sz="1"/>
+              <w:left w:val="single" w:color="808080" w:sz="1"/>
+              <w:bottom w:val="single" w:color="808080" w:sz="1"/>
+              <w:right w:val="single" w:color="808080" w:sz="1"/>
+            </w:tcBorders>
+            <w:tcMar>
+              <w:top w:type="dxa" w:w="60"/>
+              <w:left w:type="dxa" w:w="100"/>
+              <w:bottom w:type="dxa" w:w="60"/>
+              <w:right w:type="dxa" w:w="100"/>
+            </w:tcMar>
+          </w:tcPr>
+          <w:p>
+            <w:pPr>
+              <w:spacing w:line="240"/>
+              <w:jc w:val="center"/>
+            </w:pPr>
+            <w:r>
+              <w:rPr>
+                <w:rFonts w:ascii="Times New Roman" w:cs="Times New Roman" w:eastAsia="Times New Roman" w:hAnsi="Times New Roman"/>
+                <w:b w:val="false"/>
+                <w:bCs w:val="false"/>
+                <w:sz w:val="24"/>
+                <w:szCs w:val="24"/>
+              </w:rPr>
+              <w:t xml:space="preserve">366</w:t>
+            </w:r>
+          </w:p>
+        </w:tc>
+        <w:tc>
+          <w:tcPr>
+            <w:tcW w:type="dxa" w:w="2000"/>
+            <w:tcBorders>
+              <w:top w:val="single" w:color="808080" w:sz="1"/>
+              <w:left w:val="single" w:color="808080" w:sz="1"/>
+              <w:bottom w:val="single" w:color="808080" w:sz="1"/>
+              <w:right w:val="single" w:color="808080" w:sz="1"/>
+            </w:tcBorders>
+            <w:tcMar>
+              <w:top w:type="dxa" w:w="60"/>
+              <w:left w:type="dxa" w:w="100"/>
+              <w:bottom w:type="dxa" w:w="60"/>
+              <w:right w:type="dxa" w:w="100"/>
+            </w:tcMar>
+          </w:tcPr>
+          <w:p>
+            <w:pPr>
+              <w:spacing w:line="240"/>
+              <w:jc w:val="center"/>
+            </w:pPr>
+            <w:r>
+              <w:rPr>
+                <w:rFonts w:ascii="Times New Roman" w:cs="Times New Roman" w:eastAsia="Times New Roman" w:hAnsi="Times New Roman"/>
+                <w:b w:val="false"/>
+                <w:bCs w:val="false"/>
+                <w:sz w:val="24"/>
+                <w:szCs w:val="24"/>
+              </w:rPr>
+              <w:t xml:space="preserve">20 %</w:t>
+            </w:r>
+          </w:p>
+        </w:tc>
+      </w:tr>
+      <w:tr>
+        <w:tc>
+          <w:tcPr>
+            <w:tcW w:type="dxa" w:w="5638"/>
+            <w:tcBorders>
+              <w:top w:val="single" w:color="808080" w:sz="1"/>
+              <w:left w:val="single" w:color="808080" w:sz="1"/>
+              <w:bottom w:val="single" w:color="808080" w:sz="1"/>
+              <w:right w:val="single" w:color="808080" w:sz="1"/>
+            </w:tcBorders>
+            <w:tcMar>
+              <w:top w:type="dxa" w:w="60"/>
+              <w:left w:type="dxa" w:w="100"/>
+              <w:bottom w:type="dxa" w:w="60"/>
+              <w:right w:type="dxa" w:w="100"/>
+            </w:tcMar>
+          </w:tcPr>
+          <w:p>
+            <w:pPr>
+              <w:spacing w:line="240"/>
+              <w:jc w:val="left"/>
+            </w:pPr>
+            <w:r>
+              <w:rPr>
+                <w:rFonts w:ascii="Times New Roman" w:cs="Times New Roman" w:eastAsia="Times New Roman" w:hAnsi="Times New Roman"/>
+                <w:b w:val="false"/>
+                <w:bCs w:val="false"/>
+                <w:sz w:val="24"/>
+                <w:szCs w:val="24"/>
+              </w:rPr>
+              <w:t xml:space="preserve">Диалоговые данные</w:t>
+            </w:r>
+          </w:p>
+        </w:tc>
+        <w:tc>
+          <w:tcPr>
+            <w:tcW w:type="dxa" w:w="2000"/>
+            <w:tcBorders>
+              <w:top w:val="single" w:color="808080" w:sz="1"/>
+              <w:left w:val="single" w:color="808080" w:sz="1"/>
+              <w:bottom w:val="single" w:color="808080" w:sz="1"/>
+              <w:right w:val="single" w:color="808080" w:sz="1"/>
+            </w:tcBorders>
+            <w:tcMar>
+              <w:top w:type="dxa" w:w="60"/>
+              <w:left w:type="dxa" w:w="100"/>
+              <w:bottom w:type="dxa" w:w="60"/>
+              <w:right w:type="dxa" w:w="100"/>
+            </w:tcMar>
+          </w:tcPr>
+          <w:p>
+            <w:pPr>
+              <w:spacing w:line="240"/>
+              <w:jc w:val="center"/>
+            </w:pPr>
+            <w:r>
+              <w:rPr>
+                <w:rFonts w:ascii="Times New Roman" w:cs="Times New Roman" w:eastAsia="Times New Roman" w:hAnsi="Times New Roman"/>
+                <w:b w:val="false"/>
+                <w:bCs w:val="false"/>
+                <w:sz w:val="24"/>
+                <w:szCs w:val="24"/>
+              </w:rPr>
+              <w:t xml:space="preserve">458</w:t>
+            </w:r>
+          </w:p>
+        </w:tc>
+        <w:tc>
+          <w:tcPr>
+            <w:tcW w:type="dxa" w:w="2000"/>
+            <w:tcBorders>
+              <w:top w:val="single" w:color="808080" w:sz="1"/>
+              <w:left w:val="single" w:color="808080" w:sz="1"/>
+              <w:bottom w:val="single" w:color="808080" w:sz="1"/>
+              <w:right w:val="single" w:color="808080" w:sz="1"/>
+            </w:tcBorders>
+            <w:tcMar>
+              <w:top w:type="dxa" w:w="60"/>
+              <w:left w:type="dxa" w:w="100"/>
+              <w:bottom w:type="dxa" w:w="60"/>
+              <w:right w:type="dxa" w:w="100"/>
+            </w:tcMar>
+          </w:tcPr>
+          <w:p>
+            <w:pPr>
+              <w:spacing w:line="240"/>
+              <w:jc w:val="center"/>
+            </w:pPr>
+            <w:r>
+              <w:rPr>
+                <w:rFonts w:ascii="Times New Roman" w:cs="Times New Roman" w:eastAsia="Times New Roman" w:hAnsi="Times New Roman"/>
+                <w:b w:val="false"/>
+                <w:bCs w:val="false"/>
+                <w:sz w:val="24"/>
+                <w:szCs w:val="24"/>
+              </w:rPr>
+              <w:t xml:space="preserve">25 %</w:t>
+            </w:r>
+          </w:p>
+        </w:tc>
+      </w:tr>
+      <w:tr>
+        <w:tc>
+          <w:tcPr>
+            <w:tcW w:type="dxa" w:w="5638"/>
+            <w:tcBorders>
+              <w:top w:val="single" w:color="808080" w:sz="1"/>
+              <w:left w:val="single" w:color="808080" w:sz="1"/>
+              <w:bottom w:val="single" w:color="808080" w:sz="1"/>
+              <w:right w:val="single" w:color="808080" w:sz="1"/>
+            </w:tcBorders>
+            <w:tcMar>
+              <w:top w:type="dxa" w:w="60"/>
+              <w:left w:type="dxa" w:w="100"/>
+              <w:bottom w:type="dxa" w:w="60"/>
+              <w:right w:type="dxa" w:w="100"/>
+            </w:tcMar>
+          </w:tcPr>
+          <w:p>
+            <w:pPr>
+              <w:spacing w:line="240"/>
+              <w:jc w:val="left"/>
+            </w:pPr>
+            <w:r>
+              <w:rPr>
+                <w:rFonts w:ascii="Times New Roman" w:cs="Times New Roman" w:eastAsia="Times New Roman" w:hAnsi="Times New Roman"/>
+                <w:b w:val="false"/>
+                <w:bCs w:val="false"/>
+                <w:sz w:val="24"/>
+                <w:szCs w:val="24"/>
+              </w:rPr>
+              <w:t xml:space="preserve">Итого</w:t>
+            </w:r>
+          </w:p>
+        </w:tc>
+        <w:tc>
+          <w:tcPr>
+            <w:tcW w:type="dxa" w:w="2000"/>
+            <w:tcBorders>
+              <w:top w:val="single" w:color="808080" w:sz="1"/>
+              <w:left w:val="single" w:color="808080" w:sz="1"/>
+              <w:bottom w:val="single" w:color="808080" w:sz="1"/>
+              <w:right w:val="single" w:color="808080" w:sz="1"/>
+            </w:tcBorders>
+            <w:tcMar>
+              <w:top w:type="dxa" w:w="60"/>
+              <w:left w:type="dxa" w:w="100"/>
+              <w:bottom w:type="dxa" w:w="60"/>
+              <w:right w:type="dxa" w:w="100"/>
+            </w:tcMar>
+          </w:tcPr>
+          <w:p>
+            <w:pPr>
+              <w:spacing w:line="240"/>
+              <w:jc w:val="center"/>
+            </w:pPr>
+            <w:r>
+              <w:rPr>
+                <w:rFonts w:ascii="Times New Roman" w:cs="Times New Roman" w:eastAsia="Times New Roman" w:hAnsi="Times New Roman"/>
+                <w:b w:val="false"/>
+                <w:bCs w:val="false"/>
+                <w:sz w:val="24"/>
+                <w:szCs w:val="24"/>
+              </w:rPr>
+              <w:t xml:space="preserve">1832</w:t>
+            </w:r>
+          </w:p>
+        </w:tc>
+        <w:tc>
+          <w:tcPr>
+            <w:tcW w:type="dxa" w:w="2000"/>
+            <w:tcBorders>
+              <w:top w:val="single" w:color="808080" w:sz="1"/>
+              <w:left w:val="single" w:color="808080" w:sz="1"/>
+              <w:bottom w:val="single" w:color="808080" w:sz="1"/>
+              <w:right w:val="single" w:color="808080" w:sz="1"/>
+            </w:tcBorders>
+            <w:tcMar>
+              <w:top w:type="dxa" w:w="60"/>
+              <w:left w:type="dxa" w:w="100"/>
+              <w:bottom w:type="dxa" w:w="60"/>
+              <w:right w:type="dxa" w:w="100"/>
+            </w:tcMar>
+          </w:tcPr>
+          <w:p>
+            <w:pPr>
+              <w:spacing w:line="240"/>
+              <w:jc w:val="center"/>
+            </w:pPr>
+            <w:r>
+              <w:rPr>
+                <w:rFonts w:ascii="Times New Roman" w:cs="Times New Roman" w:eastAsia="Times New Roman" w:hAnsi="Times New Roman"/>
+                <w:b w:val="false"/>
+                <w:bCs w:val="false"/>
+                <w:sz w:val="24"/>
+                <w:szCs w:val="24"/>
+              </w:rPr>
+              <w:t xml:space="preserve">100 %</w:t>
+            </w:r>
+          </w:p>
+        </w:tc>
+      </w:tr>
+    </w:tbl>
+    <w:p>
+      <w:pPr>
+        <w:spacing w:after="240"/>
+      </w:pPr>
+      <w:r>
+        <w:rPr>
+          <w:rFonts w:ascii="Times New Roman" w:cs="Times New Roman" w:eastAsia="Times New Roman" w:hAnsi="Times New Roman"/>
+          <w:sz w:val="20"/>
+          <w:szCs w:val="20"/>
+        </w:rPr>
+        <w:t xml:space="preserve"/>
+      </w:r>
+    </w:p>
+    <w:p>
+      <w:pPr>
+        <w:pStyle w:val="Heading2"/>
+        <w:spacing w:after="120" w:before="240" w:line="360"/>
+        <w:ind w:firstLine="709"/>
+        <w:jc w:val="left"/>
+      </w:pPr>
+      <w:r>
+        <w:rPr>
+          <w:rFonts w:ascii="Times New Roman" w:cs="Times New Roman" w:eastAsia="Times New Roman" w:hAnsi="Times New Roman"/>
+          <w:b/>
+          <w:bCs/>
+          <w:sz w:val="28"/>
+          <w:szCs w:val="28"/>
+        </w:rPr>
+        <w:t xml:space="preserve">4.2 Проверка вклада адаптера</w:t>
+      </w:r>
+    </w:p>
+    <w:p>
+      <w:pPr>
+        <w:spacing w:after="0" w:line="360"/>
+        <w:ind w:firstLine="709"/>
+        <w:jc w:val="both"/>
+      </w:pPr>
+      <w:r>
+        <w:rPr>
+          <w:rFonts w:ascii="Times New Roman" w:cs="Times New Roman" w:eastAsia="Times New Roman" w:hAnsi="Times New Roman"/>
+          <w:b w:val="false"/>
+          <w:bCs w:val="false"/>
+          <w:i w:val="false"/>
+          <w:iCs w:val="false"/>
+          <w:sz w:val="28"/>
+          <w:szCs w:val="28"/>
+        </w:rPr>
+        <w:t xml:space="preserve">Для проверки того, обусловлено ли поведение системы обучением, выполнен замер на 46 проактивных ситуациях контрольной выборки в двух режимах.</w:t>
+      </w:r>
+    </w:p>
+    <w:p>
+      <w:pPr>
+        <w:spacing w:after="0" w:line="360"/>
+        <w:ind w:firstLine="709"/>
+        <w:jc w:val="both"/>
+      </w:pPr>
+      <w:r>
+        <w:rPr>
+          <w:rFonts w:ascii="Times New Roman" w:cs="Times New Roman" w:eastAsia="Times New Roman" w:hAnsi="Times New Roman"/>
+          <w:b w:val="false"/>
+          <w:bCs w:val="false"/>
+          <w:i w:val="false"/>
+          <w:iCs w:val="false"/>
+          <w:sz w:val="28"/>
+          <w:szCs w:val="28"/>
+        </w:rPr>
+        <w:t xml:space="preserve">Модель с отключённым адаптером выдала решение «наблюдать» во всех 46 случаях, то есть проявила вырожденное поведение. Модель с включённым адаптером распределила ответы как 24 решения о вмешательстве и 22 решения о молчании; синтаксически некорректные ответы отсутствовали, причём ограничение декодирования при замере намеренно отключалось. Следовательно, различение ситуаций обеспечивается именно обучением адаптера.</w:t>
+      </w:r>
+    </w:p>
+    <w:p>
+      <w:pPr>
+        <w:pStyle w:val="Heading2"/>
+        <w:spacing w:after="120" w:before="240" w:line="360"/>
+        <w:ind w:firstLine="709"/>
+        <w:jc w:val="left"/>
+      </w:pPr>
+      <w:r>
+        <w:rPr>
+          <w:rFonts w:ascii="Times New Roman" w:cs="Times New Roman" w:eastAsia="Times New Roman" w:hAnsi="Times New Roman"/>
+          <w:b/>
+          <w:bCs/>
+          <w:sz w:val="28"/>
+          <w:szCs w:val="28"/>
+        </w:rPr>
+        <w:t xml:space="preserve">4.3 Динамика формирования проактивного поведения</w:t>
+      </w:r>
+    </w:p>
+    <w:p>
+      <w:pPr>
+        <w:spacing w:after="0" w:line="360"/>
+        <w:ind w:firstLine="709"/>
+        <w:jc w:val="both"/>
+      </w:pPr>
+      <w:r>
+        <w:rPr>
+          <w:rFonts w:ascii="Times New Roman" w:cs="Times New Roman" w:eastAsia="Times New Roman" w:hAnsi="Times New Roman"/>
+          <w:b w:val="false"/>
+          <w:bCs w:val="false"/>
+          <w:i w:val="false"/>
+          <w:iCs w:val="false"/>
+          <w:sz w:val="28"/>
+          <w:szCs w:val="28"/>
+        </w:rPr>
+        <w:t xml:space="preserve">Для исследования того, как формируется способность воздерживаться от действия, проведено обучение длительностью 424 шага с сохранением состояния каждые 50 шагов и замером решений на каждом сохранённом состоянии.</w:t>
       </w:r>
     </w:p>
     <w:p>
@@ -4625,9 +4922,9 @@
       <w:r>
         <w:drawing>
           <wp:inline distT="0" distB="0" distL="0" distR="0">
-            <wp:extent cx="5524500" cy="3048000"/>
+            <wp:extent cx="5524500" cy="3200400"/>
             <wp:effectExtent t="0" r="0" b="0" l="0"/>
-            <wp:docPr id="1" name="fig3-metric-disagreement" descr="Рисунок 3 — Поведение F1, точности решения и доли ложных вмешательств" title="Рисунок 3 — Поведение F1, точности решения и доли ложных вмешательств"/>
+            <wp:docPr id="1" name="fig1-intervention-curve" descr="Рисунок 7 — Доля ложных вмешательств и своевременность в зависимости от шага обучения" title="Рисунок 7 — Доля ложных вмешательств и своевременность в зависимости от шага обучения"/>
             <wp:cNvGraphicFramePr>
               <a:graphicFrameLocks xmlns:a="http://schemas.openxmlformats.org/drawingml/2006/main" noChangeAspect="1"/>
             </wp:cNvGraphicFramePr>
@@ -4650,7 +4947,7 @@
                   <pic:spPr bwMode="auto">
                     <a:xfrm>
                       <a:off x="0" y="0"/>
-                      <a:ext cx="5524500" cy="3048000"/>
+                      <a:ext cx="5524500" cy="3200400"/>
                     </a:xfrm>
                     <a:prstGeom prst="rect">
                       <a:avLst/>
@@ -4674,863 +4971,7 @@
           <w:sz w:val="24"/>
           <w:szCs w:val="24"/>
         </w:rPr>
-        <w:t xml:space="preserve">Рисунок 3 — Поведение F1, точности решения и доли ложных вмешательств</w:t>
-      </w:r>
-    </w:p>
-    <w:p>
-      <w:pPr>
-        <w:spacing w:after="100" w:before="240" w:line="360"/>
-        <w:jc w:val="left"/>
-      </w:pPr>
-      <w:r>
-        <w:rPr>
-          <w:rFonts w:ascii="Times New Roman" w:cs="Times New Roman" w:eastAsia="Times New Roman" w:hAnsi="Times New Roman"/>
-          <w:sz w:val="24"/>
-          <w:szCs w:val="24"/>
-        </w:rPr>
-        <w:t xml:space="preserve">Таблица 3 — Состояние с наилучшим значением функции потерь и итоговое состояние</w:t>
-      </w:r>
-    </w:p>
-    <w:tbl>
-      <w:tblPr>
-        <w:tblW w:type="dxa" w:w="9638"/>
-        <w:tblBorders>
-          <w:top w:val="single" w:color="auto" w:sz="4"/>
-          <w:left w:val="single" w:color="auto" w:sz="4"/>
-          <w:bottom w:val="single" w:color="auto" w:sz="4"/>
-          <w:right w:val="single" w:color="auto" w:sz="4"/>
-          <w:insideH w:val="single" w:color="auto" w:sz="4"/>
-          <w:insideV w:val="single" w:color="auto" w:sz="4"/>
-        </w:tblBorders>
-      </w:tblPr>
-      <w:tblGrid>
-        <w:gridCol w:w="5138"/>
-        <w:gridCol w:w="2250"/>
-        <w:gridCol w:w="2250"/>
-      </w:tblGrid>
-      <w:tr>
-        <w:tc>
-          <w:tcPr>
-            <w:tcW w:type="dxa" w:w="5138"/>
-            <w:tcBorders>
-              <w:top w:val="single" w:color="808080" w:sz="1"/>
-              <w:left w:val="single" w:color="808080" w:sz="1"/>
-              <w:bottom w:val="single" w:color="808080" w:sz="1"/>
-              <w:right w:val="single" w:color="808080" w:sz="1"/>
-            </w:tcBorders>
-            <w:shd w:fill="E8ECEF" w:val="clear"/>
-            <w:tcMar>
-              <w:top w:type="dxa" w:w="60"/>
-              <w:left w:type="dxa" w:w="100"/>
-              <w:bottom w:type="dxa" w:w="60"/>
-              <w:right w:type="dxa" w:w="100"/>
-            </w:tcMar>
-          </w:tcPr>
-          <w:p>
-            <w:pPr>
-              <w:spacing w:line="240"/>
-              <w:jc w:val="left"/>
-            </w:pPr>
-            <w:r>
-              <w:rPr>
-                <w:rFonts w:ascii="Times New Roman" w:cs="Times New Roman" w:eastAsia="Times New Roman" w:hAnsi="Times New Roman"/>
-                <w:b/>
-                <w:bCs/>
-                <w:sz w:val="24"/>
-                <w:szCs w:val="24"/>
-              </w:rPr>
-              <w:t xml:space="preserve">Показатель</w:t>
-            </w:r>
-          </w:p>
-        </w:tc>
-        <w:tc>
-          <w:tcPr>
-            <w:tcW w:type="dxa" w:w="2250"/>
-            <w:tcBorders>
-              <w:top w:val="single" w:color="808080" w:sz="1"/>
-              <w:left w:val="single" w:color="808080" w:sz="1"/>
-              <w:bottom w:val="single" w:color="808080" w:sz="1"/>
-              <w:right w:val="single" w:color="808080" w:sz="1"/>
-            </w:tcBorders>
-            <w:shd w:fill="E8ECEF" w:val="clear"/>
-            <w:tcMar>
-              <w:top w:type="dxa" w:w="60"/>
-              <w:left w:type="dxa" w:w="100"/>
-              <w:bottom w:type="dxa" w:w="60"/>
-              <w:right w:type="dxa" w:w="100"/>
-            </w:tcMar>
-          </w:tcPr>
-          <w:p>
-            <w:pPr>
-              <w:spacing w:line="240"/>
-              <w:jc w:val="center"/>
-            </w:pPr>
-            <w:r>
-              <w:rPr>
-                <w:rFonts w:ascii="Times New Roman" w:cs="Times New Roman" w:eastAsia="Times New Roman" w:hAnsi="Times New Roman"/>
-                <w:b/>
-                <w:bCs/>
-                <w:sz w:val="24"/>
-                <w:szCs w:val="24"/>
-              </w:rPr>
-              <w:t xml:space="preserve">Шаг 200</w:t>
-            </w:r>
-          </w:p>
-        </w:tc>
-        <w:tc>
-          <w:tcPr>
-            <w:tcW w:type="dxa" w:w="2250"/>
-            <w:tcBorders>
-              <w:top w:val="single" w:color="808080" w:sz="1"/>
-              <w:left w:val="single" w:color="808080" w:sz="1"/>
-              <w:bottom w:val="single" w:color="808080" w:sz="1"/>
-              <w:right w:val="single" w:color="808080" w:sz="1"/>
-            </w:tcBorders>
-            <w:shd w:fill="E8ECEF" w:val="clear"/>
-            <w:tcMar>
-              <w:top w:type="dxa" w:w="60"/>
-              <w:left w:type="dxa" w:w="100"/>
-              <w:bottom w:type="dxa" w:w="60"/>
-              <w:right w:type="dxa" w:w="100"/>
-            </w:tcMar>
-          </w:tcPr>
-          <w:p>
-            <w:pPr>
-              <w:spacing w:line="240"/>
-              <w:jc w:val="center"/>
-            </w:pPr>
-            <w:r>
-              <w:rPr>
-                <w:rFonts w:ascii="Times New Roman" w:cs="Times New Roman" w:eastAsia="Times New Roman" w:hAnsi="Times New Roman"/>
-                <w:b/>
-                <w:bCs/>
-                <w:sz w:val="24"/>
-                <w:szCs w:val="24"/>
-              </w:rPr>
-              <w:t xml:space="preserve">Шаг 300</w:t>
-            </w:r>
-          </w:p>
-        </w:tc>
-      </w:tr>
-      <w:tr>
-        <w:tc>
-          <w:tcPr>
-            <w:tcW w:type="dxa" w:w="5138"/>
-            <w:tcBorders>
-              <w:top w:val="single" w:color="808080" w:sz="1"/>
-              <w:left w:val="single" w:color="808080" w:sz="1"/>
-              <w:bottom w:val="single" w:color="808080" w:sz="1"/>
-              <w:right w:val="single" w:color="808080" w:sz="1"/>
-            </w:tcBorders>
-            <w:tcMar>
-              <w:top w:type="dxa" w:w="60"/>
-              <w:left w:type="dxa" w:w="100"/>
-              <w:bottom w:type="dxa" w:w="60"/>
-              <w:right w:type="dxa" w:w="100"/>
-            </w:tcMar>
-          </w:tcPr>
-          <w:p>
-            <w:pPr>
-              <w:spacing w:line="240"/>
-              <w:jc w:val="left"/>
-            </w:pPr>
-            <w:r>
-              <w:rPr>
-                <w:rFonts w:ascii="Times New Roman" w:cs="Times New Roman" w:eastAsia="Times New Roman" w:hAnsi="Times New Roman"/>
-                <w:b w:val="false"/>
-                <w:bCs w:val="false"/>
-                <w:sz w:val="24"/>
-                <w:szCs w:val="24"/>
-              </w:rPr>
-              <w:t xml:space="preserve">Функция потерь</w:t>
-            </w:r>
-          </w:p>
-        </w:tc>
-        <w:tc>
-          <w:tcPr>
-            <w:tcW w:type="dxa" w:w="2250"/>
-            <w:tcBorders>
-              <w:top w:val="single" w:color="808080" w:sz="1"/>
-              <w:left w:val="single" w:color="808080" w:sz="1"/>
-              <w:bottom w:val="single" w:color="808080" w:sz="1"/>
-              <w:right w:val="single" w:color="808080" w:sz="1"/>
-            </w:tcBorders>
-            <w:tcMar>
-              <w:top w:type="dxa" w:w="60"/>
-              <w:left w:type="dxa" w:w="100"/>
-              <w:bottom w:type="dxa" w:w="60"/>
-              <w:right w:type="dxa" w:w="100"/>
-            </w:tcMar>
-          </w:tcPr>
-          <w:p>
-            <w:pPr>
-              <w:spacing w:line="240"/>
-              <w:jc w:val="center"/>
-            </w:pPr>
-            <w:r>
-              <w:rPr>
-                <w:rFonts w:ascii="Times New Roman" w:cs="Times New Roman" w:eastAsia="Times New Roman" w:hAnsi="Times New Roman"/>
-                <w:b w:val="false"/>
-                <w:bCs w:val="false"/>
-                <w:sz w:val="24"/>
-                <w:szCs w:val="24"/>
-              </w:rPr>
-              <w:t xml:space="preserve">0,6391</w:t>
-            </w:r>
-          </w:p>
-        </w:tc>
-        <w:tc>
-          <w:tcPr>
-            <w:tcW w:type="dxa" w:w="2250"/>
-            <w:tcBorders>
-              <w:top w:val="single" w:color="808080" w:sz="1"/>
-              <w:left w:val="single" w:color="808080" w:sz="1"/>
-              <w:bottom w:val="single" w:color="808080" w:sz="1"/>
-              <w:right w:val="single" w:color="808080" w:sz="1"/>
-            </w:tcBorders>
-            <w:tcMar>
-              <w:top w:type="dxa" w:w="60"/>
-              <w:left w:type="dxa" w:w="100"/>
-              <w:bottom w:type="dxa" w:w="60"/>
-              <w:right w:type="dxa" w:w="100"/>
-            </w:tcMar>
-          </w:tcPr>
-          <w:p>
-            <w:pPr>
-              <w:spacing w:line="240"/>
-              <w:jc w:val="center"/>
-            </w:pPr>
-            <w:r>
-              <w:rPr>
-                <w:rFonts w:ascii="Times New Roman" w:cs="Times New Roman" w:eastAsia="Times New Roman" w:hAnsi="Times New Roman"/>
-                <w:b w:val="false"/>
-                <w:bCs w:val="false"/>
-                <w:sz w:val="24"/>
-                <w:szCs w:val="24"/>
-              </w:rPr>
-              <w:t xml:space="preserve">0,6442</w:t>
-            </w:r>
-          </w:p>
-        </w:tc>
-      </w:tr>
-      <w:tr>
-        <w:tc>
-          <w:tcPr>
-            <w:tcW w:type="dxa" w:w="5138"/>
-            <w:tcBorders>
-              <w:top w:val="single" w:color="808080" w:sz="1"/>
-              <w:left w:val="single" w:color="808080" w:sz="1"/>
-              <w:bottom w:val="single" w:color="808080" w:sz="1"/>
-              <w:right w:val="single" w:color="808080" w:sz="1"/>
-            </w:tcBorders>
-            <w:tcMar>
-              <w:top w:type="dxa" w:w="60"/>
-              <w:left w:type="dxa" w:w="100"/>
-              <w:bottom w:type="dxa" w:w="60"/>
-              <w:right w:type="dxa" w:w="100"/>
-            </w:tcMar>
-          </w:tcPr>
-          <w:p>
-            <w:pPr>
-              <w:spacing w:line="240"/>
-              <w:jc w:val="left"/>
-            </w:pPr>
-            <w:r>
-              <w:rPr>
-                <w:rFonts w:ascii="Times New Roman" w:cs="Times New Roman" w:eastAsia="Times New Roman" w:hAnsi="Times New Roman"/>
-                <w:b w:val="false"/>
-                <w:bCs w:val="false"/>
-                <w:sz w:val="24"/>
-                <w:szCs w:val="24"/>
-              </w:rPr>
-              <w:t xml:space="preserve">Решения ACT / WAIT</w:t>
-            </w:r>
-          </w:p>
-        </w:tc>
-        <w:tc>
-          <w:tcPr>
-            <w:tcW w:type="dxa" w:w="2250"/>
-            <w:tcBorders>
-              <w:top w:val="single" w:color="808080" w:sz="1"/>
-              <w:left w:val="single" w:color="808080" w:sz="1"/>
-              <w:bottom w:val="single" w:color="808080" w:sz="1"/>
-              <w:right w:val="single" w:color="808080" w:sz="1"/>
-            </w:tcBorders>
-            <w:tcMar>
-              <w:top w:type="dxa" w:w="60"/>
-              <w:left w:type="dxa" w:w="100"/>
-              <w:bottom w:type="dxa" w:w="60"/>
-              <w:right w:type="dxa" w:w="100"/>
-            </w:tcMar>
-          </w:tcPr>
-          <w:p>
-            <w:pPr>
-              <w:spacing w:line="240"/>
-              <w:jc w:val="center"/>
-            </w:pPr>
-            <w:r>
-              <w:rPr>
-                <w:rFonts w:ascii="Times New Roman" w:cs="Times New Roman" w:eastAsia="Times New Roman" w:hAnsi="Times New Roman"/>
-                <w:b w:val="false"/>
-                <w:bCs w:val="false"/>
-                <w:sz w:val="24"/>
-                <w:szCs w:val="24"/>
-              </w:rPr>
-              <w:t xml:space="preserve">46 / 0</w:t>
-            </w:r>
-          </w:p>
-        </w:tc>
-        <w:tc>
-          <w:tcPr>
-            <w:tcW w:type="dxa" w:w="2250"/>
-            <w:tcBorders>
-              <w:top w:val="single" w:color="808080" w:sz="1"/>
-              <w:left w:val="single" w:color="808080" w:sz="1"/>
-              <w:bottom w:val="single" w:color="808080" w:sz="1"/>
-              <w:right w:val="single" w:color="808080" w:sz="1"/>
-            </w:tcBorders>
-            <w:tcMar>
-              <w:top w:type="dxa" w:w="60"/>
-              <w:left w:type="dxa" w:w="100"/>
-              <w:bottom w:type="dxa" w:w="60"/>
-              <w:right w:type="dxa" w:w="100"/>
-            </w:tcMar>
-          </w:tcPr>
-          <w:p>
-            <w:pPr>
-              <w:spacing w:line="240"/>
-              <w:jc w:val="center"/>
-            </w:pPr>
-            <w:r>
-              <w:rPr>
-                <w:rFonts w:ascii="Times New Roman" w:cs="Times New Roman" w:eastAsia="Times New Roman" w:hAnsi="Times New Roman"/>
-                <w:b w:val="false"/>
-                <w:bCs w:val="false"/>
-                <w:sz w:val="24"/>
-                <w:szCs w:val="24"/>
-              </w:rPr>
-              <w:t xml:space="preserve">18 / 28</w:t>
-            </w:r>
-          </w:p>
-        </w:tc>
-      </w:tr>
-      <w:tr>
-        <w:tc>
-          <w:tcPr>
-            <w:tcW w:type="dxa" w:w="5138"/>
-            <w:tcBorders>
-              <w:top w:val="single" w:color="808080" w:sz="1"/>
-              <w:left w:val="single" w:color="808080" w:sz="1"/>
-              <w:bottom w:val="single" w:color="808080" w:sz="1"/>
-              <w:right w:val="single" w:color="808080" w:sz="1"/>
-            </w:tcBorders>
-            <w:tcMar>
-              <w:top w:type="dxa" w:w="60"/>
-              <w:left w:type="dxa" w:w="100"/>
-              <w:bottom w:type="dxa" w:w="60"/>
-              <w:right w:type="dxa" w:w="100"/>
-            </w:tcMar>
-          </w:tcPr>
-          <w:p>
-            <w:pPr>
-              <w:spacing w:line="240"/>
-              <w:jc w:val="left"/>
-            </w:pPr>
-            <w:r>
-              <w:rPr>
-                <w:rFonts w:ascii="Times New Roman" w:cs="Times New Roman" w:eastAsia="Times New Roman" w:hAnsi="Times New Roman"/>
-                <w:b w:val="false"/>
-                <w:bCs w:val="false"/>
-                <w:sz w:val="24"/>
-                <w:szCs w:val="24"/>
-              </w:rPr>
-              <w:t xml:space="preserve">Вырожденность</w:t>
-            </w:r>
-          </w:p>
-        </w:tc>
-        <w:tc>
-          <w:tcPr>
-            <w:tcW w:type="dxa" w:w="2250"/>
-            <w:tcBorders>
-              <w:top w:val="single" w:color="808080" w:sz="1"/>
-              <w:left w:val="single" w:color="808080" w:sz="1"/>
-              <w:bottom w:val="single" w:color="808080" w:sz="1"/>
-              <w:right w:val="single" w:color="808080" w:sz="1"/>
-            </w:tcBorders>
-            <w:tcMar>
-              <w:top w:type="dxa" w:w="60"/>
-              <w:left w:type="dxa" w:w="100"/>
-              <w:bottom w:type="dxa" w:w="60"/>
-              <w:right w:type="dxa" w:w="100"/>
-            </w:tcMar>
-          </w:tcPr>
-          <w:p>
-            <w:pPr>
-              <w:spacing w:line="240"/>
-              <w:jc w:val="center"/>
-            </w:pPr>
-            <w:r>
-              <w:rPr>
-                <w:rFonts w:ascii="Times New Roman" w:cs="Times New Roman" w:eastAsia="Times New Roman" w:hAnsi="Times New Roman"/>
-                <w:b w:val="false"/>
-                <w:bCs w:val="false"/>
-                <w:sz w:val="24"/>
-                <w:szCs w:val="24"/>
-              </w:rPr>
-              <w:t xml:space="preserve">да</w:t>
-            </w:r>
-          </w:p>
-        </w:tc>
-        <w:tc>
-          <w:tcPr>
-            <w:tcW w:type="dxa" w:w="2250"/>
-            <w:tcBorders>
-              <w:top w:val="single" w:color="808080" w:sz="1"/>
-              <w:left w:val="single" w:color="808080" w:sz="1"/>
-              <w:bottom w:val="single" w:color="808080" w:sz="1"/>
-              <w:right w:val="single" w:color="808080" w:sz="1"/>
-            </w:tcBorders>
-            <w:tcMar>
-              <w:top w:type="dxa" w:w="60"/>
-              <w:left w:type="dxa" w:w="100"/>
-              <w:bottom w:type="dxa" w:w="60"/>
-              <w:right w:type="dxa" w:w="100"/>
-            </w:tcMar>
-          </w:tcPr>
-          <w:p>
-            <w:pPr>
-              <w:spacing w:line="240"/>
-              <w:jc w:val="center"/>
-            </w:pPr>
-            <w:r>
-              <w:rPr>
-                <w:rFonts w:ascii="Times New Roman" w:cs="Times New Roman" w:eastAsia="Times New Roman" w:hAnsi="Times New Roman"/>
-                <w:b w:val="false"/>
-                <w:bCs w:val="false"/>
-                <w:sz w:val="24"/>
-                <w:szCs w:val="24"/>
-              </w:rPr>
-              <w:t xml:space="preserve">нет</w:t>
-            </w:r>
-          </w:p>
-        </w:tc>
-      </w:tr>
-      <w:tr>
-        <w:tc>
-          <w:tcPr>
-            <w:tcW w:type="dxa" w:w="5138"/>
-            <w:tcBorders>
-              <w:top w:val="single" w:color="808080" w:sz="1"/>
-              <w:left w:val="single" w:color="808080" w:sz="1"/>
-              <w:bottom w:val="single" w:color="808080" w:sz="1"/>
-              <w:right w:val="single" w:color="808080" w:sz="1"/>
-            </w:tcBorders>
-            <w:tcMar>
-              <w:top w:type="dxa" w:w="60"/>
-              <w:left w:type="dxa" w:w="100"/>
-              <w:bottom w:type="dxa" w:w="60"/>
-              <w:right w:type="dxa" w:w="100"/>
-            </w:tcMar>
-          </w:tcPr>
-          <w:p>
-            <w:pPr>
-              <w:spacing w:line="240"/>
-              <w:jc w:val="left"/>
-            </w:pPr>
-            <w:r>
-              <w:rPr>
-                <w:rFonts w:ascii="Times New Roman" w:cs="Times New Roman" w:eastAsia="Times New Roman" w:hAnsi="Times New Roman"/>
-                <w:b w:val="false"/>
-                <w:bCs w:val="false"/>
-                <w:sz w:val="24"/>
-                <w:szCs w:val="24"/>
-              </w:rPr>
-              <w:t xml:space="preserve">Своевременность</w:t>
-            </w:r>
-          </w:p>
-        </w:tc>
-        <w:tc>
-          <w:tcPr>
-            <w:tcW w:type="dxa" w:w="2250"/>
-            <w:tcBorders>
-              <w:top w:val="single" w:color="808080" w:sz="1"/>
-              <w:left w:val="single" w:color="808080" w:sz="1"/>
-              <w:bottom w:val="single" w:color="808080" w:sz="1"/>
-              <w:right w:val="single" w:color="808080" w:sz="1"/>
-            </w:tcBorders>
-            <w:tcMar>
-              <w:top w:type="dxa" w:w="60"/>
-              <w:left w:type="dxa" w:w="100"/>
-              <w:bottom w:type="dxa" w:w="60"/>
-              <w:right w:type="dxa" w:w="100"/>
-            </w:tcMar>
-          </w:tcPr>
-          <w:p>
-            <w:pPr>
-              <w:spacing w:line="240"/>
-              <w:jc w:val="center"/>
-            </w:pPr>
-            <w:r>
-              <w:rPr>
-                <w:rFonts w:ascii="Times New Roman" w:cs="Times New Roman" w:eastAsia="Times New Roman" w:hAnsi="Times New Roman"/>
-                <w:b w:val="false"/>
-                <w:bCs w:val="false"/>
-                <w:sz w:val="24"/>
-                <w:szCs w:val="24"/>
-              </w:rPr>
-              <w:t xml:space="preserve">1,000</w:t>
-            </w:r>
-          </w:p>
-        </w:tc>
-        <w:tc>
-          <w:tcPr>
-            <w:tcW w:type="dxa" w:w="2250"/>
-            <w:tcBorders>
-              <w:top w:val="single" w:color="808080" w:sz="1"/>
-              <w:left w:val="single" w:color="808080" w:sz="1"/>
-              <w:bottom w:val="single" w:color="808080" w:sz="1"/>
-              <w:right w:val="single" w:color="808080" w:sz="1"/>
-            </w:tcBorders>
-            <w:tcMar>
-              <w:top w:type="dxa" w:w="60"/>
-              <w:left w:type="dxa" w:w="100"/>
-              <w:bottom w:type="dxa" w:w="60"/>
-              <w:right w:type="dxa" w:w="100"/>
-            </w:tcMar>
-          </w:tcPr>
-          <w:p>
-            <w:pPr>
-              <w:spacing w:line="240"/>
-              <w:jc w:val="center"/>
-            </w:pPr>
-            <w:r>
-              <w:rPr>
-                <w:rFonts w:ascii="Times New Roman" w:cs="Times New Roman" w:eastAsia="Times New Roman" w:hAnsi="Times New Roman"/>
-                <w:b w:val="false"/>
-                <w:bCs w:val="false"/>
-                <w:sz w:val="24"/>
-                <w:szCs w:val="24"/>
-              </w:rPr>
-              <w:t xml:space="preserve">0,464</w:t>
-            </w:r>
-          </w:p>
-        </w:tc>
-      </w:tr>
-      <w:tr>
-        <w:tc>
-          <w:tcPr>
-            <w:tcW w:type="dxa" w:w="5138"/>
-            <w:tcBorders>
-              <w:top w:val="single" w:color="808080" w:sz="1"/>
-              <w:left w:val="single" w:color="808080" w:sz="1"/>
-              <w:bottom w:val="single" w:color="808080" w:sz="1"/>
-              <w:right w:val="single" w:color="808080" w:sz="1"/>
-            </w:tcBorders>
-            <w:tcMar>
-              <w:top w:type="dxa" w:w="60"/>
-              <w:left w:type="dxa" w:w="100"/>
-              <w:bottom w:type="dxa" w:w="60"/>
-              <w:right w:type="dxa" w:w="100"/>
-            </w:tcMar>
-          </w:tcPr>
-          <w:p>
-            <w:pPr>
-              <w:spacing w:line="240"/>
-              <w:jc w:val="left"/>
-            </w:pPr>
-            <w:r>
-              <w:rPr>
-                <w:rFonts w:ascii="Times New Roman" w:cs="Times New Roman" w:eastAsia="Times New Roman" w:hAnsi="Times New Roman"/>
-                <w:b w:val="false"/>
-                <w:bCs w:val="false"/>
-                <w:sz w:val="24"/>
-                <w:szCs w:val="24"/>
-              </w:rPr>
-              <w:t xml:space="preserve">Доля ложных вмешательств</w:t>
-            </w:r>
-          </w:p>
-        </w:tc>
-        <w:tc>
-          <w:tcPr>
-            <w:tcW w:type="dxa" w:w="2250"/>
-            <w:tcBorders>
-              <w:top w:val="single" w:color="808080" w:sz="1"/>
-              <w:left w:val="single" w:color="808080" w:sz="1"/>
-              <w:bottom w:val="single" w:color="808080" w:sz="1"/>
-              <w:right w:val="single" w:color="808080" w:sz="1"/>
-            </w:tcBorders>
-            <w:tcMar>
-              <w:top w:type="dxa" w:w="60"/>
-              <w:left w:type="dxa" w:w="100"/>
-              <w:bottom w:type="dxa" w:w="60"/>
-              <w:right w:type="dxa" w:w="100"/>
-            </w:tcMar>
-          </w:tcPr>
-          <w:p>
-            <w:pPr>
-              <w:spacing w:line="240"/>
-              <w:jc w:val="center"/>
-            </w:pPr>
-            <w:r>
-              <w:rPr>
-                <w:rFonts w:ascii="Times New Roman" w:cs="Times New Roman" w:eastAsia="Times New Roman" w:hAnsi="Times New Roman"/>
-                <w:b w:val="false"/>
-                <w:bCs w:val="false"/>
-                <w:sz w:val="24"/>
-                <w:szCs w:val="24"/>
-              </w:rPr>
-              <w:t xml:space="preserve">1,000</w:t>
-            </w:r>
-          </w:p>
-        </w:tc>
-        <w:tc>
-          <w:tcPr>
-            <w:tcW w:type="dxa" w:w="2250"/>
-            <w:tcBorders>
-              <w:top w:val="single" w:color="808080" w:sz="1"/>
-              <w:left w:val="single" w:color="808080" w:sz="1"/>
-              <w:bottom w:val="single" w:color="808080" w:sz="1"/>
-              <w:right w:val="single" w:color="808080" w:sz="1"/>
-            </w:tcBorders>
-            <w:tcMar>
-              <w:top w:type="dxa" w:w="60"/>
-              <w:left w:type="dxa" w:w="100"/>
-              <w:bottom w:type="dxa" w:w="60"/>
-              <w:right w:type="dxa" w:w="100"/>
-            </w:tcMar>
-          </w:tcPr>
-          <w:p>
-            <w:pPr>
-              <w:spacing w:line="240"/>
-              <w:jc w:val="center"/>
-            </w:pPr>
-            <w:r>
-              <w:rPr>
-                <w:rFonts w:ascii="Times New Roman" w:cs="Times New Roman" w:eastAsia="Times New Roman" w:hAnsi="Times New Roman"/>
-                <w:b w:val="false"/>
-                <w:bCs w:val="false"/>
-                <w:sz w:val="24"/>
-                <w:szCs w:val="24"/>
-              </w:rPr>
-              <w:t xml:space="preserve">0,278</w:t>
-            </w:r>
-          </w:p>
-        </w:tc>
-      </w:tr>
-      <w:tr>
-        <w:tc>
-          <w:tcPr>
-            <w:tcW w:type="dxa" w:w="5138"/>
-            <w:tcBorders>
-              <w:top w:val="single" w:color="808080" w:sz="1"/>
-              <w:left w:val="single" w:color="808080" w:sz="1"/>
-              <w:bottom w:val="single" w:color="808080" w:sz="1"/>
-              <w:right w:val="single" w:color="808080" w:sz="1"/>
-            </w:tcBorders>
-            <w:tcMar>
-              <w:top w:type="dxa" w:w="60"/>
-              <w:left w:type="dxa" w:w="100"/>
-              <w:bottom w:type="dxa" w:w="60"/>
-              <w:right w:type="dxa" w:w="100"/>
-            </w:tcMar>
-          </w:tcPr>
-          <w:p>
-            <w:pPr>
-              <w:spacing w:line="240"/>
-              <w:jc w:val="left"/>
-            </w:pPr>
-            <w:r>
-              <w:rPr>
-                <w:rFonts w:ascii="Times New Roman" w:cs="Times New Roman" w:eastAsia="Times New Roman" w:hAnsi="Times New Roman"/>
-                <w:b w:val="false"/>
-                <w:bCs w:val="false"/>
-                <w:sz w:val="24"/>
-                <w:szCs w:val="24"/>
-              </w:rPr>
-              <w:t xml:space="preserve">F1 по классу ACT</w:t>
-            </w:r>
-          </w:p>
-        </w:tc>
-        <w:tc>
-          <w:tcPr>
-            <w:tcW w:type="dxa" w:w="2250"/>
-            <w:tcBorders>
-              <w:top w:val="single" w:color="808080" w:sz="1"/>
-              <w:left w:val="single" w:color="808080" w:sz="1"/>
-              <w:bottom w:val="single" w:color="808080" w:sz="1"/>
-              <w:right w:val="single" w:color="808080" w:sz="1"/>
-            </w:tcBorders>
-            <w:tcMar>
-              <w:top w:type="dxa" w:w="60"/>
-              <w:left w:type="dxa" w:w="100"/>
-              <w:bottom w:type="dxa" w:w="60"/>
-              <w:right w:type="dxa" w:w="100"/>
-            </w:tcMar>
-          </w:tcPr>
-          <w:p>
-            <w:pPr>
-              <w:spacing w:line="240"/>
-              <w:jc w:val="center"/>
-            </w:pPr>
-            <w:r>
-              <w:rPr>
-                <w:rFonts w:ascii="Times New Roman" w:cs="Times New Roman" w:eastAsia="Times New Roman" w:hAnsi="Times New Roman"/>
-                <w:b w:val="false"/>
-                <w:bCs w:val="false"/>
-                <w:sz w:val="24"/>
-                <w:szCs w:val="24"/>
-              </w:rPr>
-              <w:t xml:space="preserve">0,757</w:t>
-            </w:r>
-          </w:p>
-        </w:tc>
-        <w:tc>
-          <w:tcPr>
-            <w:tcW w:type="dxa" w:w="2250"/>
-            <w:tcBorders>
-              <w:top w:val="single" w:color="808080" w:sz="1"/>
-              <w:left w:val="single" w:color="808080" w:sz="1"/>
-              <w:bottom w:val="single" w:color="808080" w:sz="1"/>
-              <w:right w:val="single" w:color="808080" w:sz="1"/>
-            </w:tcBorders>
-            <w:tcMar>
-              <w:top w:type="dxa" w:w="60"/>
-              <w:left w:type="dxa" w:w="100"/>
-              <w:bottom w:type="dxa" w:w="60"/>
-              <w:right w:type="dxa" w:w="100"/>
-            </w:tcMar>
-          </w:tcPr>
-          <w:p>
-            <w:pPr>
-              <w:spacing w:line="240"/>
-              <w:jc w:val="center"/>
-            </w:pPr>
-            <w:r>
-              <w:rPr>
-                <w:rFonts w:ascii="Times New Roman" w:cs="Times New Roman" w:eastAsia="Times New Roman" w:hAnsi="Times New Roman"/>
-                <w:b w:val="false"/>
-                <w:bCs w:val="false"/>
-                <w:sz w:val="24"/>
-                <w:szCs w:val="24"/>
-              </w:rPr>
-              <w:t xml:space="preserve">0,565</w:t>
-            </w:r>
-          </w:p>
-        </w:tc>
-      </w:tr>
-      <w:tr>
-        <w:tc>
-          <w:tcPr>
-            <w:tcW w:type="dxa" w:w="5138"/>
-            <w:tcBorders>
-              <w:top w:val="single" w:color="808080" w:sz="1"/>
-              <w:left w:val="single" w:color="808080" w:sz="1"/>
-              <w:bottom w:val="single" w:color="808080" w:sz="1"/>
-              <w:right w:val="single" w:color="808080" w:sz="1"/>
-            </w:tcBorders>
-            <w:tcMar>
-              <w:top w:type="dxa" w:w="60"/>
-              <w:left w:type="dxa" w:w="100"/>
-              <w:bottom w:type="dxa" w:w="60"/>
-              <w:right w:type="dxa" w:w="100"/>
-            </w:tcMar>
-          </w:tcPr>
-          <w:p>
-            <w:pPr>
-              <w:spacing w:line="240"/>
-              <w:jc w:val="left"/>
-            </w:pPr>
-            <w:r>
-              <w:rPr>
-                <w:rFonts w:ascii="Times New Roman" w:cs="Times New Roman" w:eastAsia="Times New Roman" w:hAnsi="Times New Roman"/>
-                <w:b w:val="false"/>
-                <w:bCs w:val="false"/>
-                <w:sz w:val="24"/>
-                <w:szCs w:val="24"/>
-              </w:rPr>
-              <w:t xml:space="preserve">Точность решения</w:t>
-            </w:r>
-          </w:p>
-        </w:tc>
-        <w:tc>
-          <w:tcPr>
-            <w:tcW w:type="dxa" w:w="2250"/>
-            <w:tcBorders>
-              <w:top w:val="single" w:color="808080" w:sz="1"/>
-              <w:left w:val="single" w:color="808080" w:sz="1"/>
-              <w:bottom w:val="single" w:color="808080" w:sz="1"/>
-              <w:right w:val="single" w:color="808080" w:sz="1"/>
-            </w:tcBorders>
-            <w:tcMar>
-              <w:top w:type="dxa" w:w="60"/>
-              <w:left w:type="dxa" w:w="100"/>
-              <w:bottom w:type="dxa" w:w="60"/>
-              <w:right w:type="dxa" w:w="100"/>
-            </w:tcMar>
-          </w:tcPr>
-          <w:p>
-            <w:pPr>
-              <w:spacing w:line="240"/>
-              <w:jc w:val="center"/>
-            </w:pPr>
-            <w:r>
-              <w:rPr>
-                <w:rFonts w:ascii="Times New Roman" w:cs="Times New Roman" w:eastAsia="Times New Roman" w:hAnsi="Times New Roman"/>
-                <w:b w:val="false"/>
-                <w:bCs w:val="false"/>
-                <w:sz w:val="24"/>
-                <w:szCs w:val="24"/>
-              </w:rPr>
-              <w:t xml:space="preserve">0,609</w:t>
-            </w:r>
-          </w:p>
-        </w:tc>
-        <w:tc>
-          <w:tcPr>
-            <w:tcW w:type="dxa" w:w="2250"/>
-            <w:tcBorders>
-              <w:top w:val="single" w:color="808080" w:sz="1"/>
-              <w:left w:val="single" w:color="808080" w:sz="1"/>
-              <w:bottom w:val="single" w:color="808080" w:sz="1"/>
-              <w:right w:val="single" w:color="808080" w:sz="1"/>
-            </w:tcBorders>
-            <w:tcMar>
-              <w:top w:type="dxa" w:w="60"/>
-              <w:left w:type="dxa" w:w="100"/>
-              <w:bottom w:type="dxa" w:w="60"/>
-              <w:right w:type="dxa" w:w="100"/>
-            </w:tcMar>
-          </w:tcPr>
-          <w:p>
-            <w:pPr>
-              <w:spacing w:line="240"/>
-              <w:jc w:val="center"/>
-            </w:pPr>
-            <w:r>
-              <w:rPr>
-                <w:rFonts w:ascii="Times New Roman" w:cs="Times New Roman" w:eastAsia="Times New Roman" w:hAnsi="Times New Roman"/>
-                <w:b w:val="false"/>
-                <w:bCs w:val="false"/>
-                <w:sz w:val="24"/>
-                <w:szCs w:val="24"/>
-              </w:rPr>
-              <w:t xml:space="preserve">0,565</w:t>
-            </w:r>
-          </w:p>
-        </w:tc>
-      </w:tr>
-    </w:tbl>
-    <w:p>
-      <w:pPr>
-        <w:spacing w:after="240"/>
-      </w:pPr>
-      <w:r>
-        <w:rPr>
-          <w:rFonts w:ascii="Times New Roman" w:cs="Times New Roman" w:eastAsia="Times New Roman" w:hAnsi="Times New Roman"/>
-          <w:sz w:val="20"/>
-          <w:szCs w:val="20"/>
-        </w:rPr>
-        <w:t xml:space="preserve"/>
+        <w:t xml:space="preserve">Рисунок 7 — Доля ложных вмешательств и своевременность в зависимости от шага обучения</w:t>
       </w:r>
     </w:p>
     <w:p>
@@ -5549,62 +4990,7 @@
           <w:sz w:val="28"/>
           <w:szCs w:val="28"/>
         </w:rPr>
-        <w:t xml:space="preserve">Состояние с наилучшим значением функции потерь оказывается вырожденным: оно принимает решение о вмешательстве во всех без исключения ситуациях. При этом по трём общепринятым показателям оно превосходит работоспособное состояние. Максимальное значение F1 достигается ровно на тех шагах, где поведение модели вырождено.</w:t>
-      </w:r>
-    </w:p>
-    <w:p>
-      <w:pPr>
-        <w:spacing w:after="0" w:line="360"/>
-        <w:ind w:firstLine="709"/>
-        <w:jc w:val="both"/>
-      </w:pPr>
-      <w:r>
-        <w:rPr>
-          <w:rFonts w:ascii="Times New Roman" w:cs="Times New Roman" w:eastAsia="Times New Roman" w:hAnsi="Times New Roman"/>
-          <w:b w:val="false"/>
-          <w:bCs w:val="false"/>
-          <w:i w:val="false"/>
-          <w:iCs w:val="false"/>
-          <w:sz w:val="28"/>
-          <w:szCs w:val="28"/>
-        </w:rPr>
-        <w:t xml:space="preserve">Отсюда следует, что применяемый по умолчанию механизм сохранения наилучшего состояния по значению функции потерь в рассматриваемой задаче выбрал бы заведомо непригодную модель. Отбор должен производиться по совокупности признаков «отсутствие вырожденности» и «доля ложных вмешательств», причём проверка на вырожденность предшествует вычислению показателей качества.</w:t>
-      </w:r>
-    </w:p>
-    <w:p>
-      <w:pPr>
-        <w:pStyle w:val="Heading2"/>
-        <w:spacing w:after="120" w:before="240" w:line="360"/>
-        <w:jc w:val="left"/>
-      </w:pPr>
-      <w:r>
-        <w:rPr>
-          <w:rFonts w:ascii="Times New Roman" w:cs="Times New Roman" w:eastAsia="Times New Roman" w:hAnsi="Times New Roman"/>
-          <w:b/>
-          <w:bCs/>
-          <w:sz w:val="28"/>
-          <w:szCs w:val="28"/>
-        </w:rPr>
-        <w:t xml:space="preserve">4.5 Контрольные обучения</w:t>
-      </w:r>
-    </w:p>
-    <w:p>
-      <w:pPr>
-        <w:spacing w:after="0" w:line="360"/>
-        <w:ind w:firstLine="709"/>
-        <w:jc w:val="both"/>
-      </w:pPr>
-      <w:r>
-        <w:rPr>
-          <w:rFonts w:ascii="Times New Roman" w:cs="Times New Roman" w:eastAsia="Times New Roman" w:hAnsi="Times New Roman"/>
-          <w:b w:val="false"/>
-          <w:bCs w:val="false"/>
-          <w:i w:val="false"/>
-          <w:iCs w:val="false"/>
-          <w:sz w:val="28"/>
-          <w:szCs w:val="28"/>
-        </w:rPr>
-        <w:t xml:space="preserve">Для проверки необходимости отдельных элементов технологии проведены два обучения, отличающиеся от основного ровно одним элементом.</w:t>
+        <w:t xml:space="preserve">Наблюдаемая зависимость не является монотонной. На шагах 100 и 150 модель принимает решение о вмешательстве во всех ситуациях, то есть вырождается в стратегию постоянного действия. Выход из этого режима происходит к шагу 250, минимум доли ложных вмешательств достигается на шагах 300—350.</w:t>
       </w:r>
     </w:p>
     <w:p>
@@ -5615,9 +5001,9 @@
       <w:r>
         <w:drawing>
           <wp:inline distT="0" distB="0" distL="0" distR="0">
-            <wp:extent cx="4953000" cy="2943225"/>
+            <wp:extent cx="5524500" cy="3219450"/>
             <wp:effectExtent t="0" r="0" b="0" l="0"/>
-            <wp:docPr id="1" name="fig4-ablations" descr="Рисунок 4 — Распределение решений при исключении элементов технологии" title="Рисунок 4 — Распределение решений при исключении элементов технологии"/>
+            <wp:docPr id="1" name="fig2-decision-mix" descr="Рисунок 8 — Распределение решений модели по шагам обучения" title="Рисунок 8 — Распределение решений модели по шагам обучения"/>
             <wp:cNvGraphicFramePr>
               <a:graphicFrameLocks xmlns:a="http://schemas.openxmlformats.org/drawingml/2006/main" noChangeAspect="1"/>
             </wp:cNvGraphicFramePr>
@@ -5640,7 +5026,7 @@
                   <pic:spPr bwMode="auto">
                     <a:xfrm>
                       <a:off x="0" y="0"/>
-                      <a:ext cx="4953000" cy="2943225"/>
+                      <a:ext cx="5524500" cy="3219450"/>
                     </a:xfrm>
                     <a:prstGeom prst="rect">
                       <a:avLst/>
@@ -5664,7 +5050,7 @@
           <w:sz w:val="24"/>
           <w:szCs w:val="24"/>
         </w:rPr>
-        <w:t xml:space="preserve">Рисунок 4 — Распределение решений при исключении элементов технологии</w:t>
+        <w:t xml:space="preserve">Рисунок 8 — Распределение решений модели по шагам обучения</w:t>
       </w:r>
     </w:p>
     <w:p>
@@ -5683,7 +5069,44 @@
           <w:sz w:val="28"/>
           <w:szCs w:val="28"/>
         </w:rPr>
-        <w:t xml:space="preserve">При исключении процедуры выравнивания классов модель принимает решение о молчании во всех 46 ситуациях при формальной точности 0,478. Размер корпуса в этом обучении зафиксирован на уровне основного, без чего наблюдаемое различие нельзя было бы отнести исключительно к соотношению классов.</w:t>
+        <w:t xml:space="preserve">Полученные данные позволяют утверждать, что вырожденность представляет собой закономерную фазу обучения проактивности, а не следствие неудачного выбора параметров. Способность воздерживаться от действия формируется приблизительно на 250 шагов позднее способности действовать.</w:t>
+      </w:r>
+    </w:p>
+    <w:p>
+      <w:pPr>
+        <w:pStyle w:val="Heading2"/>
+        <w:spacing w:after="120" w:before="240" w:line="360"/>
+        <w:ind w:firstLine="709"/>
+        <w:jc w:val="left"/>
+      </w:pPr>
+      <w:r>
+        <w:rPr>
+          <w:rFonts w:ascii="Times New Roman" w:cs="Times New Roman" w:eastAsia="Times New Roman" w:hAnsi="Times New Roman"/>
+          <w:b/>
+          <w:bCs/>
+          <w:sz w:val="28"/>
+          <w:szCs w:val="28"/>
+        </w:rPr>
+        <w:t xml:space="preserve">4.4 Непригодность общепринятых критериев отбора модели</w:t>
+      </w:r>
+    </w:p>
+    <w:p>
+      <w:pPr>
+        <w:spacing w:after="0" w:line="360"/>
+        <w:ind w:firstLine="709"/>
+        <w:jc w:val="both"/>
+      </w:pPr>
+      <w:r>
+        <w:rPr>
+          <w:rFonts w:ascii="Times New Roman" w:cs="Times New Roman" w:eastAsia="Times New Roman" w:hAnsi="Times New Roman"/>
+          <w:b w:val="false"/>
+          <w:bCs w:val="false"/>
+          <w:i w:val="false"/>
+          <w:iCs w:val="false"/>
+          <w:sz w:val="28"/>
+          <w:szCs w:val="28"/>
+        </w:rPr>
+        <w:t xml:space="preserve">Полученная динамика позволяет проверить применимость общепринятых критериев выбора состояния обученной модели.</w:t>
       </w:r>
     </w:p>
     <w:p>
@@ -5694,9 +5117,9 @@
       <w:r>
         <w:drawing>
           <wp:inline distT="0" distB="0" distL="0" distR="0">
-            <wp:extent cx="4953000" cy="2800350"/>
+            <wp:extent cx="5524500" cy="3048000"/>
             <wp:effectExtent t="0" r="0" b="0" l="0"/>
-            <wp:docPr id="1" name="fig5-retention" descr="Рисунок 5 — Сохранность исходных способностей при исключении диалоговых данных" title="Рисунок 5 — Сохранность исходных способностей при исключении диалоговых данных"/>
+            <wp:docPr id="1" name="fig3-metric-disagreement" descr="Рисунок 9 — Поведение F1, точности решения и доли ложных вмешательств" title="Рисунок 9 — Поведение F1, точности решения и доли ложных вмешательств"/>
             <wp:cNvGraphicFramePr>
               <a:graphicFrameLocks xmlns:a="http://schemas.openxmlformats.org/drawingml/2006/main" noChangeAspect="1"/>
             </wp:cNvGraphicFramePr>
@@ -5719,7 +5142,7 @@
                   <pic:spPr bwMode="auto">
                     <a:xfrm>
                       <a:off x="0" y="0"/>
-                      <a:ext cx="4953000" cy="2800350"/>
+                      <a:ext cx="5524500" cy="3048000"/>
                     </a:xfrm>
                     <a:prstGeom prst="rect">
                       <a:avLst/>
@@ -5743,7 +5166,7 @@
           <w:sz w:val="24"/>
           <w:szCs w:val="24"/>
         </w:rPr>
-        <w:t xml:space="preserve">Рисунок 5 — Сохранность исходных способностей при исключении диалоговых данных</w:t>
+        <w:t xml:space="preserve">Рисунок 9 — Поведение F1, точности решения и доли ложных вмешательств</w:t>
       </w:r>
     </w:p>
     <w:p>
@@ -5757,7 +5180,7 @@
           <w:sz w:val="24"/>
           <w:szCs w:val="24"/>
         </w:rPr>
-        <w:t xml:space="preserve">Таблица 5 — Улучшение NLL относительно модели без адаптера</w:t>
+        <w:t xml:space="preserve">Таблица 4 — Состояние с наилучшим значением функции потерь и итоговое состояние</w:t>
       </w:r>
     </w:p>
     <w:tbl>
@@ -5773,14 +5196,14 @@
         </w:tblBorders>
       </w:tblPr>
       <w:tblGrid>
-        <w:gridCol w:w="4638"/>
-        <w:gridCol w:w="2500"/>
-        <w:gridCol w:w="2500"/>
+        <w:gridCol w:w="5138"/>
+        <w:gridCol w:w="2250"/>
+        <w:gridCol w:w="2250"/>
       </w:tblGrid>
       <w:tr>
         <w:tc>
           <w:tcPr>
-            <w:tcW w:type="dxa" w:w="4638"/>
+            <w:tcW w:type="dxa" w:w="5138"/>
             <w:tcBorders>
               <w:top w:val="single" w:color="808080" w:sz="1"/>
               <w:left w:val="single" w:color="808080" w:sz="1"/>
@@ -5808,13 +5231,13 @@
                 <w:sz w:val="24"/>
                 <w:szCs w:val="24"/>
               </w:rPr>
-              <w:t xml:space="preserve">Конфигурация обучения</w:t>
-            </w:r>
-          </w:p>
-        </w:tc>
-        <w:tc>
-          <w:tcPr>
-            <w:tcW w:type="dxa" w:w="2500"/>
+              <w:t xml:space="preserve">Показатель</w:t>
+            </w:r>
+          </w:p>
+        </w:tc>
+        <w:tc>
+          <w:tcPr>
+            <w:tcW w:type="dxa" w:w="2250"/>
             <w:tcBorders>
               <w:top w:val="single" w:color="808080" w:sz="1"/>
               <w:left w:val="single" w:color="808080" w:sz="1"/>
@@ -5842,13 +5265,13 @@
                 <w:sz w:val="24"/>
                 <w:szCs w:val="24"/>
               </w:rPr>
-              <w:t xml:space="preserve">Общий диалог</w:t>
-            </w:r>
-          </w:p>
-        </w:tc>
-        <w:tc>
-          <w:tcPr>
-            <w:tcW w:type="dxa" w:w="2500"/>
+              <w:t xml:space="preserve">Шаг 200</w:t>
+            </w:r>
+          </w:p>
+        </w:tc>
+        <w:tc>
+          <w:tcPr>
+            <w:tcW w:type="dxa" w:w="2250"/>
             <w:tcBorders>
               <w:top w:val="single" w:color="808080" w:sz="1"/>
               <w:left w:val="single" w:color="808080" w:sz="1"/>
@@ -5876,7 +5299,7 @@
                 <w:sz w:val="24"/>
                 <w:szCs w:val="24"/>
               </w:rPr>
-              <w:t xml:space="preserve">Вызов инструментов</w:t>
+              <w:t xml:space="preserve">Шаг 300</w:t>
             </w:r>
           </w:p>
         </w:tc>
@@ -5884,7 +5307,7 @@
       <w:tr>
         <w:tc>
           <w:tcPr>
-            <w:tcW w:type="dxa" w:w="4638"/>
+            <w:tcW w:type="dxa" w:w="5138"/>
             <w:tcBorders>
               <w:top w:val="single" w:color="808080" w:sz="1"/>
               <w:left w:val="single" w:color="808080" w:sz="1"/>
@@ -5911,13 +5334,13 @@
                 <w:sz w:val="24"/>
                 <w:szCs w:val="24"/>
               </w:rPr>
-              <w:t xml:space="preserve">С диалоговыми данными</w:t>
-            </w:r>
-          </w:p>
-        </w:tc>
-        <w:tc>
-          <w:tcPr>
-            <w:tcW w:type="dxa" w:w="2500"/>
+              <w:t xml:space="preserve">Функция потерь</w:t>
+            </w:r>
+          </w:p>
+        </w:tc>
+        <w:tc>
+          <w:tcPr>
+            <w:tcW w:type="dxa" w:w="2250"/>
             <w:tcBorders>
               <w:top w:val="single" w:color="808080" w:sz="1"/>
               <w:left w:val="single" w:color="808080" w:sz="1"/>
@@ -5944,13 +5367,13 @@
                 <w:sz w:val="24"/>
                 <w:szCs w:val="24"/>
               </w:rPr>
-              <w:t xml:space="preserve">23,7 %</w:t>
-            </w:r>
-          </w:p>
-        </w:tc>
-        <w:tc>
-          <w:tcPr>
-            <w:tcW w:type="dxa" w:w="2500"/>
+              <w:t xml:space="preserve">0,6391</w:t>
+            </w:r>
+          </w:p>
+        </w:tc>
+        <w:tc>
+          <w:tcPr>
+            <w:tcW w:type="dxa" w:w="2250"/>
             <w:tcBorders>
               <w:top w:val="single" w:color="808080" w:sz="1"/>
               <w:left w:val="single" w:color="808080" w:sz="1"/>
@@ -5977,7 +5400,7 @@
                 <w:sz w:val="24"/>
                 <w:szCs w:val="24"/>
               </w:rPr>
-              <w:t xml:space="preserve">52,8 %</w:t>
+              <w:t xml:space="preserve">0,6442</w:t>
             </w:r>
           </w:p>
         </w:tc>
@@ -5985,7 +5408,7 @@
       <w:tr>
         <w:tc>
           <w:tcPr>
-            <w:tcW w:type="dxa" w:w="4638"/>
+            <w:tcW w:type="dxa" w:w="5138"/>
             <w:tcBorders>
               <w:top w:val="single" w:color="808080" w:sz="1"/>
               <w:left w:val="single" w:color="808080" w:sz="1"/>
@@ -6012,13 +5435,13 @@
                 <w:sz w:val="24"/>
                 <w:szCs w:val="24"/>
               </w:rPr>
-              <w:t xml:space="preserve">Без диалоговых данных</w:t>
-            </w:r>
-          </w:p>
-        </w:tc>
-        <w:tc>
-          <w:tcPr>
-            <w:tcW w:type="dxa" w:w="2500"/>
+              <w:t xml:space="preserve">Решения ACT / WAIT</w:t>
+            </w:r>
+          </w:p>
+        </w:tc>
+        <w:tc>
+          <w:tcPr>
+            <w:tcW w:type="dxa" w:w="2250"/>
             <w:tcBorders>
               <w:top w:val="single" w:color="808080" w:sz="1"/>
               <w:left w:val="single" w:color="808080" w:sz="1"/>
@@ -6045,13 +5468,13 @@
                 <w:sz w:val="24"/>
                 <w:szCs w:val="24"/>
               </w:rPr>
-              <w:t xml:space="preserve">13,3 %</w:t>
-            </w:r>
-          </w:p>
-        </w:tc>
-        <w:tc>
-          <w:tcPr>
-            <w:tcW w:type="dxa" w:w="2500"/>
+              <w:t xml:space="preserve">46 / 0</w:t>
+            </w:r>
+          </w:p>
+        </w:tc>
+        <w:tc>
+          <w:tcPr>
+            <w:tcW w:type="dxa" w:w="2250"/>
             <w:tcBorders>
               <w:top w:val="single" w:color="808080" w:sz="1"/>
               <w:left w:val="single" w:color="808080" w:sz="1"/>
@@ -6078,7 +5501,512 @@
                 <w:sz w:val="24"/>
                 <w:szCs w:val="24"/>
               </w:rPr>
-              <w:t xml:space="preserve">26,2 %</w:t>
+              <w:t xml:space="preserve">18 / 28</w:t>
+            </w:r>
+          </w:p>
+        </w:tc>
+      </w:tr>
+      <w:tr>
+        <w:tc>
+          <w:tcPr>
+            <w:tcW w:type="dxa" w:w="5138"/>
+            <w:tcBorders>
+              <w:top w:val="single" w:color="808080" w:sz="1"/>
+              <w:left w:val="single" w:color="808080" w:sz="1"/>
+              <w:bottom w:val="single" w:color="808080" w:sz="1"/>
+              <w:right w:val="single" w:color="808080" w:sz="1"/>
+            </w:tcBorders>
+            <w:tcMar>
+              <w:top w:type="dxa" w:w="60"/>
+              <w:left w:type="dxa" w:w="100"/>
+              <w:bottom w:type="dxa" w:w="60"/>
+              <w:right w:type="dxa" w:w="100"/>
+            </w:tcMar>
+          </w:tcPr>
+          <w:p>
+            <w:pPr>
+              <w:spacing w:line="240"/>
+              <w:jc w:val="left"/>
+            </w:pPr>
+            <w:r>
+              <w:rPr>
+                <w:rFonts w:ascii="Times New Roman" w:cs="Times New Roman" w:eastAsia="Times New Roman" w:hAnsi="Times New Roman"/>
+                <w:b w:val="false"/>
+                <w:bCs w:val="false"/>
+                <w:sz w:val="24"/>
+                <w:szCs w:val="24"/>
+              </w:rPr>
+              <w:t xml:space="preserve">Вырожденность</w:t>
+            </w:r>
+          </w:p>
+        </w:tc>
+        <w:tc>
+          <w:tcPr>
+            <w:tcW w:type="dxa" w:w="2250"/>
+            <w:tcBorders>
+              <w:top w:val="single" w:color="808080" w:sz="1"/>
+              <w:left w:val="single" w:color="808080" w:sz="1"/>
+              <w:bottom w:val="single" w:color="808080" w:sz="1"/>
+              <w:right w:val="single" w:color="808080" w:sz="1"/>
+            </w:tcBorders>
+            <w:tcMar>
+              <w:top w:type="dxa" w:w="60"/>
+              <w:left w:type="dxa" w:w="100"/>
+              <w:bottom w:type="dxa" w:w="60"/>
+              <w:right w:type="dxa" w:w="100"/>
+            </w:tcMar>
+          </w:tcPr>
+          <w:p>
+            <w:pPr>
+              <w:spacing w:line="240"/>
+              <w:jc w:val="center"/>
+            </w:pPr>
+            <w:r>
+              <w:rPr>
+                <w:rFonts w:ascii="Times New Roman" w:cs="Times New Roman" w:eastAsia="Times New Roman" w:hAnsi="Times New Roman"/>
+                <w:b w:val="false"/>
+                <w:bCs w:val="false"/>
+                <w:sz w:val="24"/>
+                <w:szCs w:val="24"/>
+              </w:rPr>
+              <w:t xml:space="preserve">да</w:t>
+            </w:r>
+          </w:p>
+        </w:tc>
+        <w:tc>
+          <w:tcPr>
+            <w:tcW w:type="dxa" w:w="2250"/>
+            <w:tcBorders>
+              <w:top w:val="single" w:color="808080" w:sz="1"/>
+              <w:left w:val="single" w:color="808080" w:sz="1"/>
+              <w:bottom w:val="single" w:color="808080" w:sz="1"/>
+              <w:right w:val="single" w:color="808080" w:sz="1"/>
+            </w:tcBorders>
+            <w:tcMar>
+              <w:top w:type="dxa" w:w="60"/>
+              <w:left w:type="dxa" w:w="100"/>
+              <w:bottom w:type="dxa" w:w="60"/>
+              <w:right w:type="dxa" w:w="100"/>
+            </w:tcMar>
+          </w:tcPr>
+          <w:p>
+            <w:pPr>
+              <w:spacing w:line="240"/>
+              <w:jc w:val="center"/>
+            </w:pPr>
+            <w:r>
+              <w:rPr>
+                <w:rFonts w:ascii="Times New Roman" w:cs="Times New Roman" w:eastAsia="Times New Roman" w:hAnsi="Times New Roman"/>
+                <w:b w:val="false"/>
+                <w:bCs w:val="false"/>
+                <w:sz w:val="24"/>
+                <w:szCs w:val="24"/>
+              </w:rPr>
+              <w:t xml:space="preserve">нет</w:t>
+            </w:r>
+          </w:p>
+        </w:tc>
+      </w:tr>
+      <w:tr>
+        <w:tc>
+          <w:tcPr>
+            <w:tcW w:type="dxa" w:w="5138"/>
+            <w:tcBorders>
+              <w:top w:val="single" w:color="808080" w:sz="1"/>
+              <w:left w:val="single" w:color="808080" w:sz="1"/>
+              <w:bottom w:val="single" w:color="808080" w:sz="1"/>
+              <w:right w:val="single" w:color="808080" w:sz="1"/>
+            </w:tcBorders>
+            <w:tcMar>
+              <w:top w:type="dxa" w:w="60"/>
+              <w:left w:type="dxa" w:w="100"/>
+              <w:bottom w:type="dxa" w:w="60"/>
+              <w:right w:type="dxa" w:w="100"/>
+            </w:tcMar>
+          </w:tcPr>
+          <w:p>
+            <w:pPr>
+              <w:spacing w:line="240"/>
+              <w:jc w:val="left"/>
+            </w:pPr>
+            <w:r>
+              <w:rPr>
+                <w:rFonts w:ascii="Times New Roman" w:cs="Times New Roman" w:eastAsia="Times New Roman" w:hAnsi="Times New Roman"/>
+                <w:b w:val="false"/>
+                <w:bCs w:val="false"/>
+                <w:sz w:val="24"/>
+                <w:szCs w:val="24"/>
+              </w:rPr>
+              <w:t xml:space="preserve">Своевременность</w:t>
+            </w:r>
+          </w:p>
+        </w:tc>
+        <w:tc>
+          <w:tcPr>
+            <w:tcW w:type="dxa" w:w="2250"/>
+            <w:tcBorders>
+              <w:top w:val="single" w:color="808080" w:sz="1"/>
+              <w:left w:val="single" w:color="808080" w:sz="1"/>
+              <w:bottom w:val="single" w:color="808080" w:sz="1"/>
+              <w:right w:val="single" w:color="808080" w:sz="1"/>
+            </w:tcBorders>
+            <w:tcMar>
+              <w:top w:type="dxa" w:w="60"/>
+              <w:left w:type="dxa" w:w="100"/>
+              <w:bottom w:type="dxa" w:w="60"/>
+              <w:right w:type="dxa" w:w="100"/>
+            </w:tcMar>
+          </w:tcPr>
+          <w:p>
+            <w:pPr>
+              <w:spacing w:line="240"/>
+              <w:jc w:val="center"/>
+            </w:pPr>
+            <w:r>
+              <w:rPr>
+                <w:rFonts w:ascii="Times New Roman" w:cs="Times New Roman" w:eastAsia="Times New Roman" w:hAnsi="Times New Roman"/>
+                <w:b w:val="false"/>
+                <w:bCs w:val="false"/>
+                <w:sz w:val="24"/>
+                <w:szCs w:val="24"/>
+              </w:rPr>
+              <w:t xml:space="preserve">1,000</w:t>
+            </w:r>
+          </w:p>
+        </w:tc>
+        <w:tc>
+          <w:tcPr>
+            <w:tcW w:type="dxa" w:w="2250"/>
+            <w:tcBorders>
+              <w:top w:val="single" w:color="808080" w:sz="1"/>
+              <w:left w:val="single" w:color="808080" w:sz="1"/>
+              <w:bottom w:val="single" w:color="808080" w:sz="1"/>
+              <w:right w:val="single" w:color="808080" w:sz="1"/>
+            </w:tcBorders>
+            <w:tcMar>
+              <w:top w:type="dxa" w:w="60"/>
+              <w:left w:type="dxa" w:w="100"/>
+              <w:bottom w:type="dxa" w:w="60"/>
+              <w:right w:type="dxa" w:w="100"/>
+            </w:tcMar>
+          </w:tcPr>
+          <w:p>
+            <w:pPr>
+              <w:spacing w:line="240"/>
+              <w:jc w:val="center"/>
+            </w:pPr>
+            <w:r>
+              <w:rPr>
+                <w:rFonts w:ascii="Times New Roman" w:cs="Times New Roman" w:eastAsia="Times New Roman" w:hAnsi="Times New Roman"/>
+                <w:b w:val="false"/>
+                <w:bCs w:val="false"/>
+                <w:sz w:val="24"/>
+                <w:szCs w:val="24"/>
+              </w:rPr>
+              <w:t xml:space="preserve">0,464</w:t>
+            </w:r>
+          </w:p>
+        </w:tc>
+      </w:tr>
+      <w:tr>
+        <w:tc>
+          <w:tcPr>
+            <w:tcW w:type="dxa" w:w="5138"/>
+            <w:tcBorders>
+              <w:top w:val="single" w:color="808080" w:sz="1"/>
+              <w:left w:val="single" w:color="808080" w:sz="1"/>
+              <w:bottom w:val="single" w:color="808080" w:sz="1"/>
+              <w:right w:val="single" w:color="808080" w:sz="1"/>
+            </w:tcBorders>
+            <w:tcMar>
+              <w:top w:type="dxa" w:w="60"/>
+              <w:left w:type="dxa" w:w="100"/>
+              <w:bottom w:type="dxa" w:w="60"/>
+              <w:right w:type="dxa" w:w="100"/>
+            </w:tcMar>
+          </w:tcPr>
+          <w:p>
+            <w:pPr>
+              <w:spacing w:line="240"/>
+              <w:jc w:val="left"/>
+            </w:pPr>
+            <w:r>
+              <w:rPr>
+                <w:rFonts w:ascii="Times New Roman" w:cs="Times New Roman" w:eastAsia="Times New Roman" w:hAnsi="Times New Roman"/>
+                <w:b w:val="false"/>
+                <w:bCs w:val="false"/>
+                <w:sz w:val="24"/>
+                <w:szCs w:val="24"/>
+              </w:rPr>
+              <w:t xml:space="preserve">Доля ложных вмешательств</w:t>
+            </w:r>
+          </w:p>
+        </w:tc>
+        <w:tc>
+          <w:tcPr>
+            <w:tcW w:type="dxa" w:w="2250"/>
+            <w:tcBorders>
+              <w:top w:val="single" w:color="808080" w:sz="1"/>
+              <w:left w:val="single" w:color="808080" w:sz="1"/>
+              <w:bottom w:val="single" w:color="808080" w:sz="1"/>
+              <w:right w:val="single" w:color="808080" w:sz="1"/>
+            </w:tcBorders>
+            <w:tcMar>
+              <w:top w:type="dxa" w:w="60"/>
+              <w:left w:type="dxa" w:w="100"/>
+              <w:bottom w:type="dxa" w:w="60"/>
+              <w:right w:type="dxa" w:w="100"/>
+            </w:tcMar>
+          </w:tcPr>
+          <w:p>
+            <w:pPr>
+              <w:spacing w:line="240"/>
+              <w:jc w:val="center"/>
+            </w:pPr>
+            <w:r>
+              <w:rPr>
+                <w:rFonts w:ascii="Times New Roman" w:cs="Times New Roman" w:eastAsia="Times New Roman" w:hAnsi="Times New Roman"/>
+                <w:b w:val="false"/>
+                <w:bCs w:val="false"/>
+                <w:sz w:val="24"/>
+                <w:szCs w:val="24"/>
+              </w:rPr>
+              <w:t xml:space="preserve">1,000</w:t>
+            </w:r>
+          </w:p>
+        </w:tc>
+        <w:tc>
+          <w:tcPr>
+            <w:tcW w:type="dxa" w:w="2250"/>
+            <w:tcBorders>
+              <w:top w:val="single" w:color="808080" w:sz="1"/>
+              <w:left w:val="single" w:color="808080" w:sz="1"/>
+              <w:bottom w:val="single" w:color="808080" w:sz="1"/>
+              <w:right w:val="single" w:color="808080" w:sz="1"/>
+            </w:tcBorders>
+            <w:tcMar>
+              <w:top w:type="dxa" w:w="60"/>
+              <w:left w:type="dxa" w:w="100"/>
+              <w:bottom w:type="dxa" w:w="60"/>
+              <w:right w:type="dxa" w:w="100"/>
+            </w:tcMar>
+          </w:tcPr>
+          <w:p>
+            <w:pPr>
+              <w:spacing w:line="240"/>
+              <w:jc w:val="center"/>
+            </w:pPr>
+            <w:r>
+              <w:rPr>
+                <w:rFonts w:ascii="Times New Roman" w:cs="Times New Roman" w:eastAsia="Times New Roman" w:hAnsi="Times New Roman"/>
+                <w:b w:val="false"/>
+                <w:bCs w:val="false"/>
+                <w:sz w:val="24"/>
+                <w:szCs w:val="24"/>
+              </w:rPr>
+              <w:t xml:space="preserve">0,278</w:t>
+            </w:r>
+          </w:p>
+        </w:tc>
+      </w:tr>
+      <w:tr>
+        <w:tc>
+          <w:tcPr>
+            <w:tcW w:type="dxa" w:w="5138"/>
+            <w:tcBorders>
+              <w:top w:val="single" w:color="808080" w:sz="1"/>
+              <w:left w:val="single" w:color="808080" w:sz="1"/>
+              <w:bottom w:val="single" w:color="808080" w:sz="1"/>
+              <w:right w:val="single" w:color="808080" w:sz="1"/>
+            </w:tcBorders>
+            <w:tcMar>
+              <w:top w:type="dxa" w:w="60"/>
+              <w:left w:type="dxa" w:w="100"/>
+              <w:bottom w:type="dxa" w:w="60"/>
+              <w:right w:type="dxa" w:w="100"/>
+            </w:tcMar>
+          </w:tcPr>
+          <w:p>
+            <w:pPr>
+              <w:spacing w:line="240"/>
+              <w:jc w:val="left"/>
+            </w:pPr>
+            <w:r>
+              <w:rPr>
+                <w:rFonts w:ascii="Times New Roman" w:cs="Times New Roman" w:eastAsia="Times New Roman" w:hAnsi="Times New Roman"/>
+                <w:b w:val="false"/>
+                <w:bCs w:val="false"/>
+                <w:sz w:val="24"/>
+                <w:szCs w:val="24"/>
+              </w:rPr>
+              <w:t xml:space="preserve">F1 по классу ACT</w:t>
+            </w:r>
+          </w:p>
+        </w:tc>
+        <w:tc>
+          <w:tcPr>
+            <w:tcW w:type="dxa" w:w="2250"/>
+            <w:tcBorders>
+              <w:top w:val="single" w:color="808080" w:sz="1"/>
+              <w:left w:val="single" w:color="808080" w:sz="1"/>
+              <w:bottom w:val="single" w:color="808080" w:sz="1"/>
+              <w:right w:val="single" w:color="808080" w:sz="1"/>
+            </w:tcBorders>
+            <w:tcMar>
+              <w:top w:type="dxa" w:w="60"/>
+              <w:left w:type="dxa" w:w="100"/>
+              <w:bottom w:type="dxa" w:w="60"/>
+              <w:right w:type="dxa" w:w="100"/>
+            </w:tcMar>
+          </w:tcPr>
+          <w:p>
+            <w:pPr>
+              <w:spacing w:line="240"/>
+              <w:jc w:val="center"/>
+            </w:pPr>
+            <w:r>
+              <w:rPr>
+                <w:rFonts w:ascii="Times New Roman" w:cs="Times New Roman" w:eastAsia="Times New Roman" w:hAnsi="Times New Roman"/>
+                <w:b w:val="false"/>
+                <w:bCs w:val="false"/>
+                <w:sz w:val="24"/>
+                <w:szCs w:val="24"/>
+              </w:rPr>
+              <w:t xml:space="preserve">0,757</w:t>
+            </w:r>
+          </w:p>
+        </w:tc>
+        <w:tc>
+          <w:tcPr>
+            <w:tcW w:type="dxa" w:w="2250"/>
+            <w:tcBorders>
+              <w:top w:val="single" w:color="808080" w:sz="1"/>
+              <w:left w:val="single" w:color="808080" w:sz="1"/>
+              <w:bottom w:val="single" w:color="808080" w:sz="1"/>
+              <w:right w:val="single" w:color="808080" w:sz="1"/>
+            </w:tcBorders>
+            <w:tcMar>
+              <w:top w:type="dxa" w:w="60"/>
+              <w:left w:type="dxa" w:w="100"/>
+              <w:bottom w:type="dxa" w:w="60"/>
+              <w:right w:type="dxa" w:w="100"/>
+            </w:tcMar>
+          </w:tcPr>
+          <w:p>
+            <w:pPr>
+              <w:spacing w:line="240"/>
+              <w:jc w:val="center"/>
+            </w:pPr>
+            <w:r>
+              <w:rPr>
+                <w:rFonts w:ascii="Times New Roman" w:cs="Times New Roman" w:eastAsia="Times New Roman" w:hAnsi="Times New Roman"/>
+                <w:b w:val="false"/>
+                <w:bCs w:val="false"/>
+                <w:sz w:val="24"/>
+                <w:szCs w:val="24"/>
+              </w:rPr>
+              <w:t xml:space="preserve">0,565</w:t>
+            </w:r>
+          </w:p>
+        </w:tc>
+      </w:tr>
+      <w:tr>
+        <w:tc>
+          <w:tcPr>
+            <w:tcW w:type="dxa" w:w="5138"/>
+            <w:tcBorders>
+              <w:top w:val="single" w:color="808080" w:sz="1"/>
+              <w:left w:val="single" w:color="808080" w:sz="1"/>
+              <w:bottom w:val="single" w:color="808080" w:sz="1"/>
+              <w:right w:val="single" w:color="808080" w:sz="1"/>
+            </w:tcBorders>
+            <w:tcMar>
+              <w:top w:type="dxa" w:w="60"/>
+              <w:left w:type="dxa" w:w="100"/>
+              <w:bottom w:type="dxa" w:w="60"/>
+              <w:right w:type="dxa" w:w="100"/>
+            </w:tcMar>
+          </w:tcPr>
+          <w:p>
+            <w:pPr>
+              <w:spacing w:line="240"/>
+              <w:jc w:val="left"/>
+            </w:pPr>
+            <w:r>
+              <w:rPr>
+                <w:rFonts w:ascii="Times New Roman" w:cs="Times New Roman" w:eastAsia="Times New Roman" w:hAnsi="Times New Roman"/>
+                <w:b w:val="false"/>
+                <w:bCs w:val="false"/>
+                <w:sz w:val="24"/>
+                <w:szCs w:val="24"/>
+              </w:rPr>
+              <w:t xml:space="preserve">Точность решения</w:t>
+            </w:r>
+          </w:p>
+        </w:tc>
+        <w:tc>
+          <w:tcPr>
+            <w:tcW w:type="dxa" w:w="2250"/>
+            <w:tcBorders>
+              <w:top w:val="single" w:color="808080" w:sz="1"/>
+              <w:left w:val="single" w:color="808080" w:sz="1"/>
+              <w:bottom w:val="single" w:color="808080" w:sz="1"/>
+              <w:right w:val="single" w:color="808080" w:sz="1"/>
+            </w:tcBorders>
+            <w:tcMar>
+              <w:top w:type="dxa" w:w="60"/>
+              <w:left w:type="dxa" w:w="100"/>
+              <w:bottom w:type="dxa" w:w="60"/>
+              <w:right w:type="dxa" w:w="100"/>
+            </w:tcMar>
+          </w:tcPr>
+          <w:p>
+            <w:pPr>
+              <w:spacing w:line="240"/>
+              <w:jc w:val="center"/>
+            </w:pPr>
+            <w:r>
+              <w:rPr>
+                <w:rFonts w:ascii="Times New Roman" w:cs="Times New Roman" w:eastAsia="Times New Roman" w:hAnsi="Times New Roman"/>
+                <w:b w:val="false"/>
+                <w:bCs w:val="false"/>
+                <w:sz w:val="24"/>
+                <w:szCs w:val="24"/>
+              </w:rPr>
+              <w:t xml:space="preserve">0,609</w:t>
+            </w:r>
+          </w:p>
+        </w:tc>
+        <w:tc>
+          <w:tcPr>
+            <w:tcW w:type="dxa" w:w="2250"/>
+            <w:tcBorders>
+              <w:top w:val="single" w:color="808080" w:sz="1"/>
+              <w:left w:val="single" w:color="808080" w:sz="1"/>
+              <w:bottom w:val="single" w:color="808080" w:sz="1"/>
+              <w:right w:val="single" w:color="808080" w:sz="1"/>
+            </w:tcBorders>
+            <w:tcMar>
+              <w:top w:type="dxa" w:w="60"/>
+              <w:left w:type="dxa" w:w="100"/>
+              <w:bottom w:type="dxa" w:w="60"/>
+              <w:right w:type="dxa" w:w="100"/>
+            </w:tcMar>
+          </w:tcPr>
+          <w:p>
+            <w:pPr>
+              <w:spacing w:line="240"/>
+              <w:jc w:val="center"/>
+            </w:pPr>
+            <w:r>
+              <w:rPr>
+                <w:rFonts w:ascii="Times New Roman" w:cs="Times New Roman" w:eastAsia="Times New Roman" w:hAnsi="Times New Roman"/>
+                <w:b w:val="false"/>
+                <w:bCs w:val="false"/>
+                <w:sz w:val="24"/>
+                <w:szCs w:val="24"/>
+              </w:rPr>
+              <w:t xml:space="preserve">0,565</w:t>
             </w:r>
           </w:p>
         </w:tc>
@@ -6113,7 +6041,7 @@
           <w:sz w:val="28"/>
           <w:szCs w:val="28"/>
         </w:rPr>
-        <w:t xml:space="preserve">Исключение диалоговых данных на качество решений не влияет, однако вдвое ослабляет сохранность исходных способностей. Ухудшения относительно исходной модели не зафиксировано ни в одном из обучений, то есть катастрофического забывания не наблюдается.</w:t>
+        <w:t xml:space="preserve">Состояние с наилучшим значением функции потерь оказывается вырожденным: оно принимает решение о вмешательстве во всех без исключения ситуациях. При этом по трём общепринятым показателям оно превосходит работоспособное состояние. Максимальное значение F1 достигается ровно на тех шагах, где поведение модели вырождено.</w:t>
       </w:r>
     </w:p>
     <w:p>
@@ -6132,13 +6060,14 @@
           <w:sz w:val="28"/>
           <w:szCs w:val="28"/>
         </w:rPr>
-        <w:t xml:space="preserve">Полученный результат следует интерпретировать с учётом того, что контрольная выборка принадлежит тому же распределению, что и диалоговая часть обучающего корпуса. Строго говоря, измеряется приспособление к этому распределению; для оценки сохранности способностей в широком смысле требуется выборка из распределения, в обучении не представленного.</w:t>
+        <w:t xml:space="preserve">Отсюда следует, что применяемый по умолчанию механизм сохранения наилучшего состояния по значению функции потерь в рассматриваемой задаче выбрал бы заведомо непригодную модель. Отбор должен производиться по совокупности признаков «отсутствие вырожденности» и «доля ложных вмешательств», причём проверка на вырожденность предшествует вычислению показателей качества.</w:t>
       </w:r>
     </w:p>
     <w:p>
       <w:pPr>
         <w:pStyle w:val="Heading2"/>
         <w:spacing w:after="120" w:before="240" w:line="360"/>
+        <w:ind w:firstLine="709"/>
         <w:jc w:val="left"/>
       </w:pPr>
       <w:r>
@@ -6149,7 +6078,7 @@
           <w:sz w:val="28"/>
           <w:szCs w:val="28"/>
         </w:rPr>
-        <w:t xml:space="preserve">4.6 Речевой контур</w:t>
+        <w:t xml:space="preserve">4.5 Контрольные обучения</w:t>
       </w:r>
     </w:p>
     <w:p>
@@ -6168,7 +6097,7 @@
           <w:sz w:val="28"/>
           <w:szCs w:val="28"/>
         </w:rPr>
-        <w:t xml:space="preserve">Сравнение моделей распознавания казахской речи выполнено на одной выборке из 100 записей единым программным кодом с единой процедурой нормализации текста.</w:t>
+        <w:t xml:space="preserve">Для проверки необходимости отдельных элементов технологии проведены два обучения, отличающиеся от основного ровно одним элементом.</w:t>
       </w:r>
     </w:p>
     <w:p>
@@ -6179,9 +6108,9 @@
       <w:r>
         <w:drawing>
           <wp:inline distT="0" distB="0" distL="0" distR="0">
-            <wp:extent cx="5524500" cy="3057525"/>
+            <wp:extent cx="4953000" cy="2943225"/>
             <wp:effectExtent t="0" r="0" b="0" l="0"/>
-            <wp:docPr id="1" name="fig6-asr-comparison" descr="Рисунок 6 — Доля ошибок распознавания на словах и на символах" title="Рисунок 6 — Доля ошибок распознавания на словах и на символах"/>
+            <wp:docPr id="1" name="fig4-ablations" descr="Рисунок 10 — Распределение решений при исключении элементов технологии" title="Рисунок 10 — Распределение решений при исключении элементов технологии"/>
             <wp:cNvGraphicFramePr>
               <a:graphicFrameLocks xmlns:a="http://schemas.openxmlformats.org/drawingml/2006/main" noChangeAspect="1"/>
             </wp:cNvGraphicFramePr>
@@ -6204,7 +6133,7 @@
                   <pic:spPr bwMode="auto">
                     <a:xfrm>
                       <a:off x="0" y="0"/>
-                      <a:ext cx="5524500" cy="3057525"/>
+                      <a:ext cx="4953000" cy="2943225"/>
                     </a:xfrm>
                     <a:prstGeom prst="rect">
                       <a:avLst/>
@@ -6228,560 +6157,26 @@
           <w:sz w:val="24"/>
           <w:szCs w:val="24"/>
         </w:rPr>
-        <w:t xml:space="preserve">Рисунок 6 — Доля ошибок распознавания на словах и на символах</w:t>
-      </w:r>
-    </w:p>
-    <w:p>
-      <w:pPr>
-        <w:spacing w:after="100" w:before="240" w:line="360"/>
-        <w:jc w:val="left"/>
-      </w:pPr>
-      <w:r>
-        <w:rPr>
-          <w:rFonts w:ascii="Times New Roman" w:cs="Times New Roman" w:eastAsia="Times New Roman" w:hAnsi="Times New Roman"/>
-          <w:sz w:val="24"/>
-          <w:szCs w:val="24"/>
-        </w:rPr>
-        <w:t xml:space="preserve">Таблица 4 — Сравнение моделей распознавания казахской речи</w:t>
-      </w:r>
-    </w:p>
-    <w:tbl>
-      <w:tblPr>
-        <w:tblW w:type="dxa" w:w="9638"/>
-        <w:tblBorders>
-          <w:top w:val="single" w:color="auto" w:sz="4"/>
-          <w:left w:val="single" w:color="auto" w:sz="4"/>
-          <w:bottom w:val="single" w:color="auto" w:sz="4"/>
-          <w:right w:val="single" w:color="auto" w:sz="4"/>
-          <w:insideH w:val="single" w:color="auto" w:sz="4"/>
-          <w:insideV w:val="single" w:color="auto" w:sz="4"/>
-        </w:tblBorders>
-      </w:tblPr>
-      <w:tblGrid>
-        <w:gridCol w:w="5638"/>
-        <w:gridCol w:w="2000"/>
-        <w:gridCol w:w="2000"/>
-      </w:tblGrid>
-      <w:tr>
-        <w:tc>
-          <w:tcPr>
-            <w:tcW w:type="dxa" w:w="5638"/>
-            <w:tcBorders>
-              <w:top w:val="single" w:color="808080" w:sz="1"/>
-              <w:left w:val="single" w:color="808080" w:sz="1"/>
-              <w:bottom w:val="single" w:color="808080" w:sz="1"/>
-              <w:right w:val="single" w:color="808080" w:sz="1"/>
-            </w:tcBorders>
-            <w:shd w:fill="E8ECEF" w:val="clear"/>
-            <w:tcMar>
-              <w:top w:type="dxa" w:w="60"/>
-              <w:left w:type="dxa" w:w="100"/>
-              <w:bottom w:type="dxa" w:w="60"/>
-              <w:right w:type="dxa" w:w="100"/>
-            </w:tcMar>
-          </w:tcPr>
-          <w:p>
-            <w:pPr>
-              <w:spacing w:line="240"/>
-              <w:jc w:val="left"/>
-            </w:pPr>
-            <w:r>
-              <w:rPr>
-                <w:rFonts w:ascii="Times New Roman" w:cs="Times New Roman" w:eastAsia="Times New Roman" w:hAnsi="Times New Roman"/>
-                <w:b/>
-                <w:bCs/>
-                <w:sz w:val="24"/>
-                <w:szCs w:val="24"/>
-              </w:rPr>
-              <w:t xml:space="preserve">Модель</w:t>
-            </w:r>
-          </w:p>
-        </w:tc>
-        <w:tc>
-          <w:tcPr>
-            <w:tcW w:type="dxa" w:w="2000"/>
-            <w:tcBorders>
-              <w:top w:val="single" w:color="808080" w:sz="1"/>
-              <w:left w:val="single" w:color="808080" w:sz="1"/>
-              <w:bottom w:val="single" w:color="808080" w:sz="1"/>
-              <w:right w:val="single" w:color="808080" w:sz="1"/>
-            </w:tcBorders>
-            <w:shd w:fill="E8ECEF" w:val="clear"/>
-            <w:tcMar>
-              <w:top w:type="dxa" w:w="60"/>
-              <w:left w:type="dxa" w:w="100"/>
-              <w:bottom w:type="dxa" w:w="60"/>
-              <w:right w:type="dxa" w:w="100"/>
-            </w:tcMar>
-          </w:tcPr>
-          <w:p>
-            <w:pPr>
-              <w:spacing w:line="240"/>
-              <w:jc w:val="center"/>
-            </w:pPr>
-            <w:r>
-              <w:rPr>
-                <w:rFonts w:ascii="Times New Roman" w:cs="Times New Roman" w:eastAsia="Times New Roman" w:hAnsi="Times New Roman"/>
-                <w:b/>
-                <w:bCs/>
-                <w:sz w:val="24"/>
-                <w:szCs w:val="24"/>
-              </w:rPr>
-              <w:t xml:space="preserve">WER</w:t>
-            </w:r>
-          </w:p>
-        </w:tc>
-        <w:tc>
-          <w:tcPr>
-            <w:tcW w:type="dxa" w:w="2000"/>
-            <w:tcBorders>
-              <w:top w:val="single" w:color="808080" w:sz="1"/>
-              <w:left w:val="single" w:color="808080" w:sz="1"/>
-              <w:bottom w:val="single" w:color="808080" w:sz="1"/>
-              <w:right w:val="single" w:color="808080" w:sz="1"/>
-            </w:tcBorders>
-            <w:shd w:fill="E8ECEF" w:val="clear"/>
-            <w:tcMar>
-              <w:top w:type="dxa" w:w="60"/>
-              <w:left w:type="dxa" w:w="100"/>
-              <w:bottom w:type="dxa" w:w="60"/>
-              <w:right w:type="dxa" w:w="100"/>
-            </w:tcMar>
-          </w:tcPr>
-          <w:p>
-            <w:pPr>
-              <w:spacing w:line="240"/>
-              <w:jc w:val="center"/>
-            </w:pPr>
-            <w:r>
-              <w:rPr>
-                <w:rFonts w:ascii="Times New Roman" w:cs="Times New Roman" w:eastAsia="Times New Roman" w:hAnsi="Times New Roman"/>
-                <w:b/>
-                <w:bCs/>
-                <w:sz w:val="24"/>
-                <w:szCs w:val="24"/>
-              </w:rPr>
-              <w:t xml:space="preserve">CER</w:t>
-            </w:r>
-          </w:p>
-        </w:tc>
-      </w:tr>
-      <w:tr>
-        <w:tc>
-          <w:tcPr>
-            <w:tcW w:type="dxa" w:w="5638"/>
-            <w:tcBorders>
-              <w:top w:val="single" w:color="808080" w:sz="1"/>
-              <w:left w:val="single" w:color="808080" w:sz="1"/>
-              <w:bottom w:val="single" w:color="808080" w:sz="1"/>
-              <w:right w:val="single" w:color="808080" w:sz="1"/>
-            </w:tcBorders>
-            <w:tcMar>
-              <w:top w:type="dxa" w:w="60"/>
-              <w:left w:type="dxa" w:w="100"/>
-              <w:bottom w:type="dxa" w:w="60"/>
-              <w:right w:type="dxa" w:w="100"/>
-            </w:tcMar>
-          </w:tcPr>
-          <w:p>
-            <w:pPr>
-              <w:spacing w:line="240"/>
-              <w:jc w:val="left"/>
-            </w:pPr>
-            <w:r>
-              <w:rPr>
-                <w:rFonts w:ascii="Times New Roman" w:cs="Times New Roman" w:eastAsia="Times New Roman" w:hAnsi="Times New Roman"/>
-                <w:b w:val="false"/>
-                <w:bCs w:val="false"/>
-                <w:sz w:val="24"/>
-                <w:szCs w:val="24"/>
-              </w:rPr>
-              <w:t xml:space="preserve">Адаптированная (настоящая работа)</w:t>
-            </w:r>
-          </w:p>
-        </w:tc>
-        <w:tc>
-          <w:tcPr>
-            <w:tcW w:type="dxa" w:w="2000"/>
-            <w:tcBorders>
-              <w:top w:val="single" w:color="808080" w:sz="1"/>
-              <w:left w:val="single" w:color="808080" w:sz="1"/>
-              <w:bottom w:val="single" w:color="808080" w:sz="1"/>
-              <w:right w:val="single" w:color="808080" w:sz="1"/>
-            </w:tcBorders>
-            <w:tcMar>
-              <w:top w:type="dxa" w:w="60"/>
-              <w:left w:type="dxa" w:w="100"/>
-              <w:bottom w:type="dxa" w:w="60"/>
-              <w:right w:type="dxa" w:w="100"/>
-            </w:tcMar>
-          </w:tcPr>
-          <w:p>
-            <w:pPr>
-              <w:spacing w:line="240"/>
-              <w:jc w:val="center"/>
-            </w:pPr>
-            <w:r>
-              <w:rPr>
-                <w:rFonts w:ascii="Times New Roman" w:cs="Times New Roman" w:eastAsia="Times New Roman" w:hAnsi="Times New Roman"/>
-                <w:b w:val="false"/>
-                <w:bCs w:val="false"/>
-                <w:sz w:val="24"/>
-                <w:szCs w:val="24"/>
-              </w:rPr>
-              <w:t xml:space="preserve">10,11 %</w:t>
-            </w:r>
-          </w:p>
-        </w:tc>
-        <w:tc>
-          <w:tcPr>
-            <w:tcW w:type="dxa" w:w="2000"/>
-            <w:tcBorders>
-              <w:top w:val="single" w:color="808080" w:sz="1"/>
-              <w:left w:val="single" w:color="808080" w:sz="1"/>
-              <w:bottom w:val="single" w:color="808080" w:sz="1"/>
-              <w:right w:val="single" w:color="808080" w:sz="1"/>
-            </w:tcBorders>
-            <w:tcMar>
-              <w:top w:type="dxa" w:w="60"/>
-              <w:left w:type="dxa" w:w="100"/>
-              <w:bottom w:type="dxa" w:w="60"/>
-              <w:right w:type="dxa" w:w="100"/>
-            </w:tcMar>
-          </w:tcPr>
-          <w:p>
-            <w:pPr>
-              <w:spacing w:line="240"/>
-              <w:jc w:val="center"/>
-            </w:pPr>
-            <w:r>
-              <w:rPr>
-                <w:rFonts w:ascii="Times New Roman" w:cs="Times New Roman" w:eastAsia="Times New Roman" w:hAnsi="Times New Roman"/>
-                <w:b w:val="false"/>
-                <w:bCs w:val="false"/>
-                <w:sz w:val="24"/>
-                <w:szCs w:val="24"/>
-              </w:rPr>
-              <w:t xml:space="preserve">3,77 %</w:t>
-            </w:r>
-          </w:p>
-        </w:tc>
-      </w:tr>
-      <w:tr>
-        <w:tc>
-          <w:tcPr>
-            <w:tcW w:type="dxa" w:w="5638"/>
-            <w:tcBorders>
-              <w:top w:val="single" w:color="808080" w:sz="1"/>
-              <w:left w:val="single" w:color="808080" w:sz="1"/>
-              <w:bottom w:val="single" w:color="808080" w:sz="1"/>
-              <w:right w:val="single" w:color="808080" w:sz="1"/>
-            </w:tcBorders>
-            <w:tcMar>
-              <w:top w:type="dxa" w:w="60"/>
-              <w:left w:type="dxa" w:w="100"/>
-              <w:bottom w:type="dxa" w:w="60"/>
-              <w:right w:type="dxa" w:w="100"/>
-            </w:tcMar>
-          </w:tcPr>
-          <w:p>
-            <w:pPr>
-              <w:spacing w:line="240"/>
-              <w:jc w:val="left"/>
-            </w:pPr>
-            <w:r>
-              <w:rPr>
-                <w:rFonts w:ascii="Times New Roman" w:cs="Times New Roman" w:eastAsia="Times New Roman" w:hAnsi="Times New Roman"/>
-                <w:b w:val="false"/>
-                <w:bCs w:val="false"/>
-                <w:sz w:val="24"/>
-                <w:szCs w:val="24"/>
-              </w:rPr>
-              <w:t xml:space="preserve">whisper-turbo-ksc2</w:t>
-            </w:r>
-          </w:p>
-        </w:tc>
-        <w:tc>
-          <w:tcPr>
-            <w:tcW w:type="dxa" w:w="2000"/>
-            <w:tcBorders>
-              <w:top w:val="single" w:color="808080" w:sz="1"/>
-              <w:left w:val="single" w:color="808080" w:sz="1"/>
-              <w:bottom w:val="single" w:color="808080" w:sz="1"/>
-              <w:right w:val="single" w:color="808080" w:sz="1"/>
-            </w:tcBorders>
-            <w:tcMar>
-              <w:top w:type="dxa" w:w="60"/>
-              <w:left w:type="dxa" w:w="100"/>
-              <w:bottom w:type="dxa" w:w="60"/>
-              <w:right w:type="dxa" w:w="100"/>
-            </w:tcMar>
-          </w:tcPr>
-          <w:p>
-            <w:pPr>
-              <w:spacing w:line="240"/>
-              <w:jc w:val="center"/>
-            </w:pPr>
-            <w:r>
-              <w:rPr>
-                <w:rFonts w:ascii="Times New Roman" w:cs="Times New Roman" w:eastAsia="Times New Roman" w:hAnsi="Times New Roman"/>
-                <w:b w:val="false"/>
-                <w:bCs w:val="false"/>
-                <w:sz w:val="24"/>
-                <w:szCs w:val="24"/>
-              </w:rPr>
-              <w:t xml:space="preserve">11,02 %</w:t>
-            </w:r>
-          </w:p>
-        </w:tc>
-        <w:tc>
-          <w:tcPr>
-            <w:tcW w:type="dxa" w:w="2000"/>
-            <w:tcBorders>
-              <w:top w:val="single" w:color="808080" w:sz="1"/>
-              <w:left w:val="single" w:color="808080" w:sz="1"/>
-              <w:bottom w:val="single" w:color="808080" w:sz="1"/>
-              <w:right w:val="single" w:color="808080" w:sz="1"/>
-            </w:tcBorders>
-            <w:tcMar>
-              <w:top w:type="dxa" w:w="60"/>
-              <w:left w:type="dxa" w:w="100"/>
-              <w:bottom w:type="dxa" w:w="60"/>
-              <w:right w:type="dxa" w:w="100"/>
-            </w:tcMar>
-          </w:tcPr>
-          <w:p>
-            <w:pPr>
-              <w:spacing w:line="240"/>
-              <w:jc w:val="center"/>
-            </w:pPr>
-            <w:r>
-              <w:rPr>
-                <w:rFonts w:ascii="Times New Roman" w:cs="Times New Roman" w:eastAsia="Times New Roman" w:hAnsi="Times New Roman"/>
-                <w:b w:val="false"/>
-                <w:bCs w:val="false"/>
-                <w:sz w:val="24"/>
-                <w:szCs w:val="24"/>
-              </w:rPr>
-              <w:t xml:space="preserve">3,85 %</w:t>
-            </w:r>
-          </w:p>
-        </w:tc>
-      </w:tr>
-      <w:tr>
-        <w:tc>
-          <w:tcPr>
-            <w:tcW w:type="dxa" w:w="5638"/>
-            <w:tcBorders>
-              <w:top w:val="single" w:color="808080" w:sz="1"/>
-              <w:left w:val="single" w:color="808080" w:sz="1"/>
-              <w:bottom w:val="single" w:color="808080" w:sz="1"/>
-              <w:right w:val="single" w:color="808080" w:sz="1"/>
-            </w:tcBorders>
-            <w:tcMar>
-              <w:top w:type="dxa" w:w="60"/>
-              <w:left w:type="dxa" w:w="100"/>
-              <w:bottom w:type="dxa" w:w="60"/>
-              <w:right w:type="dxa" w:w="100"/>
-            </w:tcMar>
-          </w:tcPr>
-          <w:p>
-            <w:pPr>
-              <w:spacing w:line="240"/>
-              <w:jc w:val="left"/>
-            </w:pPr>
-            <w:r>
-              <w:rPr>
-                <w:rFonts w:ascii="Times New Roman" w:cs="Times New Roman" w:eastAsia="Times New Roman" w:hAnsi="Times New Roman"/>
-                <w:b w:val="false"/>
-                <w:bCs w:val="false"/>
-                <w:sz w:val="24"/>
-                <w:szCs w:val="24"/>
-              </w:rPr>
-              <w:t xml:space="preserve">kazakh-whisper-large-v3-turbo</w:t>
-            </w:r>
-          </w:p>
-        </w:tc>
-        <w:tc>
-          <w:tcPr>
-            <w:tcW w:type="dxa" w:w="2000"/>
-            <w:tcBorders>
-              <w:top w:val="single" w:color="808080" w:sz="1"/>
-              <w:left w:val="single" w:color="808080" w:sz="1"/>
-              <w:bottom w:val="single" w:color="808080" w:sz="1"/>
-              <w:right w:val="single" w:color="808080" w:sz="1"/>
-            </w:tcBorders>
-            <w:tcMar>
-              <w:top w:type="dxa" w:w="60"/>
-              <w:left w:type="dxa" w:w="100"/>
-              <w:bottom w:type="dxa" w:w="60"/>
-              <w:right w:type="dxa" w:w="100"/>
-            </w:tcMar>
-          </w:tcPr>
-          <w:p>
-            <w:pPr>
-              <w:spacing w:line="240"/>
-              <w:jc w:val="center"/>
-            </w:pPr>
-            <w:r>
-              <w:rPr>
-                <w:rFonts w:ascii="Times New Roman" w:cs="Times New Roman" w:eastAsia="Times New Roman" w:hAnsi="Times New Roman"/>
-                <w:b w:val="false"/>
-                <w:bCs w:val="false"/>
-                <w:sz w:val="24"/>
-                <w:szCs w:val="24"/>
-              </w:rPr>
-              <w:t xml:space="preserve">11,42 %</w:t>
-            </w:r>
-          </w:p>
-        </w:tc>
-        <w:tc>
-          <w:tcPr>
-            <w:tcW w:type="dxa" w:w="2000"/>
-            <w:tcBorders>
-              <w:top w:val="single" w:color="808080" w:sz="1"/>
-              <w:left w:val="single" w:color="808080" w:sz="1"/>
-              <w:bottom w:val="single" w:color="808080" w:sz="1"/>
-              <w:right w:val="single" w:color="808080" w:sz="1"/>
-            </w:tcBorders>
-            <w:tcMar>
-              <w:top w:type="dxa" w:w="60"/>
-              <w:left w:type="dxa" w:w="100"/>
-              <w:bottom w:type="dxa" w:w="60"/>
-              <w:right w:type="dxa" w:w="100"/>
-            </w:tcMar>
-          </w:tcPr>
-          <w:p>
-            <w:pPr>
-              <w:spacing w:line="240"/>
-              <w:jc w:val="center"/>
-            </w:pPr>
-            <w:r>
-              <w:rPr>
-                <w:rFonts w:ascii="Times New Roman" w:cs="Times New Roman" w:eastAsia="Times New Roman" w:hAnsi="Times New Roman"/>
-                <w:b w:val="false"/>
-                <w:bCs w:val="false"/>
-                <w:sz w:val="24"/>
-                <w:szCs w:val="24"/>
-              </w:rPr>
-              <w:t xml:space="preserve">3,87 %</w:t>
-            </w:r>
-          </w:p>
-        </w:tc>
-      </w:tr>
-      <w:tr>
-        <w:tc>
-          <w:tcPr>
-            <w:tcW w:type="dxa" w:w="5638"/>
-            <w:tcBorders>
-              <w:top w:val="single" w:color="808080" w:sz="1"/>
-              <w:left w:val="single" w:color="808080" w:sz="1"/>
-              <w:bottom w:val="single" w:color="808080" w:sz="1"/>
-              <w:right w:val="single" w:color="808080" w:sz="1"/>
-            </w:tcBorders>
-            <w:tcMar>
-              <w:top w:type="dxa" w:w="60"/>
-              <w:left w:type="dxa" w:w="100"/>
-              <w:bottom w:type="dxa" w:w="60"/>
-              <w:right w:type="dxa" w:w="100"/>
-            </w:tcMar>
-          </w:tcPr>
-          <w:p>
-            <w:pPr>
-              <w:spacing w:line="240"/>
-              <w:jc w:val="left"/>
-            </w:pPr>
-            <w:r>
-              <w:rPr>
-                <w:rFonts w:ascii="Times New Roman" w:cs="Times New Roman" w:eastAsia="Times New Roman" w:hAnsi="Times New Roman"/>
-                <w:b w:val="false"/>
-                <w:bCs w:val="false"/>
-                <w:sz w:val="24"/>
-                <w:szCs w:val="24"/>
-              </w:rPr>
-              <w:t xml:space="preserve">Базовая, без дообучения</w:t>
-            </w:r>
-          </w:p>
-        </w:tc>
-        <w:tc>
-          <w:tcPr>
-            <w:tcW w:type="dxa" w:w="2000"/>
-            <w:tcBorders>
-              <w:top w:val="single" w:color="808080" w:sz="1"/>
-              <w:left w:val="single" w:color="808080" w:sz="1"/>
-              <w:bottom w:val="single" w:color="808080" w:sz="1"/>
-              <w:right w:val="single" w:color="808080" w:sz="1"/>
-            </w:tcBorders>
-            <w:tcMar>
-              <w:top w:type="dxa" w:w="60"/>
-              <w:left w:type="dxa" w:w="100"/>
-              <w:bottom w:type="dxa" w:w="60"/>
-              <w:right w:type="dxa" w:w="100"/>
-            </w:tcMar>
-          </w:tcPr>
-          <w:p>
-            <w:pPr>
-              <w:spacing w:line="240"/>
-              <w:jc w:val="center"/>
-            </w:pPr>
-            <w:r>
-              <w:rPr>
-                <w:rFonts w:ascii="Times New Roman" w:cs="Times New Roman" w:eastAsia="Times New Roman" w:hAnsi="Times New Roman"/>
-                <w:b w:val="false"/>
-                <w:bCs w:val="false"/>
-                <w:sz w:val="24"/>
-                <w:szCs w:val="24"/>
-              </w:rPr>
-              <w:t xml:space="preserve">21,33 %</w:t>
-            </w:r>
-          </w:p>
-        </w:tc>
-        <w:tc>
-          <w:tcPr>
-            <w:tcW w:type="dxa" w:w="2000"/>
-            <w:tcBorders>
-              <w:top w:val="single" w:color="808080" w:sz="1"/>
-              <w:left w:val="single" w:color="808080" w:sz="1"/>
-              <w:bottom w:val="single" w:color="808080" w:sz="1"/>
-              <w:right w:val="single" w:color="808080" w:sz="1"/>
-            </w:tcBorders>
-            <w:tcMar>
-              <w:top w:type="dxa" w:w="60"/>
-              <w:left w:type="dxa" w:w="100"/>
-              <w:bottom w:type="dxa" w:w="60"/>
-              <w:right w:type="dxa" w:w="100"/>
-            </w:tcMar>
-          </w:tcPr>
-          <w:p>
-            <w:pPr>
-              <w:spacing w:line="240"/>
-              <w:jc w:val="center"/>
-            </w:pPr>
-            <w:r>
-              <w:rPr>
-                <w:rFonts w:ascii="Times New Roman" w:cs="Times New Roman" w:eastAsia="Times New Roman" w:hAnsi="Times New Roman"/>
-                <w:b w:val="false"/>
-                <w:bCs w:val="false"/>
-                <w:sz w:val="24"/>
-                <w:szCs w:val="24"/>
-              </w:rPr>
-              <w:t xml:space="preserve">5,17 %</w:t>
-            </w:r>
-          </w:p>
-        </w:tc>
-      </w:tr>
-    </w:tbl>
-    <w:p>
-      <w:pPr>
-        <w:spacing w:after="240"/>
-      </w:pPr>
-      <w:r>
-        <w:rPr>
-          <w:rFonts w:ascii="Times New Roman" w:cs="Times New Roman" w:eastAsia="Times New Roman" w:hAnsi="Times New Roman"/>
-          <w:sz w:val="20"/>
-          <w:szCs w:val="20"/>
-        </w:rPr>
-        <w:t xml:space="preserve"/>
+        <w:t xml:space="preserve">Рисунок 10 — Распределение решений при исключении элементов технологии</w:t>
+      </w:r>
+    </w:p>
+    <w:p>
+      <w:pPr>
+        <w:spacing w:after="0" w:line="360"/>
+        <w:ind w:firstLine="709"/>
+        <w:jc w:val="both"/>
+      </w:pPr>
+      <w:r>
+        <w:rPr>
+          <w:rFonts w:ascii="Times New Roman" w:cs="Times New Roman" w:eastAsia="Times New Roman" w:hAnsi="Times New Roman"/>
+          <w:b w:val="false"/>
+          <w:bCs w:val="false"/>
+          <w:i w:val="false"/>
+          <w:iCs w:val="false"/>
+          <w:sz w:val="28"/>
+          <w:szCs w:val="28"/>
+        </w:rPr>
+        <w:t xml:space="preserve">При исключении процедуры выравнивания классов модель принимает решение о молчании во всех 46 ситуациях при формальной точности 0,478. Размер корпуса в этом обучении зафиксирован на уровне основного, без чего наблюдаемое различие нельзя было бы отнести исключительно к соотношению классов.</w:t>
       </w:r>
     </w:p>
     <w:p>
@@ -6792,9 +6187,9 @@
       <w:r>
         <w:drawing>
           <wp:inline distT="0" distB="0" distL="0" distR="0">
-            <wp:extent cx="5524500" cy="2809875"/>
+            <wp:extent cx="4953000" cy="2800350"/>
             <wp:effectExtent t="0" r="0" b="0" l="0"/>
-            <wp:docPr id="1" name="fig7-asr-error-types" descr="Рисунок 7 — Разложение ошибок распознавания по типам" title="Рисунок 7 — Разложение ошибок распознавания по типам"/>
+            <wp:docPr id="1" name="fig5-retention" descr="Рисунок 11 — Сохранность исходных способностей при исключении диалоговых данных" title="Рисунок 11 — Сохранность исходных способностей при исключении диалоговых данных"/>
             <wp:cNvGraphicFramePr>
               <a:graphicFrameLocks xmlns:a="http://schemas.openxmlformats.org/drawingml/2006/main" noChangeAspect="1"/>
             </wp:cNvGraphicFramePr>
@@ -6817,6 +6212,1105 @@
                   <pic:spPr bwMode="auto">
                     <a:xfrm>
                       <a:off x="0" y="0"/>
+                      <a:ext cx="4953000" cy="2800350"/>
+                    </a:xfrm>
+                    <a:prstGeom prst="rect">
+                      <a:avLst/>
+                    </a:prstGeom>
+                  </pic:spPr>
+                </pic:pic>
+              </a:graphicData>
+            </a:graphic>
+          </wp:inline>
+        </w:drawing>
+      </w:r>
+    </w:p>
+    <w:p>
+      <w:pPr>
+        <w:spacing w:after="240" w:line="360"/>
+        <w:jc w:val="center"/>
+      </w:pPr>
+      <w:r>
+        <w:rPr>
+          <w:rFonts w:ascii="Times New Roman" w:cs="Times New Roman" w:eastAsia="Times New Roman" w:hAnsi="Times New Roman"/>
+          <w:sz w:val="24"/>
+          <w:szCs w:val="24"/>
+        </w:rPr>
+        <w:t xml:space="preserve">Рисунок 11 — Сохранность исходных способностей при исключении диалоговых данных</w:t>
+      </w:r>
+    </w:p>
+    <w:p>
+      <w:pPr>
+        <w:spacing w:after="100" w:before="240" w:line="360"/>
+        <w:jc w:val="left"/>
+      </w:pPr>
+      <w:r>
+        <w:rPr>
+          <w:rFonts w:ascii="Times New Roman" w:cs="Times New Roman" w:eastAsia="Times New Roman" w:hAnsi="Times New Roman"/>
+          <w:sz w:val="24"/>
+          <w:szCs w:val="24"/>
+        </w:rPr>
+        <w:t xml:space="preserve">Таблица 5 — Улучшение NLL относительно модели без адаптера</w:t>
+      </w:r>
+    </w:p>
+    <w:tbl>
+      <w:tblPr>
+        <w:tblW w:type="dxa" w:w="9638"/>
+        <w:tblBorders>
+          <w:top w:val="single" w:color="auto" w:sz="4"/>
+          <w:left w:val="single" w:color="auto" w:sz="4"/>
+          <w:bottom w:val="single" w:color="auto" w:sz="4"/>
+          <w:right w:val="single" w:color="auto" w:sz="4"/>
+          <w:insideH w:val="single" w:color="auto" w:sz="4"/>
+          <w:insideV w:val="single" w:color="auto" w:sz="4"/>
+        </w:tblBorders>
+      </w:tblPr>
+      <w:tblGrid>
+        <w:gridCol w:w="4638"/>
+        <w:gridCol w:w="2500"/>
+        <w:gridCol w:w="2500"/>
+      </w:tblGrid>
+      <w:tr>
+        <w:tc>
+          <w:tcPr>
+            <w:tcW w:type="dxa" w:w="4638"/>
+            <w:tcBorders>
+              <w:top w:val="single" w:color="808080" w:sz="1"/>
+              <w:left w:val="single" w:color="808080" w:sz="1"/>
+              <w:bottom w:val="single" w:color="808080" w:sz="1"/>
+              <w:right w:val="single" w:color="808080" w:sz="1"/>
+            </w:tcBorders>
+            <w:shd w:fill="E8ECEF" w:val="clear"/>
+            <w:tcMar>
+              <w:top w:type="dxa" w:w="60"/>
+              <w:left w:type="dxa" w:w="100"/>
+              <w:bottom w:type="dxa" w:w="60"/>
+              <w:right w:type="dxa" w:w="100"/>
+            </w:tcMar>
+          </w:tcPr>
+          <w:p>
+            <w:pPr>
+              <w:spacing w:line="240"/>
+              <w:jc w:val="left"/>
+            </w:pPr>
+            <w:r>
+              <w:rPr>
+                <w:rFonts w:ascii="Times New Roman" w:cs="Times New Roman" w:eastAsia="Times New Roman" w:hAnsi="Times New Roman"/>
+                <w:b/>
+                <w:bCs/>
+                <w:sz w:val="24"/>
+                <w:szCs w:val="24"/>
+              </w:rPr>
+              <w:t xml:space="preserve">Конфигурация обучения</w:t>
+            </w:r>
+          </w:p>
+        </w:tc>
+        <w:tc>
+          <w:tcPr>
+            <w:tcW w:type="dxa" w:w="2500"/>
+            <w:tcBorders>
+              <w:top w:val="single" w:color="808080" w:sz="1"/>
+              <w:left w:val="single" w:color="808080" w:sz="1"/>
+              <w:bottom w:val="single" w:color="808080" w:sz="1"/>
+              <w:right w:val="single" w:color="808080" w:sz="1"/>
+            </w:tcBorders>
+            <w:shd w:fill="E8ECEF" w:val="clear"/>
+            <w:tcMar>
+              <w:top w:type="dxa" w:w="60"/>
+              <w:left w:type="dxa" w:w="100"/>
+              <w:bottom w:type="dxa" w:w="60"/>
+              <w:right w:type="dxa" w:w="100"/>
+            </w:tcMar>
+          </w:tcPr>
+          <w:p>
+            <w:pPr>
+              <w:spacing w:line="240"/>
+              <w:jc w:val="center"/>
+            </w:pPr>
+            <w:r>
+              <w:rPr>
+                <w:rFonts w:ascii="Times New Roman" w:cs="Times New Roman" w:eastAsia="Times New Roman" w:hAnsi="Times New Roman"/>
+                <w:b/>
+                <w:bCs/>
+                <w:sz w:val="24"/>
+                <w:szCs w:val="24"/>
+              </w:rPr>
+              <w:t xml:space="preserve">Общий диалог</w:t>
+            </w:r>
+          </w:p>
+        </w:tc>
+        <w:tc>
+          <w:tcPr>
+            <w:tcW w:type="dxa" w:w="2500"/>
+            <w:tcBorders>
+              <w:top w:val="single" w:color="808080" w:sz="1"/>
+              <w:left w:val="single" w:color="808080" w:sz="1"/>
+              <w:bottom w:val="single" w:color="808080" w:sz="1"/>
+              <w:right w:val="single" w:color="808080" w:sz="1"/>
+            </w:tcBorders>
+            <w:shd w:fill="E8ECEF" w:val="clear"/>
+            <w:tcMar>
+              <w:top w:type="dxa" w:w="60"/>
+              <w:left w:type="dxa" w:w="100"/>
+              <w:bottom w:type="dxa" w:w="60"/>
+              <w:right w:type="dxa" w:w="100"/>
+            </w:tcMar>
+          </w:tcPr>
+          <w:p>
+            <w:pPr>
+              <w:spacing w:line="240"/>
+              <w:jc w:val="center"/>
+            </w:pPr>
+            <w:r>
+              <w:rPr>
+                <w:rFonts w:ascii="Times New Roman" w:cs="Times New Roman" w:eastAsia="Times New Roman" w:hAnsi="Times New Roman"/>
+                <w:b/>
+                <w:bCs/>
+                <w:sz w:val="24"/>
+                <w:szCs w:val="24"/>
+              </w:rPr>
+              <w:t xml:space="preserve">Вызов инструментов</w:t>
+            </w:r>
+          </w:p>
+        </w:tc>
+      </w:tr>
+      <w:tr>
+        <w:tc>
+          <w:tcPr>
+            <w:tcW w:type="dxa" w:w="4638"/>
+            <w:tcBorders>
+              <w:top w:val="single" w:color="808080" w:sz="1"/>
+              <w:left w:val="single" w:color="808080" w:sz="1"/>
+              <w:bottom w:val="single" w:color="808080" w:sz="1"/>
+              <w:right w:val="single" w:color="808080" w:sz="1"/>
+            </w:tcBorders>
+            <w:tcMar>
+              <w:top w:type="dxa" w:w="60"/>
+              <w:left w:type="dxa" w:w="100"/>
+              <w:bottom w:type="dxa" w:w="60"/>
+              <w:right w:type="dxa" w:w="100"/>
+            </w:tcMar>
+          </w:tcPr>
+          <w:p>
+            <w:pPr>
+              <w:spacing w:line="240"/>
+              <w:jc w:val="left"/>
+            </w:pPr>
+            <w:r>
+              <w:rPr>
+                <w:rFonts w:ascii="Times New Roman" w:cs="Times New Roman" w:eastAsia="Times New Roman" w:hAnsi="Times New Roman"/>
+                <w:b w:val="false"/>
+                <w:bCs w:val="false"/>
+                <w:sz w:val="24"/>
+                <w:szCs w:val="24"/>
+              </w:rPr>
+              <w:t xml:space="preserve">С диалоговыми данными</w:t>
+            </w:r>
+          </w:p>
+        </w:tc>
+        <w:tc>
+          <w:tcPr>
+            <w:tcW w:type="dxa" w:w="2500"/>
+            <w:tcBorders>
+              <w:top w:val="single" w:color="808080" w:sz="1"/>
+              <w:left w:val="single" w:color="808080" w:sz="1"/>
+              <w:bottom w:val="single" w:color="808080" w:sz="1"/>
+              <w:right w:val="single" w:color="808080" w:sz="1"/>
+            </w:tcBorders>
+            <w:tcMar>
+              <w:top w:type="dxa" w:w="60"/>
+              <w:left w:type="dxa" w:w="100"/>
+              <w:bottom w:type="dxa" w:w="60"/>
+              <w:right w:type="dxa" w:w="100"/>
+            </w:tcMar>
+          </w:tcPr>
+          <w:p>
+            <w:pPr>
+              <w:spacing w:line="240"/>
+              <w:jc w:val="center"/>
+            </w:pPr>
+            <w:r>
+              <w:rPr>
+                <w:rFonts w:ascii="Times New Roman" w:cs="Times New Roman" w:eastAsia="Times New Roman" w:hAnsi="Times New Roman"/>
+                <w:b w:val="false"/>
+                <w:bCs w:val="false"/>
+                <w:sz w:val="24"/>
+                <w:szCs w:val="24"/>
+              </w:rPr>
+              <w:t xml:space="preserve">23,7 %</w:t>
+            </w:r>
+          </w:p>
+        </w:tc>
+        <w:tc>
+          <w:tcPr>
+            <w:tcW w:type="dxa" w:w="2500"/>
+            <w:tcBorders>
+              <w:top w:val="single" w:color="808080" w:sz="1"/>
+              <w:left w:val="single" w:color="808080" w:sz="1"/>
+              <w:bottom w:val="single" w:color="808080" w:sz="1"/>
+              <w:right w:val="single" w:color="808080" w:sz="1"/>
+            </w:tcBorders>
+            <w:tcMar>
+              <w:top w:type="dxa" w:w="60"/>
+              <w:left w:type="dxa" w:w="100"/>
+              <w:bottom w:type="dxa" w:w="60"/>
+              <w:right w:type="dxa" w:w="100"/>
+            </w:tcMar>
+          </w:tcPr>
+          <w:p>
+            <w:pPr>
+              <w:spacing w:line="240"/>
+              <w:jc w:val="center"/>
+            </w:pPr>
+            <w:r>
+              <w:rPr>
+                <w:rFonts w:ascii="Times New Roman" w:cs="Times New Roman" w:eastAsia="Times New Roman" w:hAnsi="Times New Roman"/>
+                <w:b w:val="false"/>
+                <w:bCs w:val="false"/>
+                <w:sz w:val="24"/>
+                <w:szCs w:val="24"/>
+              </w:rPr>
+              <w:t xml:space="preserve">52,8 %</w:t>
+            </w:r>
+          </w:p>
+        </w:tc>
+      </w:tr>
+      <w:tr>
+        <w:tc>
+          <w:tcPr>
+            <w:tcW w:type="dxa" w:w="4638"/>
+            <w:tcBorders>
+              <w:top w:val="single" w:color="808080" w:sz="1"/>
+              <w:left w:val="single" w:color="808080" w:sz="1"/>
+              <w:bottom w:val="single" w:color="808080" w:sz="1"/>
+              <w:right w:val="single" w:color="808080" w:sz="1"/>
+            </w:tcBorders>
+            <w:tcMar>
+              <w:top w:type="dxa" w:w="60"/>
+              <w:left w:type="dxa" w:w="100"/>
+              <w:bottom w:type="dxa" w:w="60"/>
+              <w:right w:type="dxa" w:w="100"/>
+            </w:tcMar>
+          </w:tcPr>
+          <w:p>
+            <w:pPr>
+              <w:spacing w:line="240"/>
+              <w:jc w:val="left"/>
+            </w:pPr>
+            <w:r>
+              <w:rPr>
+                <w:rFonts w:ascii="Times New Roman" w:cs="Times New Roman" w:eastAsia="Times New Roman" w:hAnsi="Times New Roman"/>
+                <w:b w:val="false"/>
+                <w:bCs w:val="false"/>
+                <w:sz w:val="24"/>
+                <w:szCs w:val="24"/>
+              </w:rPr>
+              <w:t xml:space="preserve">Без диалоговых данных</w:t>
+            </w:r>
+          </w:p>
+        </w:tc>
+        <w:tc>
+          <w:tcPr>
+            <w:tcW w:type="dxa" w:w="2500"/>
+            <w:tcBorders>
+              <w:top w:val="single" w:color="808080" w:sz="1"/>
+              <w:left w:val="single" w:color="808080" w:sz="1"/>
+              <w:bottom w:val="single" w:color="808080" w:sz="1"/>
+              <w:right w:val="single" w:color="808080" w:sz="1"/>
+            </w:tcBorders>
+            <w:tcMar>
+              <w:top w:type="dxa" w:w="60"/>
+              <w:left w:type="dxa" w:w="100"/>
+              <w:bottom w:type="dxa" w:w="60"/>
+              <w:right w:type="dxa" w:w="100"/>
+            </w:tcMar>
+          </w:tcPr>
+          <w:p>
+            <w:pPr>
+              <w:spacing w:line="240"/>
+              <w:jc w:val="center"/>
+            </w:pPr>
+            <w:r>
+              <w:rPr>
+                <w:rFonts w:ascii="Times New Roman" w:cs="Times New Roman" w:eastAsia="Times New Roman" w:hAnsi="Times New Roman"/>
+                <w:b w:val="false"/>
+                <w:bCs w:val="false"/>
+                <w:sz w:val="24"/>
+                <w:szCs w:val="24"/>
+              </w:rPr>
+              <w:t xml:space="preserve">13,3 %</w:t>
+            </w:r>
+          </w:p>
+        </w:tc>
+        <w:tc>
+          <w:tcPr>
+            <w:tcW w:type="dxa" w:w="2500"/>
+            <w:tcBorders>
+              <w:top w:val="single" w:color="808080" w:sz="1"/>
+              <w:left w:val="single" w:color="808080" w:sz="1"/>
+              <w:bottom w:val="single" w:color="808080" w:sz="1"/>
+              <w:right w:val="single" w:color="808080" w:sz="1"/>
+            </w:tcBorders>
+            <w:tcMar>
+              <w:top w:type="dxa" w:w="60"/>
+              <w:left w:type="dxa" w:w="100"/>
+              <w:bottom w:type="dxa" w:w="60"/>
+              <w:right w:type="dxa" w:w="100"/>
+            </w:tcMar>
+          </w:tcPr>
+          <w:p>
+            <w:pPr>
+              <w:spacing w:line="240"/>
+              <w:jc w:val="center"/>
+            </w:pPr>
+            <w:r>
+              <w:rPr>
+                <w:rFonts w:ascii="Times New Roman" w:cs="Times New Roman" w:eastAsia="Times New Roman" w:hAnsi="Times New Roman"/>
+                <w:b w:val="false"/>
+                <w:bCs w:val="false"/>
+                <w:sz w:val="24"/>
+                <w:szCs w:val="24"/>
+              </w:rPr>
+              <w:t xml:space="preserve">26,2 %</w:t>
+            </w:r>
+          </w:p>
+        </w:tc>
+      </w:tr>
+    </w:tbl>
+    <w:p>
+      <w:pPr>
+        <w:spacing w:after="240"/>
+      </w:pPr>
+      <w:r>
+        <w:rPr>
+          <w:rFonts w:ascii="Times New Roman" w:cs="Times New Roman" w:eastAsia="Times New Roman" w:hAnsi="Times New Roman"/>
+          <w:sz w:val="20"/>
+          <w:szCs w:val="20"/>
+        </w:rPr>
+        <w:t xml:space="preserve"/>
+      </w:r>
+    </w:p>
+    <w:p>
+      <w:pPr>
+        <w:spacing w:after="0" w:line="360"/>
+        <w:ind w:firstLine="709"/>
+        <w:jc w:val="both"/>
+      </w:pPr>
+      <w:r>
+        <w:rPr>
+          <w:rFonts w:ascii="Times New Roman" w:cs="Times New Roman" w:eastAsia="Times New Roman" w:hAnsi="Times New Roman"/>
+          <w:b w:val="false"/>
+          <w:bCs w:val="false"/>
+          <w:i w:val="false"/>
+          <w:iCs w:val="false"/>
+          <w:sz w:val="28"/>
+          <w:szCs w:val="28"/>
+        </w:rPr>
+        <w:t xml:space="preserve">Исключение диалоговых данных на качество решений не влияет, однако вдвое ослабляет сохранность исходных способностей. Ухудшения относительно исходной модели не зафиксировано ни в одном из обучений, то есть катастрофического забывания не наблюдается.</w:t>
+      </w:r>
+    </w:p>
+    <w:p>
+      <w:pPr>
+        <w:spacing w:after="0" w:line="360"/>
+        <w:ind w:firstLine="709"/>
+        <w:jc w:val="both"/>
+      </w:pPr>
+      <w:r>
+        <w:rPr>
+          <w:rFonts w:ascii="Times New Roman" w:cs="Times New Roman" w:eastAsia="Times New Roman" w:hAnsi="Times New Roman"/>
+          <w:b w:val="false"/>
+          <w:bCs w:val="false"/>
+          <w:i w:val="false"/>
+          <w:iCs w:val="false"/>
+          <w:sz w:val="28"/>
+          <w:szCs w:val="28"/>
+        </w:rPr>
+        <w:t xml:space="preserve">Полученный результат следует интерпретировать с учётом того, что контрольная выборка принадлежит тому же распределению, что и диалоговая часть обучающего корпуса. Строго говоря, измеряется приспособление к этому распределению; для оценки сохранности способностей в широком смысле требуется выборка из распределения, в обучении не представленного.</w:t>
+      </w:r>
+    </w:p>
+    <w:p>
+      <w:pPr>
+        <w:pStyle w:val="Heading2"/>
+        <w:spacing w:after="120" w:before="240" w:line="360"/>
+        <w:ind w:firstLine="709"/>
+        <w:jc w:val="left"/>
+      </w:pPr>
+      <w:r>
+        <w:rPr>
+          <w:rFonts w:ascii="Times New Roman" w:cs="Times New Roman" w:eastAsia="Times New Roman" w:hAnsi="Times New Roman"/>
+          <w:b/>
+          <w:bCs/>
+          <w:sz w:val="28"/>
+          <w:szCs w:val="28"/>
+        </w:rPr>
+        <w:t xml:space="preserve">5.6 Речевой контур</w:t>
+      </w:r>
+    </w:p>
+    <w:p>
+      <w:pPr>
+        <w:spacing w:after="0" w:line="360"/>
+        <w:ind w:firstLine="709"/>
+        <w:jc w:val="both"/>
+      </w:pPr>
+      <w:r>
+        <w:rPr>
+          <w:rFonts w:ascii="Times New Roman" w:cs="Times New Roman" w:eastAsia="Times New Roman" w:hAnsi="Times New Roman"/>
+          <w:b w:val="false"/>
+          <w:bCs w:val="false"/>
+          <w:i w:val="false"/>
+          <w:iCs w:val="false"/>
+          <w:sz w:val="28"/>
+          <w:szCs w:val="28"/>
+        </w:rPr>
+        <w:t xml:space="preserve">Сравнение моделей распознавания казахской речи выполнено на одной выборке из 100 записей единым программным кодом с единой процедурой нормализации текста.</w:t>
+      </w:r>
+    </w:p>
+    <w:p>
+      <w:pPr>
+        <w:spacing w:after="120" w:before="240" w:line="360"/>
+        <w:jc w:val="center"/>
+      </w:pPr>
+      <w:r>
+        <w:drawing>
+          <wp:inline distT="0" distB="0" distL="0" distR="0">
+            <wp:extent cx="5524500" cy="3057525"/>
+            <wp:effectExtent t="0" r="0" b="0" l="0"/>
+            <wp:docPr id="1" name="fig6-asr-comparison" descr="Рисунок 12 — Доля ошибок распознавания на словах и на символах" title="Рисунок 12 — Доля ошибок распознавания на словах и на символах"/>
+            <wp:cNvGraphicFramePr>
+              <a:graphicFrameLocks xmlns:a="http://schemas.openxmlformats.org/drawingml/2006/main" noChangeAspect="1"/>
+            </wp:cNvGraphicFramePr>
+            <a:graphic xmlns:a="http://schemas.openxmlformats.org/drawingml/2006/main">
+              <a:graphicData uri="http://schemas.openxmlformats.org/drawingml/2006/picture">
+                <pic:pic xmlns:pic="http://schemas.openxmlformats.org/drawingml/2006/picture">
+                  <pic:nvPicPr>
+                    <pic:cNvPr id="0" name="" descr=""/>
+                    <pic:cNvPicPr>
+                      <a:picLocks noChangeAspect="1" noChangeArrowheads="1"/>
+                    </pic:cNvPicPr>
+                  </pic:nvPicPr>
+                  <pic:blipFill>
+                    <a:blip r:embed="rId20" cstate="none"/>
+                    <a:srcRect/>
+                    <a:stretch>
+                      <a:fillRect/>
+                    </a:stretch>
+                  </pic:blipFill>
+                  <pic:spPr bwMode="auto">
+                    <a:xfrm>
+                      <a:off x="0" y="0"/>
+                      <a:ext cx="5524500" cy="3057525"/>
+                    </a:xfrm>
+                    <a:prstGeom prst="rect">
+                      <a:avLst/>
+                    </a:prstGeom>
+                  </pic:spPr>
+                </pic:pic>
+              </a:graphicData>
+            </a:graphic>
+          </wp:inline>
+        </w:drawing>
+      </w:r>
+    </w:p>
+    <w:p>
+      <w:pPr>
+        <w:spacing w:after="240" w:line="360"/>
+        <w:jc w:val="center"/>
+      </w:pPr>
+      <w:r>
+        <w:rPr>
+          <w:rFonts w:ascii="Times New Roman" w:cs="Times New Roman" w:eastAsia="Times New Roman" w:hAnsi="Times New Roman"/>
+          <w:sz w:val="24"/>
+          <w:szCs w:val="24"/>
+        </w:rPr>
+        <w:t xml:space="preserve">Рисунок 12 — Доля ошибок распознавания на словах и на символах</w:t>
+      </w:r>
+    </w:p>
+    <w:p>
+      <w:pPr>
+        <w:spacing w:after="100" w:before="240" w:line="360"/>
+        <w:jc w:val="left"/>
+      </w:pPr>
+      <w:r>
+        <w:rPr>
+          <w:rFonts w:ascii="Times New Roman" w:cs="Times New Roman" w:eastAsia="Times New Roman" w:hAnsi="Times New Roman"/>
+          <w:sz w:val="24"/>
+          <w:szCs w:val="24"/>
+        </w:rPr>
+        <w:t xml:space="preserve">Таблица 6 — Сравнение моделей распознавания казахской речи</w:t>
+      </w:r>
+    </w:p>
+    <w:tbl>
+      <w:tblPr>
+        <w:tblW w:type="dxa" w:w="9638"/>
+        <w:tblBorders>
+          <w:top w:val="single" w:color="auto" w:sz="4"/>
+          <w:left w:val="single" w:color="auto" w:sz="4"/>
+          <w:bottom w:val="single" w:color="auto" w:sz="4"/>
+          <w:right w:val="single" w:color="auto" w:sz="4"/>
+          <w:insideH w:val="single" w:color="auto" w:sz="4"/>
+          <w:insideV w:val="single" w:color="auto" w:sz="4"/>
+        </w:tblBorders>
+      </w:tblPr>
+      <w:tblGrid>
+        <w:gridCol w:w="5638"/>
+        <w:gridCol w:w="2000"/>
+        <w:gridCol w:w="2000"/>
+      </w:tblGrid>
+      <w:tr>
+        <w:tc>
+          <w:tcPr>
+            <w:tcW w:type="dxa" w:w="5638"/>
+            <w:tcBorders>
+              <w:top w:val="single" w:color="808080" w:sz="1"/>
+              <w:left w:val="single" w:color="808080" w:sz="1"/>
+              <w:bottom w:val="single" w:color="808080" w:sz="1"/>
+              <w:right w:val="single" w:color="808080" w:sz="1"/>
+            </w:tcBorders>
+            <w:shd w:fill="E8ECEF" w:val="clear"/>
+            <w:tcMar>
+              <w:top w:type="dxa" w:w="60"/>
+              <w:left w:type="dxa" w:w="100"/>
+              <w:bottom w:type="dxa" w:w="60"/>
+              <w:right w:type="dxa" w:w="100"/>
+            </w:tcMar>
+          </w:tcPr>
+          <w:p>
+            <w:pPr>
+              <w:spacing w:line="240"/>
+              <w:jc w:val="left"/>
+            </w:pPr>
+            <w:r>
+              <w:rPr>
+                <w:rFonts w:ascii="Times New Roman" w:cs="Times New Roman" w:eastAsia="Times New Roman" w:hAnsi="Times New Roman"/>
+                <w:b/>
+                <w:bCs/>
+                <w:sz w:val="24"/>
+                <w:szCs w:val="24"/>
+              </w:rPr>
+              <w:t xml:space="preserve">Модель</w:t>
+            </w:r>
+          </w:p>
+        </w:tc>
+        <w:tc>
+          <w:tcPr>
+            <w:tcW w:type="dxa" w:w="2000"/>
+            <w:tcBorders>
+              <w:top w:val="single" w:color="808080" w:sz="1"/>
+              <w:left w:val="single" w:color="808080" w:sz="1"/>
+              <w:bottom w:val="single" w:color="808080" w:sz="1"/>
+              <w:right w:val="single" w:color="808080" w:sz="1"/>
+            </w:tcBorders>
+            <w:shd w:fill="E8ECEF" w:val="clear"/>
+            <w:tcMar>
+              <w:top w:type="dxa" w:w="60"/>
+              <w:left w:type="dxa" w:w="100"/>
+              <w:bottom w:type="dxa" w:w="60"/>
+              <w:right w:type="dxa" w:w="100"/>
+            </w:tcMar>
+          </w:tcPr>
+          <w:p>
+            <w:pPr>
+              <w:spacing w:line="240"/>
+              <w:jc w:val="center"/>
+            </w:pPr>
+            <w:r>
+              <w:rPr>
+                <w:rFonts w:ascii="Times New Roman" w:cs="Times New Roman" w:eastAsia="Times New Roman" w:hAnsi="Times New Roman"/>
+                <w:b/>
+                <w:bCs/>
+                <w:sz w:val="24"/>
+                <w:szCs w:val="24"/>
+              </w:rPr>
+              <w:t xml:space="preserve">WER</w:t>
+            </w:r>
+          </w:p>
+        </w:tc>
+        <w:tc>
+          <w:tcPr>
+            <w:tcW w:type="dxa" w:w="2000"/>
+            <w:tcBorders>
+              <w:top w:val="single" w:color="808080" w:sz="1"/>
+              <w:left w:val="single" w:color="808080" w:sz="1"/>
+              <w:bottom w:val="single" w:color="808080" w:sz="1"/>
+              <w:right w:val="single" w:color="808080" w:sz="1"/>
+            </w:tcBorders>
+            <w:shd w:fill="E8ECEF" w:val="clear"/>
+            <w:tcMar>
+              <w:top w:type="dxa" w:w="60"/>
+              <w:left w:type="dxa" w:w="100"/>
+              <w:bottom w:type="dxa" w:w="60"/>
+              <w:right w:type="dxa" w:w="100"/>
+            </w:tcMar>
+          </w:tcPr>
+          <w:p>
+            <w:pPr>
+              <w:spacing w:line="240"/>
+              <w:jc w:val="center"/>
+            </w:pPr>
+            <w:r>
+              <w:rPr>
+                <w:rFonts w:ascii="Times New Roman" w:cs="Times New Roman" w:eastAsia="Times New Roman" w:hAnsi="Times New Roman"/>
+                <w:b/>
+                <w:bCs/>
+                <w:sz w:val="24"/>
+                <w:szCs w:val="24"/>
+              </w:rPr>
+              <w:t xml:space="preserve">CER</w:t>
+            </w:r>
+          </w:p>
+        </w:tc>
+      </w:tr>
+      <w:tr>
+        <w:tc>
+          <w:tcPr>
+            <w:tcW w:type="dxa" w:w="5638"/>
+            <w:tcBorders>
+              <w:top w:val="single" w:color="808080" w:sz="1"/>
+              <w:left w:val="single" w:color="808080" w:sz="1"/>
+              <w:bottom w:val="single" w:color="808080" w:sz="1"/>
+              <w:right w:val="single" w:color="808080" w:sz="1"/>
+            </w:tcBorders>
+            <w:tcMar>
+              <w:top w:type="dxa" w:w="60"/>
+              <w:left w:type="dxa" w:w="100"/>
+              <w:bottom w:type="dxa" w:w="60"/>
+              <w:right w:type="dxa" w:w="100"/>
+            </w:tcMar>
+          </w:tcPr>
+          <w:p>
+            <w:pPr>
+              <w:spacing w:line="240"/>
+              <w:jc w:val="left"/>
+            </w:pPr>
+            <w:r>
+              <w:rPr>
+                <w:rFonts w:ascii="Times New Roman" w:cs="Times New Roman" w:eastAsia="Times New Roman" w:hAnsi="Times New Roman"/>
+                <w:b w:val="false"/>
+                <w:bCs w:val="false"/>
+                <w:sz w:val="24"/>
+                <w:szCs w:val="24"/>
+              </w:rPr>
+              <w:t xml:space="preserve">Адаптированная (настоящая работа)</w:t>
+            </w:r>
+          </w:p>
+        </w:tc>
+        <w:tc>
+          <w:tcPr>
+            <w:tcW w:type="dxa" w:w="2000"/>
+            <w:tcBorders>
+              <w:top w:val="single" w:color="808080" w:sz="1"/>
+              <w:left w:val="single" w:color="808080" w:sz="1"/>
+              <w:bottom w:val="single" w:color="808080" w:sz="1"/>
+              <w:right w:val="single" w:color="808080" w:sz="1"/>
+            </w:tcBorders>
+            <w:tcMar>
+              <w:top w:type="dxa" w:w="60"/>
+              <w:left w:type="dxa" w:w="100"/>
+              <w:bottom w:type="dxa" w:w="60"/>
+              <w:right w:type="dxa" w:w="100"/>
+            </w:tcMar>
+          </w:tcPr>
+          <w:p>
+            <w:pPr>
+              <w:spacing w:line="240"/>
+              <w:jc w:val="center"/>
+            </w:pPr>
+            <w:r>
+              <w:rPr>
+                <w:rFonts w:ascii="Times New Roman" w:cs="Times New Roman" w:eastAsia="Times New Roman" w:hAnsi="Times New Roman"/>
+                <w:b w:val="false"/>
+                <w:bCs w:val="false"/>
+                <w:sz w:val="24"/>
+                <w:szCs w:val="24"/>
+              </w:rPr>
+              <w:t xml:space="preserve">10,11 %</w:t>
+            </w:r>
+          </w:p>
+        </w:tc>
+        <w:tc>
+          <w:tcPr>
+            <w:tcW w:type="dxa" w:w="2000"/>
+            <w:tcBorders>
+              <w:top w:val="single" w:color="808080" w:sz="1"/>
+              <w:left w:val="single" w:color="808080" w:sz="1"/>
+              <w:bottom w:val="single" w:color="808080" w:sz="1"/>
+              <w:right w:val="single" w:color="808080" w:sz="1"/>
+            </w:tcBorders>
+            <w:tcMar>
+              <w:top w:type="dxa" w:w="60"/>
+              <w:left w:type="dxa" w:w="100"/>
+              <w:bottom w:type="dxa" w:w="60"/>
+              <w:right w:type="dxa" w:w="100"/>
+            </w:tcMar>
+          </w:tcPr>
+          <w:p>
+            <w:pPr>
+              <w:spacing w:line="240"/>
+              <w:jc w:val="center"/>
+            </w:pPr>
+            <w:r>
+              <w:rPr>
+                <w:rFonts w:ascii="Times New Roman" w:cs="Times New Roman" w:eastAsia="Times New Roman" w:hAnsi="Times New Roman"/>
+                <w:b w:val="false"/>
+                <w:bCs w:val="false"/>
+                <w:sz w:val="24"/>
+                <w:szCs w:val="24"/>
+              </w:rPr>
+              <w:t xml:space="preserve">3,77 %</w:t>
+            </w:r>
+          </w:p>
+        </w:tc>
+      </w:tr>
+      <w:tr>
+        <w:tc>
+          <w:tcPr>
+            <w:tcW w:type="dxa" w:w="5638"/>
+            <w:tcBorders>
+              <w:top w:val="single" w:color="808080" w:sz="1"/>
+              <w:left w:val="single" w:color="808080" w:sz="1"/>
+              <w:bottom w:val="single" w:color="808080" w:sz="1"/>
+              <w:right w:val="single" w:color="808080" w:sz="1"/>
+            </w:tcBorders>
+            <w:tcMar>
+              <w:top w:type="dxa" w:w="60"/>
+              <w:left w:type="dxa" w:w="100"/>
+              <w:bottom w:type="dxa" w:w="60"/>
+              <w:right w:type="dxa" w:w="100"/>
+            </w:tcMar>
+          </w:tcPr>
+          <w:p>
+            <w:pPr>
+              <w:spacing w:line="240"/>
+              <w:jc w:val="left"/>
+            </w:pPr>
+            <w:r>
+              <w:rPr>
+                <w:rFonts w:ascii="Times New Roman" w:cs="Times New Roman" w:eastAsia="Times New Roman" w:hAnsi="Times New Roman"/>
+                <w:b w:val="false"/>
+                <w:bCs w:val="false"/>
+                <w:sz w:val="24"/>
+                <w:szCs w:val="24"/>
+              </w:rPr>
+              <w:t xml:space="preserve">whisper-turbo-ksc2</w:t>
+            </w:r>
+          </w:p>
+        </w:tc>
+        <w:tc>
+          <w:tcPr>
+            <w:tcW w:type="dxa" w:w="2000"/>
+            <w:tcBorders>
+              <w:top w:val="single" w:color="808080" w:sz="1"/>
+              <w:left w:val="single" w:color="808080" w:sz="1"/>
+              <w:bottom w:val="single" w:color="808080" w:sz="1"/>
+              <w:right w:val="single" w:color="808080" w:sz="1"/>
+            </w:tcBorders>
+            <w:tcMar>
+              <w:top w:type="dxa" w:w="60"/>
+              <w:left w:type="dxa" w:w="100"/>
+              <w:bottom w:type="dxa" w:w="60"/>
+              <w:right w:type="dxa" w:w="100"/>
+            </w:tcMar>
+          </w:tcPr>
+          <w:p>
+            <w:pPr>
+              <w:spacing w:line="240"/>
+              <w:jc w:val="center"/>
+            </w:pPr>
+            <w:r>
+              <w:rPr>
+                <w:rFonts w:ascii="Times New Roman" w:cs="Times New Roman" w:eastAsia="Times New Roman" w:hAnsi="Times New Roman"/>
+                <w:b w:val="false"/>
+                <w:bCs w:val="false"/>
+                <w:sz w:val="24"/>
+                <w:szCs w:val="24"/>
+              </w:rPr>
+              <w:t xml:space="preserve">11,02 %</w:t>
+            </w:r>
+          </w:p>
+        </w:tc>
+        <w:tc>
+          <w:tcPr>
+            <w:tcW w:type="dxa" w:w="2000"/>
+            <w:tcBorders>
+              <w:top w:val="single" w:color="808080" w:sz="1"/>
+              <w:left w:val="single" w:color="808080" w:sz="1"/>
+              <w:bottom w:val="single" w:color="808080" w:sz="1"/>
+              <w:right w:val="single" w:color="808080" w:sz="1"/>
+            </w:tcBorders>
+            <w:tcMar>
+              <w:top w:type="dxa" w:w="60"/>
+              <w:left w:type="dxa" w:w="100"/>
+              <w:bottom w:type="dxa" w:w="60"/>
+              <w:right w:type="dxa" w:w="100"/>
+            </w:tcMar>
+          </w:tcPr>
+          <w:p>
+            <w:pPr>
+              <w:spacing w:line="240"/>
+              <w:jc w:val="center"/>
+            </w:pPr>
+            <w:r>
+              <w:rPr>
+                <w:rFonts w:ascii="Times New Roman" w:cs="Times New Roman" w:eastAsia="Times New Roman" w:hAnsi="Times New Roman"/>
+                <w:b w:val="false"/>
+                <w:bCs w:val="false"/>
+                <w:sz w:val="24"/>
+                <w:szCs w:val="24"/>
+              </w:rPr>
+              <w:t xml:space="preserve">3,85 %</w:t>
+            </w:r>
+          </w:p>
+        </w:tc>
+      </w:tr>
+      <w:tr>
+        <w:tc>
+          <w:tcPr>
+            <w:tcW w:type="dxa" w:w="5638"/>
+            <w:tcBorders>
+              <w:top w:val="single" w:color="808080" w:sz="1"/>
+              <w:left w:val="single" w:color="808080" w:sz="1"/>
+              <w:bottom w:val="single" w:color="808080" w:sz="1"/>
+              <w:right w:val="single" w:color="808080" w:sz="1"/>
+            </w:tcBorders>
+            <w:tcMar>
+              <w:top w:type="dxa" w:w="60"/>
+              <w:left w:type="dxa" w:w="100"/>
+              <w:bottom w:type="dxa" w:w="60"/>
+              <w:right w:type="dxa" w:w="100"/>
+            </w:tcMar>
+          </w:tcPr>
+          <w:p>
+            <w:pPr>
+              <w:spacing w:line="240"/>
+              <w:jc w:val="left"/>
+            </w:pPr>
+            <w:r>
+              <w:rPr>
+                <w:rFonts w:ascii="Times New Roman" w:cs="Times New Roman" w:eastAsia="Times New Roman" w:hAnsi="Times New Roman"/>
+                <w:b w:val="false"/>
+                <w:bCs w:val="false"/>
+                <w:sz w:val="24"/>
+                <w:szCs w:val="24"/>
+              </w:rPr>
+              <w:t xml:space="preserve">kazakh-whisper-large-v3-turbo</w:t>
+            </w:r>
+          </w:p>
+        </w:tc>
+        <w:tc>
+          <w:tcPr>
+            <w:tcW w:type="dxa" w:w="2000"/>
+            <w:tcBorders>
+              <w:top w:val="single" w:color="808080" w:sz="1"/>
+              <w:left w:val="single" w:color="808080" w:sz="1"/>
+              <w:bottom w:val="single" w:color="808080" w:sz="1"/>
+              <w:right w:val="single" w:color="808080" w:sz="1"/>
+            </w:tcBorders>
+            <w:tcMar>
+              <w:top w:type="dxa" w:w="60"/>
+              <w:left w:type="dxa" w:w="100"/>
+              <w:bottom w:type="dxa" w:w="60"/>
+              <w:right w:type="dxa" w:w="100"/>
+            </w:tcMar>
+          </w:tcPr>
+          <w:p>
+            <w:pPr>
+              <w:spacing w:line="240"/>
+              <w:jc w:val="center"/>
+            </w:pPr>
+            <w:r>
+              <w:rPr>
+                <w:rFonts w:ascii="Times New Roman" w:cs="Times New Roman" w:eastAsia="Times New Roman" w:hAnsi="Times New Roman"/>
+                <w:b w:val="false"/>
+                <w:bCs w:val="false"/>
+                <w:sz w:val="24"/>
+                <w:szCs w:val="24"/>
+              </w:rPr>
+              <w:t xml:space="preserve">11,42 %</w:t>
+            </w:r>
+          </w:p>
+        </w:tc>
+        <w:tc>
+          <w:tcPr>
+            <w:tcW w:type="dxa" w:w="2000"/>
+            <w:tcBorders>
+              <w:top w:val="single" w:color="808080" w:sz="1"/>
+              <w:left w:val="single" w:color="808080" w:sz="1"/>
+              <w:bottom w:val="single" w:color="808080" w:sz="1"/>
+              <w:right w:val="single" w:color="808080" w:sz="1"/>
+            </w:tcBorders>
+            <w:tcMar>
+              <w:top w:type="dxa" w:w="60"/>
+              <w:left w:type="dxa" w:w="100"/>
+              <w:bottom w:type="dxa" w:w="60"/>
+              <w:right w:type="dxa" w:w="100"/>
+            </w:tcMar>
+          </w:tcPr>
+          <w:p>
+            <w:pPr>
+              <w:spacing w:line="240"/>
+              <w:jc w:val="center"/>
+            </w:pPr>
+            <w:r>
+              <w:rPr>
+                <w:rFonts w:ascii="Times New Roman" w:cs="Times New Roman" w:eastAsia="Times New Roman" w:hAnsi="Times New Roman"/>
+                <w:b w:val="false"/>
+                <w:bCs w:val="false"/>
+                <w:sz w:val="24"/>
+                <w:szCs w:val="24"/>
+              </w:rPr>
+              <w:t xml:space="preserve">3,87 %</w:t>
+            </w:r>
+          </w:p>
+        </w:tc>
+      </w:tr>
+      <w:tr>
+        <w:tc>
+          <w:tcPr>
+            <w:tcW w:type="dxa" w:w="5638"/>
+            <w:tcBorders>
+              <w:top w:val="single" w:color="808080" w:sz="1"/>
+              <w:left w:val="single" w:color="808080" w:sz="1"/>
+              <w:bottom w:val="single" w:color="808080" w:sz="1"/>
+              <w:right w:val="single" w:color="808080" w:sz="1"/>
+            </w:tcBorders>
+            <w:tcMar>
+              <w:top w:type="dxa" w:w="60"/>
+              <w:left w:type="dxa" w:w="100"/>
+              <w:bottom w:type="dxa" w:w="60"/>
+              <w:right w:type="dxa" w:w="100"/>
+            </w:tcMar>
+          </w:tcPr>
+          <w:p>
+            <w:pPr>
+              <w:spacing w:line="240"/>
+              <w:jc w:val="left"/>
+            </w:pPr>
+            <w:r>
+              <w:rPr>
+                <w:rFonts w:ascii="Times New Roman" w:cs="Times New Roman" w:eastAsia="Times New Roman" w:hAnsi="Times New Roman"/>
+                <w:b w:val="false"/>
+                <w:bCs w:val="false"/>
+                <w:sz w:val="24"/>
+                <w:szCs w:val="24"/>
+              </w:rPr>
+              <w:t xml:space="preserve">Базовая, без дообучения</w:t>
+            </w:r>
+          </w:p>
+        </w:tc>
+        <w:tc>
+          <w:tcPr>
+            <w:tcW w:type="dxa" w:w="2000"/>
+            <w:tcBorders>
+              <w:top w:val="single" w:color="808080" w:sz="1"/>
+              <w:left w:val="single" w:color="808080" w:sz="1"/>
+              <w:bottom w:val="single" w:color="808080" w:sz="1"/>
+              <w:right w:val="single" w:color="808080" w:sz="1"/>
+            </w:tcBorders>
+            <w:tcMar>
+              <w:top w:type="dxa" w:w="60"/>
+              <w:left w:type="dxa" w:w="100"/>
+              <w:bottom w:type="dxa" w:w="60"/>
+              <w:right w:type="dxa" w:w="100"/>
+            </w:tcMar>
+          </w:tcPr>
+          <w:p>
+            <w:pPr>
+              <w:spacing w:line="240"/>
+              <w:jc w:val="center"/>
+            </w:pPr>
+            <w:r>
+              <w:rPr>
+                <w:rFonts w:ascii="Times New Roman" w:cs="Times New Roman" w:eastAsia="Times New Roman" w:hAnsi="Times New Roman"/>
+                <w:b w:val="false"/>
+                <w:bCs w:val="false"/>
+                <w:sz w:val="24"/>
+                <w:szCs w:val="24"/>
+              </w:rPr>
+              <w:t xml:space="preserve">21,33 %</w:t>
+            </w:r>
+          </w:p>
+        </w:tc>
+        <w:tc>
+          <w:tcPr>
+            <w:tcW w:type="dxa" w:w="2000"/>
+            <w:tcBorders>
+              <w:top w:val="single" w:color="808080" w:sz="1"/>
+              <w:left w:val="single" w:color="808080" w:sz="1"/>
+              <w:bottom w:val="single" w:color="808080" w:sz="1"/>
+              <w:right w:val="single" w:color="808080" w:sz="1"/>
+            </w:tcBorders>
+            <w:tcMar>
+              <w:top w:type="dxa" w:w="60"/>
+              <w:left w:type="dxa" w:w="100"/>
+              <w:bottom w:type="dxa" w:w="60"/>
+              <w:right w:type="dxa" w:w="100"/>
+            </w:tcMar>
+          </w:tcPr>
+          <w:p>
+            <w:pPr>
+              <w:spacing w:line="240"/>
+              <w:jc w:val="center"/>
+            </w:pPr>
+            <w:r>
+              <w:rPr>
+                <w:rFonts w:ascii="Times New Roman" w:cs="Times New Roman" w:eastAsia="Times New Roman" w:hAnsi="Times New Roman"/>
+                <w:b w:val="false"/>
+                <w:bCs w:val="false"/>
+                <w:sz w:val="24"/>
+                <w:szCs w:val="24"/>
+              </w:rPr>
+              <w:t xml:space="preserve">5,17 %</w:t>
+            </w:r>
+          </w:p>
+        </w:tc>
+      </w:tr>
+    </w:tbl>
+    <w:p>
+      <w:pPr>
+        <w:spacing w:after="240"/>
+      </w:pPr>
+      <w:r>
+        <w:rPr>
+          <w:rFonts w:ascii="Times New Roman" w:cs="Times New Roman" w:eastAsia="Times New Roman" w:hAnsi="Times New Roman"/>
+          <w:sz w:val="20"/>
+          <w:szCs w:val="20"/>
+        </w:rPr>
+        <w:t xml:space="preserve"/>
+      </w:r>
+    </w:p>
+    <w:p>
+      <w:pPr>
+        <w:spacing w:after="120" w:before="240" w:line="360"/>
+        <w:jc w:val="center"/>
+      </w:pPr>
+      <w:r>
+        <w:drawing>
+          <wp:inline distT="0" distB="0" distL="0" distR="0">
+            <wp:extent cx="5524500" cy="2809875"/>
+            <wp:effectExtent t="0" r="0" b="0" l="0"/>
+            <wp:docPr id="1" name="fig7-asr-error-types" descr="Рисунок 13 — Разложение ошибок распознавания по типам" title="Рисунок 13 — Разложение ошибок распознавания по типам"/>
+            <wp:cNvGraphicFramePr>
+              <a:graphicFrameLocks xmlns:a="http://schemas.openxmlformats.org/drawingml/2006/main" noChangeAspect="1"/>
+            </wp:cNvGraphicFramePr>
+            <a:graphic xmlns:a="http://schemas.openxmlformats.org/drawingml/2006/main">
+              <a:graphicData uri="http://schemas.openxmlformats.org/drawingml/2006/picture">
+                <pic:pic xmlns:pic="http://schemas.openxmlformats.org/drawingml/2006/picture">
+                  <pic:nvPicPr>
+                    <pic:cNvPr id="0" name="" descr=""/>
+                    <pic:cNvPicPr>
+                      <a:picLocks noChangeAspect="1" noChangeArrowheads="1"/>
+                    </pic:cNvPicPr>
+                  </pic:nvPicPr>
+                  <pic:blipFill>
+                    <a:blip r:embed="rId21" cstate="none"/>
+                    <a:srcRect/>
+                    <a:stretch>
+                      <a:fillRect/>
+                    </a:stretch>
+                  </pic:blipFill>
+                  <pic:spPr bwMode="auto">
+                    <a:xfrm>
+                      <a:off x="0" y="0"/>
                       <a:ext cx="5524500" cy="2809875"/>
                     </a:xfrm>
                     <a:prstGeom prst="rect">
@@ -6841,7 +7335,7 @@
           <w:sz w:val="24"/>
           <w:szCs w:val="24"/>
         </w:rPr>
-        <w:t xml:space="preserve">Рисунок 7 — Разложение ошибок распознавания по типам</w:t>
+        <w:t xml:space="preserve">Рисунок 13 — Разложение ошибок распознавания по типам</w:t>
       </w:r>
     </w:p>
     <w:p>
@@ -6867,6 +7361,7 @@
       <w:pPr>
         <w:pStyle w:val="Heading2"/>
         <w:spacing w:after="120" w:before="240" w:line="360"/>
+        <w:ind w:firstLine="709"/>
         <w:jc w:val="left"/>
       </w:pPr>
       <w:r>
@@ -6877,7 +7372,7 @@
           <w:sz w:val="28"/>
           <w:szCs w:val="28"/>
         </w:rPr>
-        <w:t xml:space="preserve">4.7 Границы полученных результатов</w:t>
+        <w:t xml:space="preserve">5.7 Границы полученных результатов</w:t>
       </w:r>
     </w:p>
     <w:p>
@@ -6980,15 +7475,15 @@
         <w:pStyle w:val="Heading1"/>
         <w:pageBreakBefore/>
         <w:spacing w:after="240" w:line="360"/>
-        <w:jc w:val="left"/>
+        <w:jc w:val="center"/>
       </w:pPr>
       <w:r>
         <w:rPr>
           <w:rFonts w:ascii="Times New Roman" w:cs="Times New Roman" w:eastAsia="Times New Roman" w:hAnsi="Times New Roman"/>
           <w:b/>
           <w:bCs/>
-          <w:sz w:val="32"/>
-          <w:szCs w:val="32"/>
+          <w:sz w:val="28"/>
+          <w:szCs w:val="28"/>
         </w:rPr>
         <w:t xml:space="preserve">ЗАКЛЮЧЕНИЕ</w:t>
       </w:r>
@@ -7028,7 +7523,7 @@
           <w:sz w:val="28"/>
           <w:szCs w:val="28"/>
         </w:rPr>
-        <w:t xml:space="preserve">Разработан комплекс информационных моделей вербального робота, включающий модели ситуации, решения, памяти и неявной обратной связи. Модель решения допускает осознанный отказ от действия, что отличает её от известных моделей, инициируемых обращением человека.</w:t>
+        <w:t xml:space="preserve">Разработана пятиуровневая архитектура системы управления мобильным роботом, отличающаяся выделенным уровнем программных модулей. По результатам подана заявка на изобретение.</w:t>
       </w:r>
     </w:p>
     <w:p>
@@ -7047,7 +7542,7 @@
           <w:sz w:val="28"/>
           <w:szCs w:val="28"/>
         </w:rPr>
-        <w:t xml:space="preserve">Разработана двухконтурная технология создания вербального робота, при которой речевой контур не участвует в обучении. Экспериментально показано, что различение ситуаций обеспечивается обучением адаптера: та же модель с отключённым адаптером проявляет вырожденное поведение на всей контрольной выборке.</w:t>
+        <w:t xml:space="preserve">Разработан комплекс информационных моделей вербального робота, включающий модели ситуации, решения, памяти и неявной обратной связи. Модель решения допускает осознанный отказ от действия, что отличает её от известных моделей, инициируемых обращением человека.</w:t>
       </w:r>
     </w:p>
     <w:p>
@@ -7066,7 +7561,7 @@
           <w:sz w:val="28"/>
           <w:szCs w:val="28"/>
         </w:rPr>
-        <w:t xml:space="preserve">Установлено, что вырожденность является закономерной фазой обучения проактивности: модель проходит через режим постоянного вмешательства и покидает его приблизительно к 250 шагу обучения.</w:t>
+        <w:t xml:space="preserve">Разработана двухконтурная технология создания вербального робота, при которой речевой контур не участвует в обучении. Экспериментально показано, что различение ситуаций обеспечивается обучением адаптера: та же модель с отключённым адаптером проявляет вырожденное поведение на всей контрольной выборке.</w:t>
       </w:r>
     </w:p>
     <w:p>
@@ -7085,7 +7580,7 @@
           <w:sz w:val="28"/>
           <w:szCs w:val="28"/>
         </w:rPr>
-        <w:t xml:space="preserve">Экспериментально показана непригодность значения функции потерь, F1 и точности в качестве критериев отбора состояния модели: каждый из них приводит к выбору вырожденного состояния. Обоснована необходимость специализированной системы метрик агентности.</w:t>
+        <w:t xml:space="preserve">Установлено, что вырожденность является закономерной фазой обучения проактивности: модель проходит через режим постоянного вмешательства и покидает его приблизительно к 250 шагу обучения.</w:t>
       </w:r>
     </w:p>
     <w:p>
@@ -7104,7 +7599,7 @@
           <w:sz w:val="28"/>
           <w:szCs w:val="28"/>
         </w:rPr>
-        <w:t xml:space="preserve">Экспериментально подтверждена необходимость выравнивания классов и измерен вклад диалоговых данных в сохранность исходных способностей.</w:t>
+        <w:t xml:space="preserve">Экспериментально показана непригодность значения функции потерь, F1 и точности в качестве критериев отбора состояния модели: каждый из них приводит к выбору вырожденного состояния. Обоснована необходимость специализированной системы метрик агентности.</w:t>
       </w:r>
     </w:p>
     <w:p>
@@ -7123,6 +7618,25 @@
           <w:sz w:val="28"/>
           <w:szCs w:val="28"/>
         </w:rPr>
+        <w:t xml:space="preserve">Экспериментально подтверждена необходимость выравнивания классов и измерен вклад диалоговых данных в сохранность исходных способностей.</w:t>
+      </w:r>
+    </w:p>
+    <w:p>
+      <w:pPr>
+        <w:pStyle w:val="ListParagraph"/>
+        <w:numPr>
+          <w:ilvl w:val="0"/>
+          <w:numId w:val="5"/>
+        </w:numPr>
+        <w:spacing w:line="360"/>
+        <w:jc w:val="both"/>
+      </w:pPr>
+      <w:r>
+        <w:rPr>
+          <w:rFonts w:ascii="Times New Roman" w:cs="Times New Roman" w:eastAsia="Times New Roman" w:hAnsi="Times New Roman"/>
+          <w:sz w:val="28"/>
+          <w:szCs w:val="28"/>
+        </w:rPr>
         <w:t xml:space="preserve">Для речевого контура достигнута доля ошибок распознавания 10,11 % на словах, что превосходит опубликованные модели на использованной выборке.</w:t>
       </w:r>
     </w:p>
@@ -7150,15 +7664,15 @@
         <w:pStyle w:val="Heading1"/>
         <w:pageBreakBefore/>
         <w:spacing w:after="240" w:line="360"/>
-        <w:jc w:val="left"/>
+        <w:jc w:val="center"/>
       </w:pPr>
       <w:r>
         <w:rPr>
           <w:rFonts w:ascii="Times New Roman" w:cs="Times New Roman" w:eastAsia="Times New Roman" w:hAnsi="Times New Roman"/>
           <w:b/>
           <w:bCs/>
-          <w:sz w:val="32"/>
-          <w:szCs w:val="32"/>
+          <w:sz w:val="28"/>
+          <w:szCs w:val="28"/>
         </w:rPr>
         <w:t xml:space="preserve">СПИСОК ИСПОЛЬЗОВАННЫХ ИСТОЧНИКОВ</w:t>
       </w:r>
@@ -7545,9 +8059,11 @@
     </w:p>
     <w:sectPr>
       <w:footerReference w:type="default" r:id="rId7"/>
+      <w:footerReference w:type="first" r:id="rId8"/>
       <w:pgSz w:w="11906" w:h="16838" w:orient="portrait"/>
       <w:pgMar w:top="1134" w:right="567" w:bottom="1134" w:left="1701" w:header="708" w:footer="708" w:gutter="0"/>
       <w:pgNumType/>
+      <w:titlePg/>
       <w:docGrid w:linePitch="360"/>
     </w:sectPr>
   </w:body>
@@ -7616,6 +8132,12 @@
 </w:ftr>
 </file>
 
+<file path=word/footer2.xml><?xml version="1.0" encoding="utf-8"?>
+<w:ftr xmlns:wpc="http://schemas.microsoft.com/office/word/2010/wordprocessingCanvas" xmlns:mc="http://schemas.openxmlformats.org/markup-compatibility/2006" xmlns:o="urn:schemas-microsoft-com:office:office" xmlns:r="http://schemas.openxmlformats.org/officeDocument/2006/relationships" xmlns:m="http://schemas.openxmlformats.org/officeDocument/2006/math" xmlns:v="urn:schemas-microsoft-com:vml" xmlns:wp14="http://schemas.microsoft.com/office/word/2010/wordprocessingDrawing" xmlns:wp="http://schemas.openxmlformats.org/drawingml/2006/wordprocessingDrawing" xmlns:w10="urn:schemas-microsoft-com:office:word" xmlns:w="http://schemas.openxmlformats.org/wordprocessingml/2006/main" xmlns:w14="http://schemas.microsoft.com/office/word/2010/wordml" xmlns:w15="http://schemas.microsoft.com/office/word/2012/wordml" xmlns:wpg="http://schemas.microsoft.com/office/word/2010/wordprocessingGroup" xmlns:wpi="http://schemas.microsoft.com/office/word/2010/wordprocessingInk" xmlns:wne="http://schemas.microsoft.com/office/word/2006/wordml" xmlns:wps="http://schemas.microsoft.com/office/word/2010/wordprocessingShape">
+  <w:p/>
+</w:ftr>
+</file>
+
 <file path=word/footnotes.xml><?xml version="1.0" encoding="utf-8"?>
 <w:footnotes xmlns:wpc="http://schemas.microsoft.com/office/word/2010/wordprocessingCanvas" xmlns:mc="http://schemas.openxmlformats.org/markup-compatibility/2006" xmlns:o="urn:schemas-microsoft-com:office:office" xmlns:r="http://schemas.openxmlformats.org/officeDocument/2006/relationships" xmlns:m="http://schemas.openxmlformats.org/officeDocument/2006/math" xmlns:v="urn:schemas-microsoft-com:vml" xmlns:wp14="http://schemas.microsoft.com/office/word/2010/wordprocessingDrawing" xmlns:wp="http://schemas.openxmlformats.org/drawingml/2006/wordprocessingDrawing" xmlns:w10="urn:schemas-microsoft-com:office:word" xmlns:w="http://schemas.openxmlformats.org/wordprocessingml/2006/main" xmlns:w14="http://schemas.microsoft.com/office/word/2010/wordml" xmlns:w15="http://schemas.microsoft.com/office/word/2012/wordml" xmlns:wpg="http://schemas.microsoft.com/office/word/2010/wordprocessingGroup" xmlns:wpi="http://schemas.microsoft.com/office/word/2010/wordprocessingInk" xmlns:wne="http://schemas.microsoft.com/office/word/2006/wordml" xmlns:wps="http://schemas.microsoft.com/office/word/2010/wordprocessingShape" mc:Ignorable="w14 w15 wp14">
   <w:footnote w:type="separator" w:id="-1">
@@ -7756,10 +8278,10 @@
     <w:lvl w:ilvl="0" w15:tentative="1">
       <w:start w:val="1"/>
       <w:numFmt w:val="decimal"/>
-      <w:lvlText w:val="%1)"/>
+      <w:lvlText w:val="%1."/>
       <w:lvlJc w:val="left"/>
       <w:pPr>
-        <w:ind w:left="1069" w:hanging="360"/>
+        <w:ind w:left="709" w:hanging="400"/>
       </w:pPr>
     </w:lvl>
   </w:abstractNum>
@@ -7806,13 +8328,13 @@
     </w:lvlOverride>
   </w:num>
   <w:num w:numId="2">
-    <w:abstractNumId w:val="3"/>
+    <w:abstractNumId w:val="4"/>
     <w:lvlOverride w:ilvl="0">
       <w:startOverride w:val="1"/>
     </w:lvlOverride>
   </w:num>
   <w:num w:numId="3">
-    <w:abstractNumId w:val="4"/>
+    <w:abstractNumId w:val="5"/>
     <w:lvlOverride w:ilvl="0">
       <w:startOverride w:val="1"/>
     </w:lvlOverride>
@@ -7824,13 +8346,13 @@
     </w:lvlOverride>
   </w:num>
   <w:num w:numId="5">
-    <w:abstractNumId w:val="5"/>
+    <w:abstractNumId w:val="6"/>
     <w:lvlOverride w:ilvl="0">
       <w:startOverride w:val="1"/>
     </w:lvlOverride>
   </w:num>
   <w:num w:numId="6">
-    <w:abstractNumId w:val="6"/>
+    <w:abstractNumId w:val="3"/>
     <w:lvlOverride w:ilvl="0">
       <w:startOverride w:val="1"/>
     </w:lvlOverride>
@@ -8035,8 +8557,8 @@
       <w:b/>
       <w:bCs/>
       <w:color w:val="000000"/>
-      <w:sz w:val="32"/>
-      <w:szCs w:val="32"/>
+      <w:sz w:val="28"/>
+      <w:szCs w:val="28"/>
     </w:rPr>
   </w:style>
   <w:style w:type="paragraph" w:styleId="Heading2">
